--- a/reports/ПР_1-2_Стандарты_и_методологии.docx
+++ b/reports/ПР_1-2_Стандарты_и_методологии.docx
@@ -404,7 +404,7 @@
           <w:i w:val="0"/>
           <w:sz w:val="28"/>
         </w:rPr>
-        <w:t>Изучение российских и международных стандартов, регламентирующих создание, эксплуатацию и аудит информационных систем (ИС).</w:t>
+        <w:t>Целью работы является изучение отечественных и зарубежных стандартов и методологий, которые регламентируют разработку, эксплуатацию и аудит информационных систем (ИС).</w:t>
       </w:r>
     </w:p>
     <w:p>
@@ -415,7 +415,7 @@
           <w:i w:val="0"/>
           <w:sz w:val="28"/>
         </w:rPr>
-        <w:t>Работа выполняется применительно к теме сквозного проекта «Разработка информационной системы поддержки принятия решений для оценки кредитоспособности физических лиц»: в ходе изучения стандартов отмечается, какие из них будут использоваться при создании этой системы.</w:t>
+        <w:t>Изучение стандартов ведётся с учётом темы, выбранной для последующих работ курса: «Разработка информационной системы поддержки принятия решений для оценки кредитоспособности физических лиц». Для каждой группы документов отмечается, где она будет применяться при создании этой системы.</w:t>
       </w:r>
     </w:p>
     <w:p>
@@ -637,6 +637,11 @@
               <w:t>ГОСТ 34.201-89</w:t>
             </w:r>
           </w:p>
+        </w:tc>
+        <w:tc>
+          <w:tcPr>
+            <w:tcW w:type="dxa" w:w="6520"/>
+          </w:tcPr>
           <w:p>
             <w:pPr>
               <w:widowControl w:val="0"/>
@@ -644,6 +649,7 @@
               <w:ind w:firstLine="0"/>
               <w:jc w:val="left"/>
             </w:pPr>
+            <w:r/>
             <w:r>
               <w:rPr>
                 <w:rFonts w:ascii="Times New Roman" w:hAnsi="Times New Roman" w:cs="Times New Roman" w:eastAsia="Times New Roman"/>
@@ -651,7 +657,35 @@
                 <w:i w:val="0"/>
                 <w:sz w:val="24"/>
               </w:rPr>
-              <w:t>(ГОСТ 34.201-2020)</w:t>
+              <w:t>Информационная технология. Комплекс стандартов на автоматизированные системы. Виды, комплектность и обозначение документов при создании автоматизированных систем</w:t>
+            </w:r>
+          </w:p>
+        </w:tc>
+      </w:tr>
+      <w:tr>
+        <w:trPr>
+          <w:cantSplit/>
+        </w:trPr>
+        <w:tc>
+          <w:tcPr>
+            <w:tcW w:type="dxa" w:w="2835"/>
+          </w:tcPr>
+          <w:p>
+            <w:pPr>
+              <w:widowControl w:val="0"/>
+              <w:spacing w:line="240" w:lineRule="auto" w:after="0"/>
+              <w:ind w:firstLine="0"/>
+              <w:jc w:val="left"/>
+            </w:pPr>
+            <w:r/>
+            <w:r>
+              <w:rPr>
+                <w:rFonts w:ascii="Times New Roman" w:hAnsi="Times New Roman" w:cs="Times New Roman" w:eastAsia="Times New Roman"/>
+                <w:b w:val="0"/>
+                <w:i w:val="0"/>
+                <w:sz w:val="24"/>
+              </w:rPr>
+              <w:t>ГОСТ 34.601-90</w:t>
             </w:r>
           </w:p>
         </w:tc>
@@ -674,7 +708,109 @@
                 <w:i w:val="0"/>
                 <w:sz w:val="24"/>
               </w:rPr>
-              <w:t>Информационная технология. Комплекс стандартов на автоматизированные системы. Виды, комплектность и обозначение документов при создании автоматизированных систем</w:t>
+              <w:t>Информационная технология. Комплекс стандартов на автоматизированные системы. Автоматизированные системы. Стадии создания</w:t>
+            </w:r>
+          </w:p>
+        </w:tc>
+      </w:tr>
+      <w:tr>
+        <w:trPr>
+          <w:cantSplit/>
+        </w:trPr>
+        <w:tc>
+          <w:tcPr>
+            <w:tcW w:type="dxa" w:w="2835"/>
+          </w:tcPr>
+          <w:p>
+            <w:pPr>
+              <w:widowControl w:val="0"/>
+              <w:spacing w:line="240" w:lineRule="auto" w:after="0"/>
+              <w:ind w:firstLine="0"/>
+              <w:jc w:val="left"/>
+            </w:pPr>
+            <w:r/>
+            <w:r>
+              <w:rPr>
+                <w:rFonts w:ascii="Times New Roman" w:hAnsi="Times New Roman" w:cs="Times New Roman" w:eastAsia="Times New Roman"/>
+                <w:b w:val="0"/>
+                <w:i w:val="0"/>
+                <w:sz w:val="24"/>
+              </w:rPr>
+              <w:t>ГОСТ 34.602-2020</w:t>
+            </w:r>
+          </w:p>
+        </w:tc>
+        <w:tc>
+          <w:tcPr>
+            <w:tcW w:type="dxa" w:w="6520"/>
+          </w:tcPr>
+          <w:p>
+            <w:pPr>
+              <w:widowControl w:val="0"/>
+              <w:spacing w:line="240" w:lineRule="auto" w:after="0"/>
+              <w:ind w:firstLine="0"/>
+              <w:jc w:val="left"/>
+            </w:pPr>
+            <w:r/>
+            <w:r>
+              <w:rPr>
+                <w:rFonts w:ascii="Times New Roman" w:hAnsi="Times New Roman" w:cs="Times New Roman" w:eastAsia="Times New Roman"/>
+                <w:b w:val="0"/>
+                <w:i w:val="0"/>
+                <w:sz w:val="24"/>
+              </w:rPr>
+              <w:t>Информационные технологии. Комплекс стандартов на автоматизированные системы. Техническое задание на создание автоматизированной системы (заменил ГОСТ 34.602-89)</w:t>
+            </w:r>
+          </w:p>
+        </w:tc>
+      </w:tr>
+      <w:tr>
+        <w:trPr>
+          <w:cantSplit/>
+        </w:trPr>
+        <w:tc>
+          <w:tcPr>
+            <w:tcW w:type="dxa" w:w="2835"/>
+          </w:tcPr>
+          <w:p>
+            <w:pPr>
+              <w:widowControl w:val="0"/>
+              <w:spacing w:line="240" w:lineRule="auto" w:after="0"/>
+              <w:ind w:firstLine="0"/>
+              <w:jc w:val="left"/>
+            </w:pPr>
+            <w:r/>
+            <w:r>
+              <w:rPr>
+                <w:rFonts w:ascii="Times New Roman" w:hAnsi="Times New Roman" w:cs="Times New Roman" w:eastAsia="Times New Roman"/>
+                <w:b w:val="0"/>
+                <w:i w:val="0"/>
+                <w:sz w:val="24"/>
+              </w:rPr>
+              <w:t>ГОСТ 34.603-92</w:t>
+            </w:r>
+          </w:p>
+        </w:tc>
+        <w:tc>
+          <w:tcPr>
+            <w:tcW w:type="dxa" w:w="6520"/>
+          </w:tcPr>
+          <w:p>
+            <w:pPr>
+              <w:widowControl w:val="0"/>
+              <w:spacing w:line="240" w:lineRule="auto" w:after="0"/>
+              <w:ind w:firstLine="0"/>
+              <w:jc w:val="left"/>
+            </w:pPr>
+            <w:r/>
+            <w:r>
+              <w:rPr>
+                <w:rFonts w:ascii="Times New Roman" w:hAnsi="Times New Roman" w:cs="Times New Roman" w:eastAsia="Times New Roman"/>
+                <w:b w:val="0"/>
+                <w:i w:val="0"/>
+                <w:sz w:val="24"/>
+              </w:rPr>
+              <w:t>Информационная технология. Виды испытаний автоматизированных систем</w:t>
             </w:r>
           </w:p>
         </w:tc>
@@ -753,7 +889,7 @@
                 <w:i w:val="0"/>
                 <w:sz w:val="24"/>
               </w:rPr>
-              <w:t>ГОСТ 34.601-90</w:t>
+              <w:t>ГОСТ 19.101-77</w:t>
             </w:r>
           </w:p>
         </w:tc>
@@ -776,7 +912,7 @@
                 <w:i w:val="0"/>
                 <w:sz w:val="24"/>
               </w:rPr>
-              <w:t>Информационная технология. Комплекс стандартов на автоматизированные системы. Автоматизированные системы. Стадии создания</w:t>
+              <w:t>Единая система программной документации. Виды программ и программных документов</w:t>
             </w:r>
           </w:p>
         </w:tc>
@@ -804,24 +940,7 @@
                 <w:i w:val="0"/>
                 <w:sz w:val="24"/>
               </w:rPr>
-              <w:t>ГОСТ 34.602-89</w:t>
-            </w:r>
-          </w:p>
-          <w:p>
-            <w:pPr>
-              <w:widowControl w:val="0"/>
-              <w:spacing w:line="240" w:lineRule="auto" w:after="0"/>
-              <w:ind w:firstLine="0"/>
-              <w:jc w:val="left"/>
-            </w:pPr>
-            <w:r>
-              <w:rPr>
-                <w:rFonts w:ascii="Times New Roman" w:hAnsi="Times New Roman" w:cs="Times New Roman" w:eastAsia="Times New Roman"/>
-                <w:b w:val="0"/>
-                <w:i w:val="0"/>
-                <w:sz w:val="24"/>
-              </w:rPr>
-              <w:t>(ГОСТ 34.602-2020)</w:t>
+              <w:t>ГОСТ 19.103-77</w:t>
             </w:r>
           </w:p>
         </w:tc>
@@ -844,211 +963,7 @@
                 <w:i w:val="0"/>
                 <w:sz w:val="24"/>
               </w:rPr>
-              <w:t>Информационная технология. Комплекс стандартов на автоматизированные системы. Техническое задание на создание автоматизированной системы</w:t>
-            </w:r>
-          </w:p>
-        </w:tc>
-      </w:tr>
-      <w:tr>
-        <w:trPr>
-          <w:cantSplit/>
-        </w:trPr>
-        <w:tc>
-          <w:tcPr>
-            <w:tcW w:type="dxa" w:w="2835"/>
-          </w:tcPr>
-          <w:p>
-            <w:pPr>
-              <w:widowControl w:val="0"/>
-              <w:spacing w:line="240" w:lineRule="auto" w:after="0"/>
-              <w:ind w:firstLine="0"/>
-              <w:jc w:val="left"/>
-            </w:pPr>
-            <w:r/>
-            <w:r>
-              <w:rPr>
-                <w:rFonts w:ascii="Times New Roman" w:hAnsi="Times New Roman" w:cs="Times New Roman" w:eastAsia="Times New Roman"/>
-                <w:b w:val="0"/>
-                <w:i w:val="0"/>
-                <w:sz w:val="24"/>
-              </w:rPr>
-              <w:t>ГОСТ 34.603-92</w:t>
-            </w:r>
-          </w:p>
-        </w:tc>
-        <w:tc>
-          <w:tcPr>
-            <w:tcW w:type="dxa" w:w="6520"/>
-          </w:tcPr>
-          <w:p>
-            <w:pPr>
-              <w:widowControl w:val="0"/>
-              <w:spacing w:line="240" w:lineRule="auto" w:after="0"/>
-              <w:ind w:firstLine="0"/>
-              <w:jc w:val="left"/>
-            </w:pPr>
-            <w:r/>
-            <w:r>
-              <w:rPr>
-                <w:rFonts w:ascii="Times New Roman" w:hAnsi="Times New Roman" w:cs="Times New Roman" w:eastAsia="Times New Roman"/>
-                <w:b w:val="0"/>
-                <w:i w:val="0"/>
-                <w:sz w:val="24"/>
-              </w:rPr>
-              <w:t>Информационная технология. Виды испытаний автоматизированных систем</w:t>
-            </w:r>
-          </w:p>
-        </w:tc>
-      </w:tr>
-      <w:tr>
-        <w:trPr>
-          <w:cantSplit/>
-        </w:trPr>
-        <w:tc>
-          <w:tcPr>
-            <w:tcW w:type="dxa" w:w="2835"/>
-          </w:tcPr>
-          <w:p>
-            <w:pPr>
-              <w:widowControl w:val="0"/>
-              <w:spacing w:line="240" w:lineRule="auto" w:after="0"/>
-              <w:ind w:firstLine="0"/>
-              <w:jc w:val="left"/>
-            </w:pPr>
-            <w:r/>
-            <w:r>
-              <w:rPr>
-                <w:rFonts w:ascii="Times New Roman" w:hAnsi="Times New Roman" w:cs="Times New Roman" w:eastAsia="Times New Roman"/>
-                <w:b w:val="0"/>
-                <w:i w:val="0"/>
-                <w:sz w:val="24"/>
-              </w:rPr>
-              <w:t>ГОСТ 34.320-96</w:t>
-            </w:r>
-          </w:p>
-        </w:tc>
-        <w:tc>
-          <w:tcPr>
-            <w:tcW w:type="dxa" w:w="6520"/>
-          </w:tcPr>
-          <w:p>
-            <w:pPr>
-              <w:widowControl w:val="0"/>
-              <w:spacing w:line="240" w:lineRule="auto" w:after="0"/>
-              <w:ind w:firstLine="0"/>
-              <w:jc w:val="left"/>
-            </w:pPr>
-            <w:r/>
-            <w:r>
-              <w:rPr>
-                <w:rFonts w:ascii="Times New Roman" w:hAnsi="Times New Roman" w:cs="Times New Roman" w:eastAsia="Times New Roman"/>
-                <w:b w:val="0"/>
-                <w:i w:val="0"/>
-                <w:sz w:val="24"/>
-              </w:rPr>
-              <w:t>Информационные технологии. Система стандартов по базам данных. Концепции и терминология для концептуальной схемы и информационной базы</w:t>
-            </w:r>
-          </w:p>
-        </w:tc>
-      </w:tr>
-      <w:tr>
-        <w:trPr>
-          <w:cantSplit/>
-        </w:trPr>
-        <w:tc>
-          <w:tcPr>
-            <w:tcW w:type="dxa" w:w="2835"/>
-          </w:tcPr>
-          <w:p>
-            <w:pPr>
-              <w:widowControl w:val="0"/>
-              <w:spacing w:line="240" w:lineRule="auto" w:after="0"/>
-              <w:ind w:firstLine="0"/>
-              <w:jc w:val="left"/>
-            </w:pPr>
-            <w:r/>
-            <w:r>
-              <w:rPr>
-                <w:rFonts w:ascii="Times New Roman" w:hAnsi="Times New Roman" w:cs="Times New Roman" w:eastAsia="Times New Roman"/>
-                <w:b w:val="0"/>
-                <w:i w:val="0"/>
-                <w:sz w:val="24"/>
-              </w:rPr>
-              <w:t>ГОСТ 19.101-77</w:t>
-            </w:r>
-          </w:p>
-        </w:tc>
-        <w:tc>
-          <w:tcPr>
-            <w:tcW w:type="dxa" w:w="6520"/>
-          </w:tcPr>
-          <w:p>
-            <w:pPr>
-              <w:widowControl w:val="0"/>
-              <w:spacing w:line="240" w:lineRule="auto" w:after="0"/>
-              <w:ind w:firstLine="0"/>
-              <w:jc w:val="left"/>
-            </w:pPr>
-            <w:r/>
-            <w:r>
-              <w:rPr>
-                <w:rFonts w:ascii="Times New Roman" w:hAnsi="Times New Roman" w:cs="Times New Roman" w:eastAsia="Times New Roman"/>
-                <w:b w:val="0"/>
-                <w:i w:val="0"/>
-                <w:sz w:val="24"/>
-              </w:rPr>
-              <w:t>Единая система программной документации (ЕСПД). Виды программ и программных документов</w:t>
-            </w:r>
-          </w:p>
-        </w:tc>
-      </w:tr>
-      <w:tr>
-        <w:trPr>
-          <w:cantSplit/>
-        </w:trPr>
-        <w:tc>
-          <w:tcPr>
-            <w:tcW w:type="dxa" w:w="2835"/>
-          </w:tcPr>
-          <w:p>
-            <w:pPr>
-              <w:widowControl w:val="0"/>
-              <w:spacing w:line="240" w:lineRule="auto" w:after="0"/>
-              <w:ind w:firstLine="0"/>
-              <w:jc w:val="left"/>
-            </w:pPr>
-            <w:r/>
-            <w:r>
-              <w:rPr>
-                <w:rFonts w:ascii="Times New Roman" w:hAnsi="Times New Roman" w:cs="Times New Roman" w:eastAsia="Times New Roman"/>
-                <w:b w:val="0"/>
-                <w:i w:val="0"/>
-                <w:sz w:val="24"/>
-              </w:rPr>
-              <w:t>ГОСТ 19.102-77</w:t>
-            </w:r>
-          </w:p>
-        </w:tc>
-        <w:tc>
-          <w:tcPr>
-            <w:tcW w:type="dxa" w:w="6520"/>
-          </w:tcPr>
-          <w:p>
-            <w:pPr>
-              <w:widowControl w:val="0"/>
-              <w:spacing w:line="240" w:lineRule="auto" w:after="0"/>
-              <w:ind w:firstLine="0"/>
-              <w:jc w:val="left"/>
-            </w:pPr>
-            <w:r/>
-            <w:r>
-              <w:rPr>
-                <w:rFonts w:ascii="Times New Roman" w:hAnsi="Times New Roman" w:cs="Times New Roman" w:eastAsia="Times New Roman"/>
-                <w:b w:val="0"/>
-                <w:i w:val="0"/>
-                <w:sz w:val="24"/>
-              </w:rPr>
-              <w:t>ЕСПД. Стадии разработки</w:t>
+              <w:t>Единая система программной документации. Обозначения программ и программных документов</w:t>
             </w:r>
           </w:p>
         </w:tc>
@@ -1078,7 +993,7 @@
         <w:tblLayout w:type="fixed"/>
         <w:tblLook w:firstColumn="1" w:firstRow="1" w:lastColumn="0" w:lastRow="0" w:noHBand="0" w:noVBand="1" w:val="04A0"/>
         <w:tblLayout w:type="fixed"/>
-        <w:tblCaption w:val="1.1|10"/>
+        <w:tblCaption w:val="1.1|9"/>
       </w:tblPr>
       <w:tblGrid>
         <w:gridCol w:w="2835"/>
@@ -1184,7 +1099,7 @@
                 <w:i w:val="0"/>
                 <w:sz w:val="24"/>
               </w:rPr>
-              <w:t>ЕСПД. Техническое задание. Требования к содержанию и оформлению</w:t>
+              <w:t>Единая система программной документации. Техническое задание. Требования к содержанию и оформлению</w:t>
             </w:r>
           </w:p>
         </w:tc>
@@ -1212,7 +1127,7 @@
                 <w:i w:val="0"/>
                 <w:sz w:val="24"/>
               </w:rPr>
-              <w:t>ГОСТ 19.402-78</w:t>
+              <w:t>ГОСТ 19.301-79</w:t>
             </w:r>
           </w:p>
         </w:tc>
@@ -1235,7 +1150,7 @@
                 <w:i w:val="0"/>
                 <w:sz w:val="24"/>
               </w:rPr>
-              <w:t>ЕСПД. Описание программы</w:t>
+              <w:t>Единая система программной документации. Программа и методика испытаний. Требования к содержанию и оформлению</w:t>
             </w:r>
           </w:p>
         </w:tc>
@@ -1286,7 +1201,58 @@
                 <w:i w:val="0"/>
                 <w:sz w:val="24"/>
               </w:rPr>
-              <w:t>ЕСПД. Пояснительная записка. Требования к содержанию и оформлению</w:t>
+              <w:t>Единая система программной документации. Пояснительная записка. Требования к содержанию и оформлению</w:t>
+            </w:r>
+          </w:p>
+        </w:tc>
+      </w:tr>
+      <w:tr>
+        <w:trPr>
+          <w:cantSplit/>
+        </w:trPr>
+        <w:tc>
+          <w:tcPr>
+            <w:tcW w:type="dxa" w:w="2835"/>
+          </w:tcPr>
+          <w:p>
+            <w:pPr>
+              <w:widowControl w:val="0"/>
+              <w:spacing w:line="240" w:lineRule="auto" w:after="0"/>
+              <w:ind w:firstLine="0"/>
+              <w:jc w:val="left"/>
+            </w:pPr>
+            <w:r/>
+            <w:r>
+              <w:rPr>
+                <w:rFonts w:ascii="Times New Roman" w:hAnsi="Times New Roman" w:cs="Times New Roman" w:eastAsia="Times New Roman"/>
+                <w:b w:val="0"/>
+                <w:i w:val="0"/>
+                <w:sz w:val="24"/>
+              </w:rPr>
+              <w:t>ГОСТ 19.503-79</w:t>
+            </w:r>
+          </w:p>
+        </w:tc>
+        <w:tc>
+          <w:tcPr>
+            <w:tcW w:type="dxa" w:w="6520"/>
+          </w:tcPr>
+          <w:p>
+            <w:pPr>
+              <w:widowControl w:val="0"/>
+              <w:spacing w:line="240" w:lineRule="auto" w:after="0"/>
+              <w:ind w:firstLine="0"/>
+              <w:jc w:val="left"/>
+            </w:pPr>
+            <w:r/>
+            <w:r>
+              <w:rPr>
+                <w:rFonts w:ascii="Times New Roman" w:hAnsi="Times New Roman" w:cs="Times New Roman" w:eastAsia="Times New Roman"/>
+                <w:b w:val="0"/>
+                <w:i w:val="0"/>
+                <w:sz w:val="24"/>
+              </w:rPr>
+              <w:t>Единая система программной документации. Руководство системного программиста. Требования к содержанию и оформлению</w:t>
             </w:r>
           </w:p>
         </w:tc>
@@ -1337,7 +1303,7 @@
                 <w:i w:val="0"/>
                 <w:sz w:val="24"/>
               </w:rPr>
-              <w:t>ЕСПД. Руководство оператора. Требования к содержанию и оформлению</w:t>
+              <w:t>Единая система программной документации. Руководство оператора. Требования к содержанию и оформлению</w:t>
             </w:r>
           </w:p>
         </w:tc>
@@ -1388,58 +1354,7 @@
                 <w:i w:val="0"/>
                 <w:sz w:val="24"/>
               </w:rPr>
-              <w:t>ЕСПД. Схемы алгоритмов, программ, данных и систем. Обозначения условные и правила выполнения</w:t>
-            </w:r>
-          </w:p>
-        </w:tc>
-      </w:tr>
-      <w:tr>
-        <w:trPr>
-          <w:cantSplit/>
-        </w:trPr>
-        <w:tc>
-          <w:tcPr>
-            <w:tcW w:type="dxa" w:w="2835"/>
-          </w:tcPr>
-          <w:p>
-            <w:pPr>
-              <w:widowControl w:val="0"/>
-              <w:spacing w:line="240" w:lineRule="auto" w:after="0"/>
-              <w:ind w:firstLine="0"/>
-              <w:jc w:val="left"/>
-            </w:pPr>
-            <w:r/>
-            <w:r>
-              <w:rPr>
-                <w:rFonts w:ascii="Times New Roman" w:hAnsi="Times New Roman" w:cs="Times New Roman" w:eastAsia="Times New Roman"/>
-                <w:b w:val="0"/>
-                <w:i w:val="0"/>
-                <w:sz w:val="24"/>
-              </w:rPr>
-              <w:t>ГОСТ 28195-89</w:t>
-            </w:r>
-          </w:p>
-        </w:tc>
-        <w:tc>
-          <w:tcPr>
-            <w:tcW w:type="dxa" w:w="6520"/>
-          </w:tcPr>
-          <w:p>
-            <w:pPr>
-              <w:widowControl w:val="0"/>
-              <w:spacing w:line="240" w:lineRule="auto" w:after="0"/>
-              <w:ind w:firstLine="0"/>
-              <w:jc w:val="left"/>
-            </w:pPr>
-            <w:r/>
-            <w:r>
-              <w:rPr>
-                <w:rFonts w:ascii="Times New Roman" w:hAnsi="Times New Roman" w:cs="Times New Roman" w:eastAsia="Times New Roman"/>
-                <w:b w:val="0"/>
-                <w:i w:val="0"/>
-                <w:sz w:val="24"/>
-              </w:rPr>
-              <w:t>Оценка качества программных средств. Общие положения</w:t>
+              <w:t>Единая система программной документации. Схемы алгоритмов, программ, данных и систем. Обозначения условные и правила выполнения</w:t>
             </w:r>
           </w:p>
         </w:tc>
@@ -1520,7 +1435,7 @@
                 <w:i w:val="0"/>
                 <w:sz w:val="24"/>
               </w:rPr>
-              <w:t>Информационная технология. Системная и программная инженерия. Процессы жизненного цикла программных средств (ISO/IEC 12207:2008)</w:t>
+              <w:t>Информационная технология. Системная и программная инженерия. Процессы жизненного цикла программных средств</w:t>
             </w:r>
           </w:p>
         </w:tc>
@@ -1571,58 +1486,7 @@
                 <w:i w:val="0"/>
                 <w:sz w:val="24"/>
               </w:rPr>
-              <w:t>Системная и программная инженерия. Процессы жизненного цикла систем (ISO/IEC/IEEE 15288:2015)</w:t>
-            </w:r>
-          </w:p>
-        </w:tc>
-      </w:tr>
-      <w:tr>
-        <w:trPr>
-          <w:cantSplit/>
-        </w:trPr>
-        <w:tc>
-          <w:tcPr>
-            <w:tcW w:type="dxa" w:w="2835"/>
-          </w:tcPr>
-          <w:p>
-            <w:pPr>
-              <w:widowControl w:val="0"/>
-              <w:spacing w:line="240" w:lineRule="auto" w:after="0"/>
-              <w:ind w:firstLine="0"/>
-              <w:jc w:val="left"/>
-            </w:pPr>
-            <w:r/>
-            <w:r>
-              <w:rPr>
-                <w:rFonts w:ascii="Times New Roman" w:hAnsi="Times New Roman" w:cs="Times New Roman" w:eastAsia="Times New Roman"/>
-                <w:b w:val="0"/>
-                <w:i w:val="0"/>
-                <w:sz w:val="24"/>
-              </w:rPr>
-              <w:t>ГОСТ Р ИСО/МЭК 15504-1-2009</w:t>
-            </w:r>
-          </w:p>
-        </w:tc>
-        <w:tc>
-          <w:tcPr>
-            <w:tcW w:type="dxa" w:w="6520"/>
-          </w:tcPr>
-          <w:p>
-            <w:pPr>
-              <w:widowControl w:val="0"/>
-              <w:spacing w:line="240" w:lineRule="auto" w:after="0"/>
-              <w:ind w:firstLine="0"/>
-              <w:jc w:val="left"/>
-            </w:pPr>
-            <w:r/>
-            <w:r>
-              <w:rPr>
-                <w:rFonts w:ascii="Times New Roman" w:hAnsi="Times New Roman" w:cs="Times New Roman" w:eastAsia="Times New Roman"/>
-                <w:b w:val="0"/>
-                <w:i w:val="0"/>
-                <w:sz w:val="24"/>
-              </w:rPr>
-              <w:t>Информационные технологии. Оценка процессов. Часть 1. Концепция и словарь (ISO/IEC 15504-1:2004)</w:t>
+              <w:t>Системная и программная инженерия. Процессы жизненного цикла систем</w:t>
             </w:r>
           </w:p>
         </w:tc>
@@ -1701,7 +1565,7 @@
                 <w:i w:val="0"/>
                 <w:sz w:val="24"/>
               </w:rPr>
-              <w:t>ГОСТ Р ИСО/МЭК 9126-93</w:t>
+              <w:t>ГОСТ Р ИСО/МЭК 15504-1-2009</w:t>
             </w:r>
           </w:p>
         </w:tc>
@@ -1724,58 +1588,7 @@
                 <w:i w:val="0"/>
                 <w:sz w:val="24"/>
               </w:rPr>
-              <w:t>Информационная технология. Оценка программной продукции. Характеристики качества и руководства по их применению</w:t>
-            </w:r>
-          </w:p>
-        </w:tc>
-      </w:tr>
-      <w:tr>
-        <w:trPr>
-          <w:cantSplit/>
-        </w:trPr>
-        <w:tc>
-          <w:tcPr>
-            <w:tcW w:type="dxa" w:w="2835"/>
-          </w:tcPr>
-          <w:p>
-            <w:pPr>
-              <w:widowControl w:val="0"/>
-              <w:spacing w:line="240" w:lineRule="auto" w:after="0"/>
-              <w:ind w:firstLine="0"/>
-              <w:jc w:val="left"/>
-            </w:pPr>
-            <w:r/>
-            <w:r>
-              <w:rPr>
-                <w:rFonts w:ascii="Times New Roman" w:hAnsi="Times New Roman" w:cs="Times New Roman" w:eastAsia="Times New Roman"/>
-                <w:b w:val="0"/>
-                <w:i w:val="0"/>
-                <w:sz w:val="24"/>
-              </w:rPr>
-              <w:t>ГОСТ Р ИСО/МЭК 12119-2000</w:t>
-            </w:r>
-          </w:p>
-        </w:tc>
-        <w:tc>
-          <w:tcPr>
-            <w:tcW w:type="dxa" w:w="6520"/>
-          </w:tcPr>
-          <w:p>
-            <w:pPr>
-              <w:widowControl w:val="0"/>
-              <w:spacing w:line="240" w:lineRule="auto" w:after="0"/>
-              <w:ind w:firstLine="0"/>
-              <w:jc w:val="left"/>
-            </w:pPr>
-            <w:r/>
-            <w:r>
-              <w:rPr>
-                <w:rFonts w:ascii="Times New Roman" w:hAnsi="Times New Roman" w:cs="Times New Roman" w:eastAsia="Times New Roman"/>
-                <w:b w:val="0"/>
-                <w:i w:val="0"/>
-                <w:sz w:val="24"/>
-              </w:rPr>
-              <w:t>Информационная технология. Пакеты программ. Требования к качеству и тестирование</w:t>
+              <w:t>Информационные технологии. Оценка процессов. Часть 1. Концепция и словарь</w:t>
             </w:r>
           </w:p>
         </w:tc>
@@ -1878,6 +1691,57 @@
                 <w:sz w:val="24"/>
               </w:rPr>
               <w:t>Информационная технология. Процесс создания документации пользователя программного средства</w:t>
+            </w:r>
+          </w:p>
+        </w:tc>
+      </w:tr>
+      <w:tr>
+        <w:trPr>
+          <w:cantSplit/>
+        </w:trPr>
+        <w:tc>
+          <w:tcPr>
+            <w:tcW w:type="dxa" w:w="2835"/>
+          </w:tcPr>
+          <w:p>
+            <w:pPr>
+              <w:widowControl w:val="0"/>
+              <w:spacing w:line="240" w:lineRule="auto" w:after="0"/>
+              <w:ind w:firstLine="0"/>
+              <w:jc w:val="left"/>
+            </w:pPr>
+            <w:r/>
+            <w:r>
+              <w:rPr>
+                <w:rFonts w:ascii="Times New Roman" w:hAnsi="Times New Roman" w:cs="Times New Roman" w:eastAsia="Times New Roman"/>
+                <w:b w:val="0"/>
+                <w:i w:val="0"/>
+                <w:sz w:val="24"/>
+              </w:rPr>
+              <w:t>ГОСТ Р ИСО/МЭК 12119-2000</w:t>
+            </w:r>
+          </w:p>
+        </w:tc>
+        <w:tc>
+          <w:tcPr>
+            <w:tcW w:type="dxa" w:w="6520"/>
+          </w:tcPr>
+          <w:p>
+            <w:pPr>
+              <w:widowControl w:val="0"/>
+              <w:spacing w:line="240" w:lineRule="auto" w:after="0"/>
+              <w:ind w:firstLine="0"/>
+              <w:jc w:val="left"/>
+            </w:pPr>
+            <w:r/>
+            <w:r>
+              <w:rPr>
+                <w:rFonts w:ascii="Times New Roman" w:hAnsi="Times New Roman" w:cs="Times New Roman" w:eastAsia="Times New Roman"/>
+                <w:b w:val="0"/>
+                <w:i w:val="0"/>
+                <w:sz w:val="24"/>
+              </w:rPr>
+              <w:t>Информационная технология. Пакеты программ. Требования к качеству и тестирование</w:t>
             </w:r>
           </w:p>
         </w:tc>
@@ -2136,7 +2000,7 @@
                 <w:i w:val="0"/>
                 <w:sz w:val="24"/>
               </w:rPr>
-              <w:t>IDEF (IDEF0, IDEF1X, IDEF3)</w:t>
+              <w:t>IDEF0 / IDEF1X / IDEF3</w:t>
             </w:r>
           </w:p>
         </w:tc>
@@ -2159,7 +2023,7 @@
                 <w:i w:val="0"/>
                 <w:sz w:val="24"/>
               </w:rPr>
-              <w:t>Integration Definition (ICAM Definition) — Function Modeling, Information Modeling, Process Description Capture</w:t>
+              <w:t>Integration Definition for Function Modeling / Information Modeling / Process Description Capture</w:t>
             </w:r>
           </w:p>
         </w:tc>
@@ -2182,7 +2046,7 @@
                 <w:i w:val="0"/>
                 <w:sz w:val="24"/>
               </w:rPr>
-              <w:t>Семейство методологий структурного моделирования: IDEF0 — функциональное моделирование («что делает система»), IDEF1X — информационное моделирование (структура данных), IDEF3 — описание последовательности процессов и их логики. Применяется на стадиях обследования и проектирования ИС</w:t>
+              <w:t>Набор нотаций структурного анализа. IDEF0 описывает функции системы и потоки между ними, IDEF1X — логическую модель данных, IDEF3 — порядок выполнения работ и логику ветвлений. Используется при обследовании объекта и проектировании</w:t>
             </w:r>
           </w:p>
         </w:tc>
@@ -2210,7 +2074,7 @@
                 <w:i w:val="0"/>
                 <w:sz w:val="24"/>
               </w:rPr>
-              <w:t>ITSM и ITIL</w:t>
+              <w:t>ITSM / ITIL</w:t>
             </w:r>
           </w:p>
         </w:tc>
@@ -2233,7 +2097,7 @@
                 <w:i w:val="0"/>
                 <w:sz w:val="24"/>
               </w:rPr>
-              <w:t>IT Service Management; Information Technology Infrastructure Library</w:t>
+              <w:t>IT Service Management / Information Technology Infrastructure Library</w:t>
             </w:r>
           </w:p>
         </w:tc>
@@ -2256,7 +2120,7 @@
                 <w:i w:val="0"/>
                 <w:sz w:val="24"/>
               </w:rPr>
-              <w:t>ITSM — процессный подход к управлению ИТ как набором услуг для бизнеса. ITIL — библиотека лучших практик ITSM: стратегия, проектирование, внедрение, эксплуатация и постоянное улучшение ИТ-услуг (управление инцидентами, проблемами, изменениями, уровнем сервиса). Применяется на этапе эксплуатации ИС</w:t>
+              <w:t>ITSM рассматривает ИТ как поставщика услуг для бизнеса. ITIL — сборник практик ITSM: управление инцидентами, проблемами, изменениями, уровнем услуг, непрерывностью. Применяется при эксплуатации и поддержке ИС</w:t>
             </w:r>
           </w:p>
         </w:tc>
@@ -2307,7 +2171,7 @@
                 <w:i w:val="0"/>
                 <w:sz w:val="24"/>
               </w:rPr>
-              <w:t>Software Process Improvement and Capability dEtermination</w:t>
+              <w:t>Software Process Improvement and Capability Determination</w:t>
             </w:r>
           </w:p>
         </w:tc>
@@ -2330,7 +2194,7 @@
                 <w:i w:val="0"/>
                 <w:sz w:val="24"/>
               </w:rPr>
-              <w:t>Модель оценки процессов разработки и уровней их зрелости (возможностей) от 0 до 5. Используется для аудита и совершенствования процессов разработчика ПО; в настоящее время развивается в серии ISO/IEC 330xx</w:t>
+              <w:t>Методика оценки возможностей процессов разработки по шкале от 0 до 5. Позволяет определить слабые места процессов разработчика и спланировать их улучшение; продолжена серией стандартов ISO/IEC 330xx</w:t>
             </w:r>
           </w:p>
         </w:tc>
@@ -2381,7 +2245,7 @@
                 <w:i w:val="0"/>
                 <w:sz w:val="24"/>
               </w:rPr>
-              <w:t>Systems and software engineering — Software life cycle processes</w:t>
+              <w:t>Software life cycle processes</w:t>
             </w:r>
           </w:p>
         </w:tc>
@@ -2404,7 +2268,7 @@
                 <w:i w:val="0"/>
                 <w:sz w:val="24"/>
               </w:rPr>
-              <w:t>Определяет состав процессов жизненного цикла ПО (соглашения, организационные, технические процессы и процессы управления проектом), их работы и задачи. Служит основой для договоров между заказчиком и разработчиком и для построения собственных регламентов разработки</w:t>
+              <w:t>Базовый стандарт по процессам жизненного цикла программных средств: процессы соглашения, организационного обеспечения, управления проектом и технические процессы. Используется как основа договоров и внутренних регламентов разработчика</w:t>
             </w:r>
           </w:p>
         </w:tc>
@@ -2455,7 +2319,7 @@
                 <w:i w:val="0"/>
                 <w:sz w:val="24"/>
               </w:rPr>
-              <w:t>Systems and software engineering — System life cycle processes</w:t>
+              <w:t>System life cycle processes</w:t>
             </w:r>
           </w:p>
         </w:tc>
@@ -2478,7 +2342,7 @@
                 <w:i w:val="0"/>
                 <w:sz w:val="24"/>
               </w:rPr>
-              <w:t>Описывает процессы жизненного цикла систем в целом (включая аппаратную часть, персонал и данные); согласован с ISO/IEC 12207. Применяется при создании сложных ИС</w:t>
+              <w:t>Распространяет процессный подход ISO/IEC 12207 на системы в целом, включая аппаратные средства, данные и персонал</w:t>
             </w:r>
           </w:p>
         </w:tc>
@@ -2552,7 +2416,81 @@
                 <w:i w:val="0"/>
                 <w:sz w:val="24"/>
               </w:rPr>
-              <w:t>Методология управления и аудита ИТ (ISACA): цели управления, процессы, метрики и модели зрелости. Связывает цели бизнеса с ИТ-процессами; используется аудиторами и руководством для оценки эффективности и рисков ИТ</w:t>
+              <w:t>Методология ISACA для руководства и аудита ИТ. Задаёт цели управления, процессы и показатели, связывающие ИТ с целями бизнеса; используется для оценки рисков и эффективности ИТ</w:t>
+            </w:r>
+          </w:p>
+        </w:tc>
+      </w:tr>
+      <w:tr>
+        <w:trPr>
+          <w:cantSplit/>
+        </w:trPr>
+        <w:tc>
+          <w:tcPr>
+            <w:tcW w:type="dxa" w:w="1928"/>
+          </w:tcPr>
+          <w:p>
+            <w:pPr>
+              <w:widowControl w:val="0"/>
+              <w:spacing w:line="240" w:lineRule="auto" w:after="0"/>
+              <w:ind w:firstLine="0"/>
+              <w:jc w:val="left"/>
+            </w:pPr>
+            <w:r/>
+            <w:r>
+              <w:rPr>
+                <w:rFonts w:ascii="Times New Roman" w:hAnsi="Times New Roman" w:cs="Times New Roman" w:eastAsia="Times New Roman"/>
+                <w:b w:val="0"/>
+                <w:i w:val="0"/>
+                <w:sz w:val="24"/>
+              </w:rPr>
+              <w:t>CMMI</w:t>
+            </w:r>
+          </w:p>
+        </w:tc>
+        <w:tc>
+          <w:tcPr>
+            <w:tcW w:type="dxa" w:w="2608"/>
+          </w:tcPr>
+          <w:p>
+            <w:pPr>
+              <w:widowControl w:val="0"/>
+              <w:spacing w:line="240" w:lineRule="auto" w:after="0"/>
+              <w:ind w:firstLine="0"/>
+              <w:jc w:val="left"/>
+            </w:pPr>
+            <w:r/>
+            <w:r>
+              <w:rPr>
+                <w:rFonts w:ascii="Times New Roman" w:hAnsi="Times New Roman" w:cs="Times New Roman" w:eastAsia="Times New Roman"/>
+                <w:b w:val="0"/>
+                <w:i w:val="0"/>
+                <w:sz w:val="24"/>
+              </w:rPr>
+              <w:t>Capability Maturity Model Integration</w:t>
+            </w:r>
+          </w:p>
+        </w:tc>
+        <w:tc>
+          <w:tcPr>
+            <w:tcW w:type="dxa" w:w="4819"/>
+          </w:tcPr>
+          <w:p>
+            <w:pPr>
+              <w:widowControl w:val="0"/>
+              <w:spacing w:line="240" w:lineRule="auto" w:after="0"/>
+              <w:ind w:firstLine="0"/>
+              <w:jc w:val="left"/>
+            </w:pPr>
+            <w:r/>
+            <w:r>
+              <w:rPr>
+                <w:rFonts w:ascii="Times New Roman" w:hAnsi="Times New Roman" w:cs="Times New Roman" w:eastAsia="Times New Roman"/>
+                <w:b w:val="0"/>
+                <w:i w:val="0"/>
+                <w:sz w:val="24"/>
+              </w:rPr>
+              <w:t>Модель зрелости организации-разработчика с пятью уровнями. Используется для оценки и пошагового совершенствования процессов разработки</w:t>
             </w:r>
           </w:p>
         </w:tc>
@@ -2582,7 +2520,7 @@
         <w:tblLayout w:type="fixed"/>
         <w:tblLook w:firstColumn="1" w:firstRow="1" w:lastColumn="0" w:lastRow="0" w:noHBand="0" w:noVBand="1" w:val="04A0"/>
         <w:tblLayout w:type="fixed"/>
-        <w:tblCaption w:val="1.2|6"/>
+        <w:tblCaption w:val="1.2|7"/>
       </w:tblPr>
       <w:tblGrid>
         <w:gridCol w:w="1928"/>
@@ -2690,80 +2628,6 @@
                 <w:i w:val="0"/>
                 <w:sz w:val="24"/>
               </w:rPr>
-              <w:t>CMMI</w:t>
-            </w:r>
-          </w:p>
-        </w:tc>
-        <w:tc>
-          <w:tcPr>
-            <w:tcW w:type="dxa" w:w="2608"/>
-          </w:tcPr>
-          <w:p>
-            <w:pPr>
-              <w:widowControl w:val="0"/>
-              <w:spacing w:line="240" w:lineRule="auto" w:after="0"/>
-              <w:ind w:firstLine="0"/>
-              <w:jc w:val="left"/>
-            </w:pPr>
-            <w:r/>
-            <w:r>
-              <w:rPr>
-                <w:rFonts w:ascii="Times New Roman" w:hAnsi="Times New Roman" w:cs="Times New Roman" w:eastAsia="Times New Roman"/>
-                <w:b w:val="0"/>
-                <w:i w:val="0"/>
-                <w:sz w:val="24"/>
-              </w:rPr>
-              <w:t>Capability Maturity Model Integration</w:t>
-            </w:r>
-          </w:p>
-        </w:tc>
-        <w:tc>
-          <w:tcPr>
-            <w:tcW w:type="dxa" w:w="4819"/>
-          </w:tcPr>
-          <w:p>
-            <w:pPr>
-              <w:widowControl w:val="0"/>
-              <w:spacing w:line="240" w:lineRule="auto" w:after="0"/>
-              <w:ind w:firstLine="0"/>
-              <w:jc w:val="left"/>
-            </w:pPr>
-            <w:r/>
-            <w:r>
-              <w:rPr>
-                <w:rFonts w:ascii="Times New Roman" w:hAnsi="Times New Roman" w:cs="Times New Roman" w:eastAsia="Times New Roman"/>
-                <w:b w:val="0"/>
-                <w:i w:val="0"/>
-                <w:sz w:val="24"/>
-              </w:rPr>
-              <w:t>Интегрированная модель зрелости процессов разработки (SEI, Университет Карнеги-Меллон). Пять уровней зрелости организации; применяется для оценки и улучшения процессов разработки ПО и систем</w:t>
-            </w:r>
-          </w:p>
-        </w:tc>
-      </w:tr>
-      <w:tr>
-        <w:trPr>
-          <w:cantSplit/>
-        </w:trPr>
-        <w:tc>
-          <w:tcPr>
-            <w:tcW w:type="dxa" w:w="1928"/>
-          </w:tcPr>
-          <w:p>
-            <w:pPr>
-              <w:widowControl w:val="0"/>
-              <w:spacing w:line="240" w:lineRule="auto" w:after="0"/>
-              <w:ind w:firstLine="0"/>
-              <w:jc w:val="left"/>
-            </w:pPr>
-            <w:r/>
-            <w:r>
-              <w:rPr>
-                <w:rFonts w:ascii="Times New Roman" w:hAnsi="Times New Roman" w:cs="Times New Roman" w:eastAsia="Times New Roman"/>
-                <w:b w:val="0"/>
-                <w:i w:val="0"/>
-                <w:sz w:val="24"/>
-              </w:rPr>
               <w:t>PMBOK</w:t>
             </w:r>
           </w:p>
@@ -2810,7 +2674,7 @@
                 <w:i w:val="0"/>
                 <w:sz w:val="24"/>
               </w:rPr>
-              <w:t>Свод знаний по управлению проектами (PMI): области знаний (содержание, сроки, стоимость, качество, риски, коммуникации и др.) и группы процессов. Применяется для планирования и контроля проектов создания ИС</w:t>
+              <w:t>Стандарт PMI по управлению проектами: области знаний (сроки, стоимость, риски, качество, коммуникации и др.) и процессы инициации, планирования, исполнения, контроля и завершения</w:t>
             </w:r>
           </w:p>
         </w:tc>
@@ -2838,7 +2702,7 @@
                 <w:i w:val="0"/>
                 <w:sz w:val="24"/>
               </w:rPr>
-              <w:t>ISO/IEC 25010 (SQuaRE)</w:t>
+              <w:t>ISO/IEC 25010</w:t>
             </w:r>
           </w:p>
         </w:tc>
@@ -2884,7 +2748,7 @@
                 <w:i w:val="0"/>
                 <w:sz w:val="24"/>
               </w:rPr>
-              <w:t>Модель качества программного продукта: функциональная пригодность, производительность, совместимость, удобство использования, надёжность, защищённость, сопровождаемость, переносимость. Используется для формирования требований к качеству и оценки ИС</w:t>
+              <w:t>Задаёт характеристики качества программного продукта (функциональная пригодность, надёжность, защищённость, сопровождаемость и др.) и служит основой для требований к качеству и его оценки</w:t>
             </w:r>
           </w:p>
         </w:tc>
@@ -2958,7 +2822,7 @@
                 <w:i w:val="0"/>
                 <w:sz w:val="24"/>
               </w:rPr>
-              <w:t>Требования к системе менеджмента информационной безопасности: оценка рисков ИБ, политика безопасности, меры защиты (приложение A). Применяется при эксплуатации и аудите ИС</w:t>
+              <w:t>Требования к системе управления информационной безопасностью: анализ рисков, политика ИБ, меры защиты. Применяется организациями, работающими с конфиденциальными данными</w:t>
             </w:r>
           </w:p>
         </w:tc>
@@ -3032,7 +2896,7 @@
                 <w:i w:val="0"/>
                 <w:sz w:val="24"/>
               </w:rPr>
-              <w:t>Свод знаний IEEE по программной инженерии: требования, проектирование, конструирование, тестирование, сопровождение, управление конфигурацией, качество ПО</w:t>
+              <w:t>Свод знаний IEEE Computer Society, описывающий области программной инженерии: требования, проектирование, конструирование, тестирование, сопровождение, качество</w:t>
             </w:r>
           </w:p>
         </w:tc>
@@ -3106,7 +2970,7 @@
                 <w:i w:val="0"/>
                 <w:sz w:val="24"/>
               </w:rPr>
-              <w:t>Методология разработки архитектуры предприятия (метод ADM): бизнес-архитектура, архитектура данных, приложений и технологий. Применяется при планировании ландшафта ИС организации</w:t>
+              <w:t>Каркас для разработки архитектуры предприятия по методу ADM; охватывает бизнес-архитектуру, архитектуру данных, приложений и технологий</w:t>
             </w:r>
           </w:p>
         </w:tc>
@@ -3180,7 +3044,7 @@
                 <w:i w:val="0"/>
                 <w:sz w:val="24"/>
               </w:rPr>
-              <w:t>Итеративная методология разработки ПО на основе UML: фазы начала, уточнения, построения и внедрения; управляемость вариантами использования и архитектурой</w:t>
+              <w:t>Итеративный процесс разработки на основе UML с четырьмя фазами (начало, уточнение, построение, внедрение), управляемый вариантами использования</w:t>
             </w:r>
           </w:p>
         </w:tc>
@@ -3231,7 +3095,7 @@
                 <w:i w:val="0"/>
                 <w:sz w:val="24"/>
               </w:rPr>
-              <w:t>Scrum framework; Manifesto for Agile Software Development</w:t>
+              <w:t>Scrum; Agile Software Development</w:t>
             </w:r>
           </w:p>
         </w:tc>
@@ -3254,7 +3118,7 @@
                 <w:i w:val="0"/>
                 <w:sz w:val="24"/>
               </w:rPr>
-              <w:t>Гибкие подходы к разработке: короткие итерации (спринты), приоритизированный бэклог, постоянная обратная связь с заказчиком. Применяются при высокой изменчивости требований</w:t>
+              <w:t>Гибкие методы разработки короткими итерациями с постоянным участием заказчика; подходят для проектов с часто меняющимися требованиями</w:t>
             </w:r>
           </w:p>
         </w:tc>
@@ -3487,7 +3351,117 @@
                 <w:i w:val="0"/>
                 <w:sz w:val="24"/>
               </w:rPr>
-              <w:t>Перечень в систематизированном виде объектов, предметов и т. п., входящих в систему или используемых при её создании</w:t>
+              <w:t>Перечисление в систематизированном виде объектов, предметов и т. д.</w:t>
+            </w:r>
+          </w:p>
+        </w:tc>
+      </w:tr>
+    </w:tbl>
+    <w:p>
+      <w:pPr>
+        <w:keepNext/>
+        <w:ind w:firstLine="0"/>
+        <w:jc w:val="right"/>
+      </w:pPr>
+      <w:r>
+        <w:rPr>
+          <w:rFonts w:ascii="Times New Roman" w:hAnsi="Times New Roman" w:cs="Times New Roman" w:eastAsia="Times New Roman"/>
+          <w:b w:val="0"/>
+          <w:i w:val="0"/>
+          <w:sz w:val="28"/>
+        </w:rPr>
+        <w:t>Продолжение таблицы 1.3</w:t>
+      </w:r>
+    </w:p>
+    <w:tbl>
+      <w:tblPr>
+        <w:tblStyle w:val="TableGrid"/>
+        <w:tblW w:type="auto" w:w="0"/>
+        <w:jc w:val="center"/>
+        <w:tblLayout w:type="fixed"/>
+        <w:tblLook w:firstColumn="1" w:firstRow="1" w:lastColumn="0" w:lastRow="0" w:noHBand="0" w:noVBand="1" w:val="04A0"/>
+        <w:tblLayout w:type="fixed"/>
+        <w:tblCaption w:val="1.3|2"/>
+      </w:tblPr>
+      <w:tblGrid>
+        <w:gridCol w:w="3175"/>
+        <w:gridCol w:w="907"/>
+        <w:gridCol w:w="5272"/>
+      </w:tblGrid>
+      <w:tr>
+        <w:trPr>
+          <w:cantSplit/>
+          <w:tblHeader/>
+        </w:trPr>
+        <w:tc>
+          <w:tcPr>
+            <w:tcW w:type="dxa" w:w="3175"/>
+          </w:tcPr>
+          <w:p>
+            <w:pPr>
+              <w:keepNext/>
+              <w:widowControl w:val="0"/>
+              <w:spacing w:line="240" w:lineRule="auto" w:after="0"/>
+              <w:ind w:firstLine="0"/>
+              <w:jc w:val="center"/>
+            </w:pPr>
+            <w:r/>
+            <w:r>
+              <w:rPr>
+                <w:rFonts w:ascii="Times New Roman" w:hAnsi="Times New Roman" w:cs="Times New Roman" w:eastAsia="Times New Roman"/>
+                <w:b w:val="0"/>
+                <w:i w:val="0"/>
+                <w:sz w:val="24"/>
+              </w:rPr>
+              <w:t>Вид (наименование) документа</w:t>
+            </w:r>
+          </w:p>
+        </w:tc>
+        <w:tc>
+          <w:tcPr>
+            <w:tcW w:type="dxa" w:w="907"/>
+          </w:tcPr>
+          <w:p>
+            <w:pPr>
+              <w:keepNext/>
+              <w:widowControl w:val="0"/>
+              <w:spacing w:line="240" w:lineRule="auto" w:after="0"/>
+              <w:ind w:firstLine="0"/>
+              <w:jc w:val="center"/>
+            </w:pPr>
+            <w:r/>
+            <w:r>
+              <w:rPr>
+                <w:rFonts w:ascii="Times New Roman" w:hAnsi="Times New Roman" w:cs="Times New Roman" w:eastAsia="Times New Roman"/>
+                <w:b w:val="0"/>
+                <w:i w:val="0"/>
+                <w:sz w:val="24"/>
+              </w:rPr>
+              <w:t>Код</w:t>
+            </w:r>
+          </w:p>
+        </w:tc>
+        <w:tc>
+          <w:tcPr>
+            <w:tcW w:type="dxa" w:w="5272"/>
+          </w:tcPr>
+          <w:p>
+            <w:pPr>
+              <w:keepNext/>
+              <w:widowControl w:val="0"/>
+              <w:spacing w:line="240" w:lineRule="auto" w:after="0"/>
+              <w:ind w:firstLine="0"/>
+              <w:jc w:val="center"/>
+            </w:pPr>
+            <w:r/>
+            <w:r>
+              <w:rPr>
+                <w:rFonts w:ascii="Times New Roman" w:hAnsi="Times New Roman" w:cs="Times New Roman" w:eastAsia="Times New Roman"/>
+                <w:b w:val="0"/>
+                <w:i w:val="0"/>
+                <w:sz w:val="24"/>
+              </w:rPr>
+              <w:t>Назначение документа</w:t>
             </w:r>
           </w:p>
         </w:tc>
@@ -3635,7 +3609,7 @@
                 <w:i w:val="0"/>
                 <w:sz w:val="24"/>
               </w:rPr>
-              <w:t>Изложение состава действий и правил их выполнения персоналом и пользователями</w:t>
+              <w:t>Изложение состава действий и правил их выполнения персоналом</w:t>
             </w:r>
           </w:p>
         </w:tc>
@@ -3857,7 +3831,7 @@
                 <w:i w:val="0"/>
                 <w:sz w:val="24"/>
               </w:rPr>
-              <w:t>Выполняется по ГОСТ 2.102 (для изделий, разрабатываемых для АС)</w:t>
+              <w:t>По ГОСТ 2.102</w:t>
             </w:r>
           </w:p>
         </w:tc>
@@ -3931,7 +3905,7 @@
                 <w:i w:val="0"/>
                 <w:sz w:val="24"/>
               </w:rPr>
-              <w:t>Выполняется по ГОСТ 19.101 (для программных средств АС)</w:t>
+              <w:t>По ГОСТ 19.101</w:t>
             </w:r>
           </w:p>
         </w:tc>
@@ -3961,7 +3935,7 @@
                 <w:i w:val="0"/>
                 <w:sz w:val="24"/>
               </w:rPr>
-              <w:t>Стадия «Эскизный проект»</w:t>
+              <w:t>Стадия «Эскизный проект» (таблица 2 ГОСТ 34.201-89)</w:t>
             </w:r>
           </w:p>
         </w:tc>
@@ -4035,7 +4009,7 @@
                 <w:i w:val="0"/>
                 <w:sz w:val="24"/>
               </w:rPr>
-              <w:t>Перечень документов, разработанных на стадии эскизного проекта</w:t>
+              <w:t>Список всех документов, выпущенных при эскизном проектировании</w:t>
             </w:r>
           </w:p>
         </w:tc>
@@ -4109,7 +4083,7 @@
                 <w:i w:val="0"/>
                 <w:sz w:val="24"/>
               </w:rPr>
-              <w:t>Обоснование предварительных проектных решений по системе и её частям, состав и характеристики АС</w:t>
+              <w:t>Предварительные решения по системе и её частям и их обоснование</w:t>
             </w:r>
           </w:p>
         </w:tc>
@@ -4137,7 +4111,155 @@
                 <w:i w:val="0"/>
                 <w:sz w:val="24"/>
               </w:rPr>
-              <w:t>Схема функциональной структуры</w:t>
+              <w:t>Схема организационной структуры (ЭП, ТП)</w:t>
+            </w:r>
+          </w:p>
+        </w:tc>
+        <w:tc>
+          <w:tcPr>
+            <w:tcW w:type="dxa" w:w="907"/>
+          </w:tcPr>
+          <w:p>
+            <w:pPr>
+              <w:widowControl w:val="0"/>
+              <w:spacing w:line="240" w:lineRule="auto" w:after="0"/>
+              <w:ind w:firstLine="0"/>
+              <w:jc w:val="left"/>
+            </w:pPr>
+            <w:r/>
+            <w:r>
+              <w:rPr>
+                <w:rFonts w:ascii="Times New Roman" w:hAnsi="Times New Roman" w:cs="Times New Roman" w:eastAsia="Times New Roman"/>
+                <w:b w:val="0"/>
+                <w:i w:val="0"/>
+                <w:sz w:val="24"/>
+              </w:rPr>
+              <w:t>С0</w:t>
+            </w:r>
+          </w:p>
+        </w:tc>
+        <w:tc>
+          <w:tcPr>
+            <w:tcW w:type="dxa" w:w="5272"/>
+          </w:tcPr>
+          <w:p>
+            <w:pPr>
+              <w:widowControl w:val="0"/>
+              <w:spacing w:line="240" w:lineRule="auto" w:after="0"/>
+              <w:ind w:firstLine="0"/>
+              <w:jc w:val="left"/>
+            </w:pPr>
+            <w:r/>
+            <w:r>
+              <w:rPr>
+                <w:rFonts w:ascii="Times New Roman" w:hAnsi="Times New Roman" w:cs="Times New Roman" w:eastAsia="Times New Roman"/>
+                <w:b w:val="0"/>
+                <w:i w:val="0"/>
+                <w:sz w:val="24"/>
+              </w:rPr>
+              <w:t>Подразделения и должностные лица, работающие с системой, и связи между ними</w:t>
+            </w:r>
+          </w:p>
+        </w:tc>
+      </w:tr>
+      <w:tr>
+        <w:trPr>
+          <w:cantSplit/>
+        </w:trPr>
+        <w:tc>
+          <w:tcPr>
+            <w:tcW w:type="dxa" w:w="3175"/>
+          </w:tcPr>
+          <w:p>
+            <w:pPr>
+              <w:widowControl w:val="0"/>
+              <w:spacing w:line="240" w:lineRule="auto" w:after="0"/>
+              <w:ind w:firstLine="0"/>
+              <w:jc w:val="left"/>
+            </w:pPr>
+            <w:r/>
+            <w:r>
+              <w:rPr>
+                <w:rFonts w:ascii="Times New Roman" w:hAnsi="Times New Roman" w:cs="Times New Roman" w:eastAsia="Times New Roman"/>
+                <w:b w:val="0"/>
+                <w:i w:val="0"/>
+                <w:sz w:val="24"/>
+              </w:rPr>
+              <w:t>Схема структурная комплекса технических средств (ЭП, ТП)</w:t>
+            </w:r>
+          </w:p>
+        </w:tc>
+        <w:tc>
+          <w:tcPr>
+            <w:tcW w:type="dxa" w:w="907"/>
+          </w:tcPr>
+          <w:p>
+            <w:pPr>
+              <w:widowControl w:val="0"/>
+              <w:spacing w:line="240" w:lineRule="auto" w:after="0"/>
+              <w:ind w:firstLine="0"/>
+              <w:jc w:val="left"/>
+            </w:pPr>
+            <w:r/>
+            <w:r>
+              <w:rPr>
+                <w:rFonts w:ascii="Times New Roman" w:hAnsi="Times New Roman" w:cs="Times New Roman" w:eastAsia="Times New Roman"/>
+                <w:b w:val="0"/>
+                <w:i w:val="0"/>
+                <w:sz w:val="24"/>
+              </w:rPr>
+              <w:t>С1</w:t>
+            </w:r>
+          </w:p>
+        </w:tc>
+        <w:tc>
+          <w:tcPr>
+            <w:tcW w:type="dxa" w:w="5272"/>
+          </w:tcPr>
+          <w:p>
+            <w:pPr>
+              <w:widowControl w:val="0"/>
+              <w:spacing w:line="240" w:lineRule="auto" w:after="0"/>
+              <w:ind w:firstLine="0"/>
+              <w:jc w:val="left"/>
+            </w:pPr>
+            <w:r/>
+            <w:r>
+              <w:rPr>
+                <w:rFonts w:ascii="Times New Roman" w:hAnsi="Times New Roman" w:cs="Times New Roman" w:eastAsia="Times New Roman"/>
+                <w:b w:val="0"/>
+                <w:i w:val="0"/>
+                <w:sz w:val="24"/>
+              </w:rPr>
+              <w:t>Технические средства системы и соединения между ними</w:t>
+            </w:r>
+          </w:p>
+        </w:tc>
+      </w:tr>
+      <w:tr>
+        <w:trPr>
+          <w:cantSplit/>
+        </w:trPr>
+        <w:tc>
+          <w:tcPr>
+            <w:tcW w:type="dxa" w:w="3175"/>
+          </w:tcPr>
+          <w:p>
+            <w:pPr>
+              <w:widowControl w:val="0"/>
+              <w:spacing w:line="240" w:lineRule="auto" w:after="0"/>
+              <w:ind w:firstLine="0"/>
+              <w:jc w:val="left"/>
+            </w:pPr>
+            <w:r/>
+            <w:r>
+              <w:rPr>
+                <w:rFonts w:ascii="Times New Roman" w:hAnsi="Times New Roman" w:cs="Times New Roman" w:eastAsia="Times New Roman"/>
+                <w:b w:val="0"/>
+                <w:i w:val="0"/>
+                <w:sz w:val="24"/>
+              </w:rPr>
+              <w:t>Схема функциональной структуры (ЭП, ТП)</w:t>
             </w:r>
           </w:p>
         </w:tc>
@@ -4183,7 +4305,7 @@
                 <w:i w:val="0"/>
                 <w:sz w:val="24"/>
               </w:rPr>
-              <w:t>Состав автоматизируемых функций, подсистем и информационные связи между ними</w:t>
+              <w:t>Функции и подсистемы АС и потоки информации между ними</w:t>
             </w:r>
           </w:p>
         </w:tc>
@@ -4211,7 +4333,7 @@
                 <w:i w:val="0"/>
                 <w:sz w:val="24"/>
               </w:rPr>
-              <w:t>Схема структурная комплекса технических средств</w:t>
+              <w:t>Схема автоматизации (ЭП, ТП)</w:t>
             </w:r>
           </w:p>
         </w:tc>
@@ -4234,7 +4356,7 @@
                 <w:i w:val="0"/>
                 <w:sz w:val="24"/>
               </w:rPr>
-              <w:t>С1</w:t>
+              <w:t>С3</w:t>
             </w:r>
           </w:p>
         </w:tc>
@@ -4257,7 +4379,7 @@
                 <w:i w:val="0"/>
                 <w:sz w:val="24"/>
               </w:rPr>
-              <w:t>Состав технических средств и связи между ними (предварительно)</w:t>
+              <w:t>Схема размещения средств автоматизации на объекте</w:t>
             </w:r>
           </w:p>
         </w:tc>
@@ -4361,7 +4483,229 @@
                 <w:i w:val="0"/>
                 <w:sz w:val="24"/>
               </w:rPr>
-              <w:t>Перечень документов, разработанных на стадии технического проекта</w:t>
+              <w:t>Список документов, выпущенных при техническом проектировании</w:t>
+            </w:r>
+          </w:p>
+        </w:tc>
+      </w:tr>
+      <w:tr>
+        <w:trPr>
+          <w:cantSplit/>
+        </w:trPr>
+        <w:tc>
+          <w:tcPr>
+            <w:tcW w:type="dxa" w:w="3175"/>
+          </w:tcPr>
+          <w:p>
+            <w:pPr>
+              <w:widowControl w:val="0"/>
+              <w:spacing w:line="240" w:lineRule="auto" w:after="0"/>
+              <w:ind w:firstLine="0"/>
+              <w:jc w:val="left"/>
+            </w:pPr>
+            <w:r/>
+            <w:r>
+              <w:rPr>
+                <w:rFonts w:ascii="Times New Roman" w:hAnsi="Times New Roman" w:cs="Times New Roman" w:eastAsia="Times New Roman"/>
+                <w:b w:val="0"/>
+                <w:i w:val="0"/>
+                <w:sz w:val="24"/>
+              </w:rPr>
+              <w:t>Ведомость покупных изделий</w:t>
+            </w:r>
+          </w:p>
+        </w:tc>
+        <w:tc>
+          <w:tcPr>
+            <w:tcW w:type="dxa" w:w="907"/>
+          </w:tcPr>
+          <w:p>
+            <w:pPr>
+              <w:widowControl w:val="0"/>
+              <w:spacing w:line="240" w:lineRule="auto" w:after="0"/>
+              <w:ind w:firstLine="0"/>
+              <w:jc w:val="left"/>
+            </w:pPr>
+            <w:r/>
+            <w:r>
+              <w:rPr>
+                <w:rFonts w:ascii="Times New Roman" w:hAnsi="Times New Roman" w:cs="Times New Roman" w:eastAsia="Times New Roman"/>
+                <w:b w:val="0"/>
+                <w:i w:val="0"/>
+                <w:sz w:val="24"/>
+              </w:rPr>
+              <w:t>ВП</w:t>
+            </w:r>
+          </w:p>
+        </w:tc>
+        <w:tc>
+          <w:tcPr>
+            <w:tcW w:type="dxa" w:w="5272"/>
+          </w:tcPr>
+          <w:p>
+            <w:pPr>
+              <w:widowControl w:val="0"/>
+              <w:spacing w:line="240" w:lineRule="auto" w:after="0"/>
+              <w:ind w:firstLine="0"/>
+              <w:jc w:val="left"/>
+            </w:pPr>
+            <w:r/>
+            <w:r>
+              <w:rPr>
+                <w:rFonts w:ascii="Times New Roman" w:hAnsi="Times New Roman" w:cs="Times New Roman" w:eastAsia="Times New Roman"/>
+                <w:b w:val="0"/>
+                <w:i w:val="0"/>
+                <w:sz w:val="24"/>
+              </w:rPr>
+              <w:t>Покупное оборудование и программные продукты, необходимые для комплектации системы</w:t>
+            </w:r>
+          </w:p>
+        </w:tc>
+      </w:tr>
+      <w:tr>
+        <w:trPr>
+          <w:cantSplit/>
+        </w:trPr>
+        <w:tc>
+          <w:tcPr>
+            <w:tcW w:type="dxa" w:w="3175"/>
+          </w:tcPr>
+          <w:p>
+            <w:pPr>
+              <w:widowControl w:val="0"/>
+              <w:spacing w:line="240" w:lineRule="auto" w:after="0"/>
+              <w:ind w:firstLine="0"/>
+              <w:jc w:val="left"/>
+            </w:pPr>
+            <w:r/>
+            <w:r>
+              <w:rPr>
+                <w:rFonts w:ascii="Times New Roman" w:hAnsi="Times New Roman" w:cs="Times New Roman" w:eastAsia="Times New Roman"/>
+                <w:b w:val="0"/>
+                <w:i w:val="0"/>
+                <w:sz w:val="24"/>
+              </w:rPr>
+              <w:t>Перечень входных сигналов и данных</w:t>
+            </w:r>
+          </w:p>
+        </w:tc>
+        <w:tc>
+          <w:tcPr>
+            <w:tcW w:type="dxa" w:w="907"/>
+          </w:tcPr>
+          <w:p>
+            <w:pPr>
+              <w:widowControl w:val="0"/>
+              <w:spacing w:line="240" w:lineRule="auto" w:after="0"/>
+              <w:ind w:firstLine="0"/>
+              <w:jc w:val="left"/>
+            </w:pPr>
+            <w:r/>
+            <w:r>
+              <w:rPr>
+                <w:rFonts w:ascii="Times New Roman" w:hAnsi="Times New Roman" w:cs="Times New Roman" w:eastAsia="Times New Roman"/>
+                <w:b w:val="0"/>
+                <w:i w:val="0"/>
+                <w:sz w:val="24"/>
+              </w:rPr>
+              <w:t>В1</w:t>
+            </w:r>
+          </w:p>
+        </w:tc>
+        <w:tc>
+          <w:tcPr>
+            <w:tcW w:type="dxa" w:w="5272"/>
+          </w:tcPr>
+          <w:p>
+            <w:pPr>
+              <w:widowControl w:val="0"/>
+              <w:spacing w:line="240" w:lineRule="auto" w:after="0"/>
+              <w:ind w:firstLine="0"/>
+              <w:jc w:val="left"/>
+            </w:pPr>
+            <w:r/>
+            <w:r>
+              <w:rPr>
+                <w:rFonts w:ascii="Times New Roman" w:hAnsi="Times New Roman" w:cs="Times New Roman" w:eastAsia="Times New Roman"/>
+                <w:b w:val="0"/>
+                <w:i w:val="0"/>
+                <w:sz w:val="24"/>
+              </w:rPr>
+              <w:t>Входные данные системы и их источники</w:t>
+            </w:r>
+          </w:p>
+        </w:tc>
+      </w:tr>
+      <w:tr>
+        <w:trPr>
+          <w:cantSplit/>
+        </w:trPr>
+        <w:tc>
+          <w:tcPr>
+            <w:tcW w:type="dxa" w:w="3175"/>
+          </w:tcPr>
+          <w:p>
+            <w:pPr>
+              <w:widowControl w:val="0"/>
+              <w:spacing w:line="240" w:lineRule="auto" w:after="0"/>
+              <w:ind w:firstLine="0"/>
+              <w:jc w:val="left"/>
+            </w:pPr>
+            <w:r/>
+            <w:r>
+              <w:rPr>
+                <w:rFonts w:ascii="Times New Roman" w:hAnsi="Times New Roman" w:cs="Times New Roman" w:eastAsia="Times New Roman"/>
+                <w:b w:val="0"/>
+                <w:i w:val="0"/>
+                <w:sz w:val="24"/>
+              </w:rPr>
+              <w:t>Перечень выходных сигналов (документов)</w:t>
+            </w:r>
+          </w:p>
+        </w:tc>
+        <w:tc>
+          <w:tcPr>
+            <w:tcW w:type="dxa" w:w="907"/>
+          </w:tcPr>
+          <w:p>
+            <w:pPr>
+              <w:widowControl w:val="0"/>
+              <w:spacing w:line="240" w:lineRule="auto" w:after="0"/>
+              <w:ind w:firstLine="0"/>
+              <w:jc w:val="left"/>
+            </w:pPr>
+            <w:r/>
+            <w:r>
+              <w:rPr>
+                <w:rFonts w:ascii="Times New Roman" w:hAnsi="Times New Roman" w:cs="Times New Roman" w:eastAsia="Times New Roman"/>
+                <w:b w:val="0"/>
+                <w:i w:val="0"/>
+                <w:sz w:val="24"/>
+              </w:rPr>
+              <w:t>В2</w:t>
+            </w:r>
+          </w:p>
+        </w:tc>
+        <w:tc>
+          <w:tcPr>
+            <w:tcW w:type="dxa" w:w="5272"/>
+          </w:tcPr>
+          <w:p>
+            <w:pPr>
+              <w:widowControl w:val="0"/>
+              <w:spacing w:line="240" w:lineRule="auto" w:after="0"/>
+              <w:ind w:firstLine="0"/>
+              <w:jc w:val="left"/>
+            </w:pPr>
+            <w:r/>
+            <w:r>
+              <w:rPr>
+                <w:rFonts w:ascii="Times New Roman" w:hAnsi="Times New Roman" w:cs="Times New Roman" w:eastAsia="Times New Roman"/>
+                <w:b w:val="0"/>
+                <w:i w:val="0"/>
+                <w:sz w:val="24"/>
+              </w:rPr>
+              <w:t>Выходные документы и сообщения системы и их получатели</w:t>
             </w:r>
           </w:p>
         </w:tc>
@@ -4435,7 +4779,7 @@
                 <w:i w:val="0"/>
                 <w:sz w:val="24"/>
               </w:rPr>
-              <w:t>Общесистемные проектные решения, описание процесса деятельности, мероприятия по подготовке объекта к вводу АС</w:t>
+              <w:t>Принятые общесистемные решения и мероприятия по подготовке объекта к вводу АС</w:t>
             </w:r>
           </w:p>
         </w:tc>
@@ -4509,7 +4853,7 @@
                 <w:i w:val="0"/>
                 <w:sz w:val="24"/>
               </w:rPr>
-              <w:t>Перечень функций, реализуемых АС, с указанием подсистем, процессов и исполнителей</w:t>
+              <w:t>Функции, которые автоматизирует система, с распределением по подсистемам и исполнителям</w:t>
             </w:r>
           </w:p>
         </w:tc>
@@ -4583,7 +4927,7 @@
                 <w:i w:val="0"/>
                 <w:sz w:val="24"/>
               </w:rPr>
-              <w:t>Характеристика задач, входная и выходная информация, требования к алгоритмам решения</w:t>
+              <w:t>Постановка каждой задачи: цель, входные и выходные данные, требования к решению</w:t>
             </w:r>
           </w:p>
         </w:tc>
@@ -4657,7 +5001,7 @@
                 <w:i w:val="0"/>
                 <w:sz w:val="24"/>
               </w:rPr>
-              <w:t>Состав и организация информационной базы, системы классификации и кодирования, нормативно-справочная информация</w:t>
+              <w:t>Состав информационного обеспечения, справочники и классификаторы</w:t>
             </w:r>
           </w:p>
         </w:tc>
@@ -4731,7 +5075,7 @@
                 <w:i w:val="0"/>
                 <w:sz w:val="24"/>
               </w:rPr>
-              <w:t>Логическая и физическая структура базы данных, порядок её ведения</w:t>
+              <w:t>Логическая и физическая организация базы данных</w:t>
             </w:r>
           </w:p>
         </w:tc>
@@ -4761,7 +5105,7 @@
         <w:tblLayout w:type="fixed"/>
         <w:tblLook w:firstColumn="1" w:firstRow="1" w:lastColumn="0" w:lastRow="0" w:noHBand="0" w:noVBand="1" w:val="04A0"/>
         <w:tblLayout w:type="fixed"/>
-        <w:tblCaption w:val="1.3|20"/>
+        <w:tblCaption w:val="1.3|25"/>
       </w:tblPr>
       <w:tblGrid>
         <w:gridCol w:w="3175"/>
@@ -4869,6 +5213,80 @@
                 <w:i w:val="0"/>
                 <w:sz w:val="24"/>
               </w:rPr>
+              <w:t>Описание систем классификации и кодирования</w:t>
+            </w:r>
+          </w:p>
+        </w:tc>
+        <w:tc>
+          <w:tcPr>
+            <w:tcW w:type="dxa" w:w="907"/>
+          </w:tcPr>
+          <w:p>
+            <w:pPr>
+              <w:widowControl w:val="0"/>
+              <w:spacing w:line="240" w:lineRule="auto" w:after="0"/>
+              <w:ind w:firstLine="0"/>
+              <w:jc w:val="left"/>
+            </w:pPr>
+            <w:r/>
+            <w:r>
+              <w:rPr>
+                <w:rFonts w:ascii="Times New Roman" w:hAnsi="Times New Roman" w:cs="Times New Roman" w:eastAsia="Times New Roman"/>
+                <w:b w:val="0"/>
+                <w:i w:val="0"/>
+                <w:sz w:val="24"/>
+              </w:rPr>
+              <w:t>П7</w:t>
+            </w:r>
+          </w:p>
+        </w:tc>
+        <w:tc>
+          <w:tcPr>
+            <w:tcW w:type="dxa" w:w="5272"/>
+          </w:tcPr>
+          <w:p>
+            <w:pPr>
+              <w:widowControl w:val="0"/>
+              <w:spacing w:line="240" w:lineRule="auto" w:after="0"/>
+              <w:ind w:firstLine="0"/>
+              <w:jc w:val="left"/>
+            </w:pPr>
+            <w:r/>
+            <w:r>
+              <w:rPr>
+                <w:rFonts w:ascii="Times New Roman" w:hAnsi="Times New Roman" w:cs="Times New Roman" w:eastAsia="Times New Roman"/>
+                <w:b w:val="0"/>
+                <w:i w:val="0"/>
+                <w:sz w:val="24"/>
+              </w:rPr>
+              <w:t>Классификаторы и правила кодирования, принятые в системе</w:t>
+            </w:r>
+          </w:p>
+        </w:tc>
+      </w:tr>
+      <w:tr>
+        <w:trPr>
+          <w:cantSplit/>
+        </w:trPr>
+        <w:tc>
+          <w:tcPr>
+            <w:tcW w:type="dxa" w:w="3175"/>
+          </w:tcPr>
+          <w:p>
+            <w:pPr>
+              <w:widowControl w:val="0"/>
+              <w:spacing w:line="240" w:lineRule="auto" w:after="0"/>
+              <w:ind w:firstLine="0"/>
+              <w:jc w:val="left"/>
+            </w:pPr>
+            <w:r/>
+            <w:r>
+              <w:rPr>
+                <w:rFonts w:ascii="Times New Roman" w:hAnsi="Times New Roman" w:cs="Times New Roman" w:eastAsia="Times New Roman"/>
+                <w:b w:val="0"/>
+                <w:i w:val="0"/>
+                <w:sz w:val="24"/>
+              </w:rPr>
               <w:t>Описание комплекса технических средств</w:t>
             </w:r>
           </w:p>
@@ -4915,7 +5333,7 @@
                 <w:i w:val="0"/>
                 <w:sz w:val="24"/>
               </w:rPr>
-              <w:t>Обоснование выбора и описание технических средств, размещение и требования к ним</w:t>
+              <w:t>Состав, характеристики и обоснование выбора технических средств</w:t>
             </w:r>
           </w:p>
         </w:tc>
@@ -4989,7 +5407,7 @@
                 <w:i w:val="0"/>
                 <w:sz w:val="24"/>
               </w:rPr>
-              <w:t>Структура программного обеспечения, состав общесистемного и прикладного ПО</w:t>
+              <w:t>Состав и структура общесистемного и прикладного программного обеспечения</w:t>
             </w:r>
           </w:p>
         </w:tc>
@@ -5017,7 +5435,7 @@
                 <w:i w:val="0"/>
                 <w:sz w:val="24"/>
               </w:rPr>
-              <w:t>Схема организационной структуры</w:t>
+              <w:t>Описание алгоритма (проектной процедуры)</w:t>
             </w:r>
           </w:p>
         </w:tc>
@@ -5040,7 +5458,7 @@
                 <w:i w:val="0"/>
                 <w:sz w:val="24"/>
               </w:rPr>
-              <w:t>С0</w:t>
+              <w:t>ПБ</w:t>
             </w:r>
           </w:p>
         </w:tc>
@@ -5063,81 +5481,7 @@
                 <w:i w:val="0"/>
                 <w:sz w:val="24"/>
               </w:rPr>
-              <w:t>Структура подразделений и должностных лиц, участвующих в функционировании АС</w:t>
-            </w:r>
-          </w:p>
-        </w:tc>
-      </w:tr>
-      <w:tr>
-        <w:trPr>
-          <w:cantSplit/>
-        </w:trPr>
-        <w:tc>
-          <w:tcPr>
-            <w:tcW w:type="dxa" w:w="3175"/>
-          </w:tcPr>
-          <w:p>
-            <w:pPr>
-              <w:widowControl w:val="0"/>
-              <w:spacing w:line="240" w:lineRule="auto" w:after="0"/>
-              <w:ind w:firstLine="0"/>
-              <w:jc w:val="left"/>
-            </w:pPr>
-            <w:r/>
-            <w:r>
-              <w:rPr>
-                <w:rFonts w:ascii="Times New Roman" w:hAnsi="Times New Roman" w:cs="Times New Roman" w:eastAsia="Times New Roman"/>
-                <w:b w:val="0"/>
-                <w:i w:val="0"/>
-                <w:sz w:val="24"/>
-              </w:rPr>
-              <w:t>Ведомость покупных изделий</w:t>
-            </w:r>
-          </w:p>
-        </w:tc>
-        <w:tc>
-          <w:tcPr>
-            <w:tcW w:type="dxa" w:w="907"/>
-          </w:tcPr>
-          <w:p>
-            <w:pPr>
-              <w:widowControl w:val="0"/>
-              <w:spacing w:line="240" w:lineRule="auto" w:after="0"/>
-              <w:ind w:firstLine="0"/>
-              <w:jc w:val="left"/>
-            </w:pPr>
-            <w:r/>
-            <w:r>
-              <w:rPr>
-                <w:rFonts w:ascii="Times New Roman" w:hAnsi="Times New Roman" w:cs="Times New Roman" w:eastAsia="Times New Roman"/>
-                <w:b w:val="0"/>
-                <w:i w:val="0"/>
-                <w:sz w:val="24"/>
-              </w:rPr>
-              <w:t>ВП</w:t>
-            </w:r>
-          </w:p>
-        </w:tc>
-        <w:tc>
-          <w:tcPr>
-            <w:tcW w:type="dxa" w:w="5272"/>
-          </w:tcPr>
-          <w:p>
-            <w:pPr>
-              <w:widowControl w:val="0"/>
-              <w:spacing w:line="240" w:lineRule="auto" w:after="0"/>
-              <w:ind w:firstLine="0"/>
-              <w:jc w:val="left"/>
-            </w:pPr>
-            <w:r/>
-            <w:r>
-              <w:rPr>
-                <w:rFonts w:ascii="Times New Roman" w:hAnsi="Times New Roman" w:cs="Times New Roman" w:eastAsia="Times New Roman"/>
-                <w:b w:val="0"/>
-                <w:i w:val="0"/>
-                <w:sz w:val="24"/>
-              </w:rPr>
-              <w:t>Перечень покупного оборудования и программных продуктов, необходимых для комплектования АС</w:t>
+              <w:t>Алгоритм решения задачи или проектной процедуры</w:t>
             </w:r>
           </w:p>
         </w:tc>
@@ -5211,7 +5555,7 @@
                 <w:i w:val="0"/>
                 <w:sz w:val="24"/>
               </w:rPr>
-              <w:t>Расчёт показателей надёжности АС и обоснование достаточности принятых решений</w:t>
+              <w:t>Ожидаемые показатели надёжности и их расчёт</w:t>
             </w:r>
           </w:p>
         </w:tc>
@@ -5315,7 +5659,81 @@
                 <w:i w:val="0"/>
                 <w:sz w:val="24"/>
               </w:rPr>
-              <w:t>Перечень эксплуатационных документов на систему</w:t>
+              <w:t>Список эксплуатационных документов</w:t>
+            </w:r>
+          </w:p>
+        </w:tc>
+      </w:tr>
+      <w:tr>
+        <w:trPr>
+          <w:cantSplit/>
+        </w:trPr>
+        <w:tc>
+          <w:tcPr>
+            <w:tcW w:type="dxa" w:w="3175"/>
+          </w:tcPr>
+          <w:p>
+            <w:pPr>
+              <w:widowControl w:val="0"/>
+              <w:spacing w:line="240" w:lineRule="auto" w:after="0"/>
+              <w:ind w:firstLine="0"/>
+              <w:jc w:val="left"/>
+            </w:pPr>
+            <w:r/>
+            <w:r>
+              <w:rPr>
+                <w:rFonts w:ascii="Times New Roman" w:hAnsi="Times New Roman" w:cs="Times New Roman" w:eastAsia="Times New Roman"/>
+                <w:b w:val="0"/>
+                <w:i w:val="0"/>
+                <w:sz w:val="24"/>
+              </w:rPr>
+              <w:t>Каталог базы данных</w:t>
+            </w:r>
+          </w:p>
+        </w:tc>
+        <w:tc>
+          <w:tcPr>
+            <w:tcW w:type="dxa" w:w="907"/>
+          </w:tcPr>
+          <w:p>
+            <w:pPr>
+              <w:widowControl w:val="0"/>
+              <w:spacing w:line="240" w:lineRule="auto" w:after="0"/>
+              <w:ind w:firstLine="0"/>
+              <w:jc w:val="left"/>
+            </w:pPr>
+            <w:r/>
+            <w:r>
+              <w:rPr>
+                <w:rFonts w:ascii="Times New Roman" w:hAnsi="Times New Roman" w:cs="Times New Roman" w:eastAsia="Times New Roman"/>
+                <w:b w:val="0"/>
+                <w:i w:val="0"/>
+                <w:sz w:val="24"/>
+              </w:rPr>
+              <w:t>В7</w:t>
+            </w:r>
+          </w:p>
+        </w:tc>
+        <w:tc>
+          <w:tcPr>
+            <w:tcW w:type="dxa" w:w="5272"/>
+          </w:tcPr>
+          <w:p>
+            <w:pPr>
+              <w:widowControl w:val="0"/>
+              <w:spacing w:line="240" w:lineRule="auto" w:after="0"/>
+              <w:ind w:firstLine="0"/>
+              <w:jc w:val="left"/>
+            </w:pPr>
+            <w:r/>
+            <w:r>
+              <w:rPr>
+                <w:rFonts w:ascii="Times New Roman" w:hAnsi="Times New Roman" w:cs="Times New Roman" w:eastAsia="Times New Roman"/>
+                <w:b w:val="0"/>
+                <w:i w:val="0"/>
+                <w:sz w:val="24"/>
+              </w:rPr>
+              <w:t>Описание массивов и таблиц базы данных</w:t>
             </w:r>
           </w:p>
         </w:tc>
@@ -5389,7 +5807,7 @@
                 <w:i w:val="0"/>
                 <w:sz w:val="24"/>
               </w:rPr>
-              <w:t>Порядок работы пользователя с системой: назначение функций, условия выполнения, действия и сообщения</w:t>
+              <w:t>Как пользователю выполнять функции системы, какие сообщения он получает и как на них реагировать</w:t>
             </w:r>
           </w:p>
         </w:tc>
@@ -5417,7 +5835,7 @@
                 <w:i w:val="0"/>
                 <w:sz w:val="24"/>
               </w:rPr>
-              <w:t>Инструкция по формированию и ведению базы данных</w:t>
+              <w:t>Инструкция по формированию и ведению базы данных (набора данных)</w:t>
             </w:r>
           </w:p>
         </w:tc>
@@ -5463,7 +5881,7 @@
                 <w:i w:val="0"/>
                 <w:sz w:val="24"/>
               </w:rPr>
-              <w:t>Правила создания, заполнения, корректировки и резервного копирования базы данных</w:t>
+              <w:t>Порядок наполнения, изменения и восстановления базы данных</w:t>
             </w:r>
           </w:p>
         </w:tc>
@@ -5491,7 +5909,7 @@
                 <w:i w:val="0"/>
                 <w:sz w:val="24"/>
               </w:rPr>
-              <w:t>Описание технологического процесса обработки данных</w:t>
+              <w:t>Описание технологического процесса обработки данных (включая телеобработку)</w:t>
             </w:r>
           </w:p>
         </w:tc>
@@ -5537,7 +5955,81 @@
                 <w:i w:val="0"/>
                 <w:sz w:val="24"/>
               </w:rPr>
-              <w:t>Последовательность операций обработки данных, распределение их между персоналом и техническими средствами</w:t>
+              <w:t>Технология обработки данных: операции, их последовательность и исполнители</w:t>
+            </w:r>
+          </w:p>
+        </w:tc>
+      </w:tr>
+      <w:tr>
+        <w:trPr>
+          <w:cantSplit/>
+        </w:trPr>
+        <w:tc>
+          <w:tcPr>
+            <w:tcW w:type="dxa" w:w="3175"/>
+          </w:tcPr>
+          <w:p>
+            <w:pPr>
+              <w:widowControl w:val="0"/>
+              <w:spacing w:line="240" w:lineRule="auto" w:after="0"/>
+              <w:ind w:firstLine="0"/>
+              <w:jc w:val="left"/>
+            </w:pPr>
+            <w:r/>
+            <w:r>
+              <w:rPr>
+                <w:rFonts w:ascii="Times New Roman" w:hAnsi="Times New Roman" w:cs="Times New Roman" w:eastAsia="Times New Roman"/>
+                <w:b w:val="0"/>
+                <w:i w:val="0"/>
+                <w:sz w:val="24"/>
+              </w:rPr>
+              <w:t>Общее описание системы</w:t>
+            </w:r>
+          </w:p>
+        </w:tc>
+        <w:tc>
+          <w:tcPr>
+            <w:tcW w:type="dxa" w:w="907"/>
+          </w:tcPr>
+          <w:p>
+            <w:pPr>
+              <w:widowControl w:val="0"/>
+              <w:spacing w:line="240" w:lineRule="auto" w:after="0"/>
+              <w:ind w:firstLine="0"/>
+              <w:jc w:val="left"/>
+            </w:pPr>
+            <w:r/>
+            <w:r>
+              <w:rPr>
+                <w:rFonts w:ascii="Times New Roman" w:hAnsi="Times New Roman" w:cs="Times New Roman" w:eastAsia="Times New Roman"/>
+                <w:b w:val="0"/>
+                <w:i w:val="0"/>
+                <w:sz w:val="24"/>
+              </w:rPr>
+              <w:t>ПД</w:t>
+            </w:r>
+          </w:p>
+        </w:tc>
+        <w:tc>
+          <w:tcPr>
+            <w:tcW w:type="dxa" w:w="5272"/>
+          </w:tcPr>
+          <w:p>
+            <w:pPr>
+              <w:widowControl w:val="0"/>
+              <w:spacing w:line="240" w:lineRule="auto" w:after="0"/>
+              <w:ind w:firstLine="0"/>
+              <w:jc w:val="left"/>
+            </w:pPr>
+            <w:r/>
+            <w:r>
+              <w:rPr>
+                <w:rFonts w:ascii="Times New Roman" w:hAnsi="Times New Roman" w:cs="Times New Roman" w:eastAsia="Times New Roman"/>
+                <w:b w:val="0"/>
+                <w:i w:val="0"/>
+                <w:sz w:val="24"/>
+              </w:rPr>
+              <w:t>Обзорное описание назначения, состава и работы системы</w:t>
             </w:r>
           </w:p>
         </w:tc>
@@ -5611,7 +6103,81 @@
                 <w:i w:val="0"/>
                 <w:sz w:val="24"/>
               </w:rPr>
-              <w:t>Объём, условия и методы проверки соответствия АС техническому заданию</w:t>
+              <w:t>Что, в каком объёме и какими методами проверяется при испытаниях АС</w:t>
+            </w:r>
+          </w:p>
+        </w:tc>
+      </w:tr>
+      <w:tr>
+        <w:trPr>
+          <w:cantSplit/>
+        </w:trPr>
+        <w:tc>
+          <w:tcPr>
+            <w:tcW w:type="dxa" w:w="3175"/>
+          </w:tcPr>
+          <w:p>
+            <w:pPr>
+              <w:widowControl w:val="0"/>
+              <w:spacing w:line="240" w:lineRule="auto" w:after="0"/>
+              <w:ind w:firstLine="0"/>
+              <w:jc w:val="left"/>
+            </w:pPr>
+            <w:r/>
+            <w:r>
+              <w:rPr>
+                <w:rFonts w:ascii="Times New Roman" w:hAnsi="Times New Roman" w:cs="Times New Roman" w:eastAsia="Times New Roman"/>
+                <w:b w:val="0"/>
+                <w:i w:val="0"/>
+                <w:sz w:val="24"/>
+              </w:rPr>
+              <w:t>Формуляр</w:t>
+            </w:r>
+          </w:p>
+        </w:tc>
+        <w:tc>
+          <w:tcPr>
+            <w:tcW w:type="dxa" w:w="907"/>
+          </w:tcPr>
+          <w:p>
+            <w:pPr>
+              <w:widowControl w:val="0"/>
+              <w:spacing w:line="240" w:lineRule="auto" w:after="0"/>
+              <w:ind w:firstLine="0"/>
+              <w:jc w:val="left"/>
+            </w:pPr>
+            <w:r/>
+            <w:r>
+              <w:rPr>
+                <w:rFonts w:ascii="Times New Roman" w:hAnsi="Times New Roman" w:cs="Times New Roman" w:eastAsia="Times New Roman"/>
+                <w:b w:val="0"/>
+                <w:i w:val="0"/>
+                <w:sz w:val="24"/>
+              </w:rPr>
+              <w:t>ФО</w:t>
+            </w:r>
+          </w:p>
+        </w:tc>
+        <w:tc>
+          <w:tcPr>
+            <w:tcW w:type="dxa" w:w="5272"/>
+          </w:tcPr>
+          <w:p>
+            <w:pPr>
+              <w:widowControl w:val="0"/>
+              <w:spacing w:line="240" w:lineRule="auto" w:after="0"/>
+              <w:ind w:firstLine="0"/>
+              <w:jc w:val="left"/>
+            </w:pPr>
+            <w:r/>
+            <w:r>
+              <w:rPr>
+                <w:rFonts w:ascii="Times New Roman" w:hAnsi="Times New Roman" w:cs="Times New Roman" w:eastAsia="Times New Roman"/>
+                <w:b w:val="0"/>
+                <w:i w:val="0"/>
+                <w:sz w:val="24"/>
+              </w:rPr>
+              <w:t>Данные о системе, гарантиях и её состоянии в процессе эксплуатации</w:t>
             </w:r>
           </w:p>
         </w:tc>
@@ -5685,81 +6251,7 @@
                 <w:i w:val="0"/>
                 <w:sz w:val="24"/>
               </w:rPr>
-              <w:t>Основные характеристики системы, комплектность и сведения о её эксплуатации</w:t>
-            </w:r>
-          </w:p>
-        </w:tc>
-      </w:tr>
-      <w:tr>
-        <w:trPr>
-          <w:cantSplit/>
-        </w:trPr>
-        <w:tc>
-          <w:tcPr>
-            <w:tcW w:type="dxa" w:w="3175"/>
-          </w:tcPr>
-          <w:p>
-            <w:pPr>
-              <w:widowControl w:val="0"/>
-              <w:spacing w:line="240" w:lineRule="auto" w:after="0"/>
-              <w:ind w:firstLine="0"/>
-              <w:jc w:val="left"/>
-            </w:pPr>
-            <w:r/>
-            <w:r>
-              <w:rPr>
-                <w:rFonts w:ascii="Times New Roman" w:hAnsi="Times New Roman" w:cs="Times New Roman" w:eastAsia="Times New Roman"/>
-                <w:b w:val="0"/>
-                <w:i w:val="0"/>
-                <w:sz w:val="24"/>
-              </w:rPr>
-              <w:t>Формуляр</w:t>
-            </w:r>
-          </w:p>
-        </w:tc>
-        <w:tc>
-          <w:tcPr>
-            <w:tcW w:type="dxa" w:w="907"/>
-          </w:tcPr>
-          <w:p>
-            <w:pPr>
-              <w:widowControl w:val="0"/>
-              <w:spacing w:line="240" w:lineRule="auto" w:after="0"/>
-              <w:ind w:firstLine="0"/>
-              <w:jc w:val="left"/>
-            </w:pPr>
-            <w:r/>
-            <w:r>
-              <w:rPr>
-                <w:rFonts w:ascii="Times New Roman" w:hAnsi="Times New Roman" w:cs="Times New Roman" w:eastAsia="Times New Roman"/>
-                <w:b w:val="0"/>
-                <w:i w:val="0"/>
-                <w:sz w:val="24"/>
-              </w:rPr>
-              <w:t>ФО</w:t>
-            </w:r>
-          </w:p>
-        </w:tc>
-        <w:tc>
-          <w:tcPr>
-            <w:tcW w:type="dxa" w:w="5272"/>
-          </w:tcPr>
-          <w:p>
-            <w:pPr>
-              <w:widowControl w:val="0"/>
-              <w:spacing w:line="240" w:lineRule="auto" w:after="0"/>
-              <w:ind w:firstLine="0"/>
-              <w:jc w:val="left"/>
-            </w:pPr>
-            <w:r/>
-            <w:r>
-              <w:rPr>
-                <w:rFonts w:ascii="Times New Roman" w:hAnsi="Times New Roman" w:cs="Times New Roman" w:eastAsia="Times New Roman"/>
-                <w:b w:val="0"/>
-                <w:i w:val="0"/>
-                <w:sz w:val="24"/>
-              </w:rPr>
-              <w:t>Сведения о системе, гарантиях и фактическом состоянии АС в ходе эксплуатации</w:t>
+              <w:t>Основные сведения о системе и её комплектности</w:t>
             </w:r>
           </w:p>
         </w:tc>
@@ -5778,7 +6270,7 @@
           <w:i w:val="0"/>
           <w:sz w:val="28"/>
         </w:rPr>
-        <w:t>Для проектируемой системы «СППР оценки кредитоспособности» на стадии технического проекта наиболее значимыми являются пояснительная записка (П2), описание автоматизируемых функций (П3), описание постановки задач (П4) и описание информационного обеспечения (П5), а на стадии рабочей документации — руководство пользователя (И3) и программа и методика испытаний (ПМ).</w:t>
+        <w:t>При разработке системы «СППР оценки кредитоспособности» основная часть проектной документации будет выпущена на стадии технического проекта: пояснительная записка П2, описания П3–П5 и описание программного обеспечения ПА. На стадии рабочей документации ключевыми станут руководство пользователя И3 и программа и методика испытаний ПМ, по которой система будет предъявляться заказчику.</w:t>
       </w:r>
     </w:p>
     <w:p>
@@ -6607,7 +7099,7 @@
           <w:i w:val="0"/>
           <w:sz w:val="28"/>
         </w:rPr>
-        <w:t>Примечание. С 01.01.2022 в Российской Федерации вместо ГОСТ 34.601-90 действует ГОСТ Р 59793-2021 «Информационные технологии. Комплекс стандартов на автоматизированные системы. Автоматизированные системы. Стадии создания», который сохраняет приведённую структуру стадий и этапов с уточнениями формулировок.</w:t>
+        <w:t>Следует учитывать, что с 1 января 2022 года на территории Российской Федерации ГОСТ 34.601-90 заменён национальным стандартом ГОСТ Р 59793-2021 «Информационные технологии. Комплекс стандартов на автоматизированные системы. Автоматизированные системы. Стадии создания». Состав стадий и этапов в новом стандарте в основном сохранён, уточнены отдельные формулировки.</w:t>
       </w:r>
     </w:p>
     <w:p>
@@ -6754,7 +7246,7 @@
                 <w:i w:val="0"/>
                 <w:sz w:val="24"/>
               </w:rPr>
-              <w:t>1. Конституция Российской Федерации (ст. 23, 24, 29 — право на неприкосновенность частной жизни, тайну переписки, свободу информации)</w:t>
+              <w:t>1. Конституция Российской Федерации (ст. 23, 24, 29)</w:t>
             </w:r>
           </w:p>
           <w:p>
@@ -6805,7 +7297,7 @@
                 <w:i w:val="0"/>
                 <w:sz w:val="24"/>
               </w:rPr>
-              <w:t>4. Федеральный закон от 06.04.2011 № 63-ФЗ «Об электронной подписи»</w:t>
+              <w:t>4. Федеральный закон от 29.07.2004 № 98-ФЗ «О коммерческой тайне»</w:t>
             </w:r>
           </w:p>
           <w:p>
@@ -6822,7 +7314,7 @@
                 <w:i w:val="0"/>
                 <w:sz w:val="24"/>
               </w:rPr>
-              <w:t>5. Федеральный закон от 29.07.2004 № 98-ФЗ «О коммерческой тайне»</w:t>
+              <w:t>5. Федеральный закон от 06.04.2011 № 63-ФЗ «Об электронной подписи»</w:t>
             </w:r>
           </w:p>
           <w:p>
@@ -6890,7 +7382,7 @@
                 <w:i w:val="0"/>
                 <w:sz w:val="24"/>
               </w:rPr>
-              <w:t>1. Гражданский кодекс РФ, часть четвёртая (Федеральный закон от 18.12.2006 № 230-ФЗ), раздел VII: ст. 1225, 1259, 1260, 1261 (программы для ЭВМ), 1262 (государственная регистрация программ для ЭВМ и баз данных), 1280, 1334–1344 (права изготовителя базы данных)</w:t>
+              <w:t>1. Часть четвёртая Гражданского кодекса РФ (Федеральный закон от 18.12.2006 № 230-ФЗ): ст. 1225, 1259–1262, 1280, 1334–1344</w:t>
             </w:r>
           </w:p>
           <w:p>
@@ -6907,7 +7399,7 @@
                 <w:i w:val="0"/>
                 <w:sz w:val="24"/>
               </w:rPr>
-              <w:t>2. Закон РФ от 23.09.1992 № 3523-1 «О правовой охране программ для электронных вычислительных машин и баз данных» (утратил силу с 01.01.2008 в связи с введением части четвёртой ГК РФ — имеет историческое значение)</w:t>
+              <w:t>2. Закон РФ от 23.09.1992 № 3523-1 «О правовой охране программ для электронных вычислительных машин и баз данных» (утратил силу с 01.01.2008)</w:t>
             </w:r>
           </w:p>
           <w:p>
@@ -6924,7 +7416,7 @@
                 <w:i w:val="0"/>
                 <w:sz w:val="24"/>
               </w:rPr>
-              <w:t>3. Уголовный кодекс РФ: ст. 146 (нарушение авторских и смежных прав), ст. 272–274.1 (преступления в сфере компьютерной информации)</w:t>
+              <w:t>3. Кодекс РФ об административных правонарушениях, ст. 7.12</w:t>
             </w:r>
           </w:p>
           <w:p>
@@ -6941,7 +7433,143 @@
                 <w:i w:val="0"/>
                 <w:sz w:val="24"/>
               </w:rPr>
-              <w:t>4. Кодекс РФ об административных правонарушениях: ст. 7.12 (нарушение авторских и смежных прав)</w:t>
+              <w:t>4. Уголовный кодекс РФ, ст. 146, 272–274.1</w:t>
+            </w:r>
+          </w:p>
+        </w:tc>
+      </w:tr>
+      <w:tr>
+        <w:trPr>
+          <w:cantSplit/>
+        </w:trPr>
+        <w:tc>
+          <w:tcPr>
+            <w:tcW w:type="dxa" w:w="2835"/>
+          </w:tcPr>
+          <w:p>
+            <w:pPr>
+              <w:widowControl w:val="0"/>
+              <w:spacing w:line="240" w:lineRule="auto" w:after="0"/>
+              <w:ind w:firstLine="0"/>
+              <w:jc w:val="left"/>
+            </w:pPr>
+            <w:r/>
+            <w:r>
+              <w:rPr>
+                <w:rFonts w:ascii="Times New Roman" w:hAnsi="Times New Roman" w:cs="Times New Roman" w:eastAsia="Times New Roman"/>
+                <w:b w:val="0"/>
+                <w:i w:val="0"/>
+                <w:sz w:val="24"/>
+              </w:rPr>
+              <w:t>Законодательство, связанное с Интернет-деятельностью</w:t>
+            </w:r>
+          </w:p>
+        </w:tc>
+        <w:tc>
+          <w:tcPr>
+            <w:tcW w:type="dxa" w:w="6520"/>
+          </w:tcPr>
+          <w:p>
+            <w:pPr>
+              <w:widowControl w:val="0"/>
+              <w:spacing w:line="240" w:lineRule="auto" w:after="0"/>
+              <w:ind w:firstLine="0"/>
+              <w:jc w:val="left"/>
+            </w:pPr>
+            <w:r/>
+            <w:r>
+              <w:rPr>
+                <w:rFonts w:ascii="Times New Roman" w:hAnsi="Times New Roman" w:cs="Times New Roman" w:eastAsia="Times New Roman"/>
+                <w:b w:val="0"/>
+                <w:i w:val="0"/>
+                <w:sz w:val="24"/>
+              </w:rPr>
+              <w:t>1. Федеральный закон от 07.07.2003 № 126-ФЗ «О связи»</w:t>
+            </w:r>
+          </w:p>
+          <w:p>
+            <w:pPr>
+              <w:widowControl w:val="0"/>
+              <w:spacing w:line="240" w:lineRule="auto" w:after="0"/>
+              <w:ind w:firstLine="0"/>
+              <w:jc w:val="left"/>
+            </w:pPr>
+            <w:r>
+              <w:rPr>
+                <w:rFonts w:ascii="Times New Roman" w:hAnsi="Times New Roman" w:cs="Times New Roman" w:eastAsia="Times New Roman"/>
+                <w:b w:val="0"/>
+                <w:i w:val="0"/>
+                <w:sz w:val="24"/>
+              </w:rPr>
+              <w:t>2. Федеральный закон № 149-ФЗ, ст. 10.1–10.6, 15.1–15.3</w:t>
+            </w:r>
+          </w:p>
+          <w:p>
+            <w:pPr>
+              <w:widowControl w:val="0"/>
+              <w:spacing w:line="240" w:lineRule="auto" w:after="0"/>
+              <w:ind w:firstLine="0"/>
+              <w:jc w:val="left"/>
+            </w:pPr>
+            <w:r>
+              <w:rPr>
+                <w:rFonts w:ascii="Times New Roman" w:hAnsi="Times New Roman" w:cs="Times New Roman" w:eastAsia="Times New Roman"/>
+                <w:b w:val="0"/>
+                <w:i w:val="0"/>
+                <w:sz w:val="24"/>
+              </w:rPr>
+              <w:t>3. Федеральный закон от 13.03.2006 № 38-ФЗ «О рекламе»</w:t>
+            </w:r>
+          </w:p>
+          <w:p>
+            <w:pPr>
+              <w:widowControl w:val="0"/>
+              <w:spacing w:line="240" w:lineRule="auto" w:after="0"/>
+              <w:ind w:firstLine="0"/>
+              <w:jc w:val="left"/>
+            </w:pPr>
+            <w:r>
+              <w:rPr>
+                <w:rFonts w:ascii="Times New Roman" w:hAnsi="Times New Roman" w:cs="Times New Roman" w:eastAsia="Times New Roman"/>
+                <w:b w:val="0"/>
+                <w:i w:val="0"/>
+                <w:sz w:val="24"/>
+              </w:rPr>
+              <w:t>4. Закон РФ от 07.02.1992 № 2300-1 «О защите прав потребителей», ст. 26.1</w:t>
+            </w:r>
+          </w:p>
+          <w:p>
+            <w:pPr>
+              <w:widowControl w:val="0"/>
+              <w:spacing w:line="240" w:lineRule="auto" w:after="0"/>
+              <w:ind w:firstLine="0"/>
+              <w:jc w:val="left"/>
+            </w:pPr>
+            <w:r>
+              <w:rPr>
+                <w:rFonts w:ascii="Times New Roman" w:hAnsi="Times New Roman" w:cs="Times New Roman" w:eastAsia="Times New Roman"/>
+                <w:b w:val="0"/>
+                <w:i w:val="0"/>
+                <w:sz w:val="24"/>
+              </w:rPr>
+              <w:t>5. Федеральный закон от 29.12.2010 № 436-ФЗ «О защите детей от информации, причиняющей вред их здоровью и развитию»</w:t>
+            </w:r>
+          </w:p>
+          <w:p>
+            <w:pPr>
+              <w:widowControl w:val="0"/>
+              <w:spacing w:line="240" w:lineRule="auto" w:after="0"/>
+              <w:ind w:firstLine="0"/>
+              <w:jc w:val="left"/>
+            </w:pPr>
+            <w:r>
+              <w:rPr>
+                <w:rFonts w:ascii="Times New Roman" w:hAnsi="Times New Roman" w:cs="Times New Roman" w:eastAsia="Times New Roman"/>
+                <w:b w:val="0"/>
+                <w:i w:val="0"/>
+                <w:sz w:val="24"/>
+              </w:rPr>
+              <w:t>6. Федеральный закон от 01.05.2019 № 90-ФЗ (об устойчивом функционировании сети Интернет)</w:t>
             </w:r>
           </w:p>
         </w:tc>
@@ -6971,7 +7599,7 @@
         <w:tblLayout w:type="fixed"/>
         <w:tblLook w:firstColumn="1" w:firstRow="1" w:lastColumn="0" w:lastRow="0" w:noHBand="0" w:noVBand="1" w:val="04A0"/>
         <w:tblLayout w:type="fixed"/>
-        <w:tblCaption w:val="1.5|2"/>
+        <w:tblCaption w:val="1.5|3"/>
       </w:tblPr>
       <w:tblGrid>
         <w:gridCol w:w="2835"/>
@@ -7027,142 +7655,6 @@
                 <w:sz w:val="24"/>
               </w:rPr>
               <w:t>Перечень документов</w:t>
-            </w:r>
-          </w:p>
-        </w:tc>
-      </w:tr>
-      <w:tr>
-        <w:trPr>
-          <w:cantSplit/>
-        </w:trPr>
-        <w:tc>
-          <w:tcPr>
-            <w:tcW w:type="dxa" w:w="2835"/>
-          </w:tcPr>
-          <w:p>
-            <w:pPr>
-              <w:widowControl w:val="0"/>
-              <w:spacing w:line="240" w:lineRule="auto" w:after="0"/>
-              <w:ind w:firstLine="0"/>
-              <w:jc w:val="left"/>
-            </w:pPr>
-            <w:r/>
-            <w:r>
-              <w:rPr>
-                <w:rFonts w:ascii="Times New Roman" w:hAnsi="Times New Roman" w:cs="Times New Roman" w:eastAsia="Times New Roman"/>
-                <w:b w:val="0"/>
-                <w:i w:val="0"/>
-                <w:sz w:val="24"/>
-              </w:rPr>
-              <w:t>Законодательство, связанное с Интернет-деятельностью</w:t>
-            </w:r>
-          </w:p>
-        </w:tc>
-        <w:tc>
-          <w:tcPr>
-            <w:tcW w:type="dxa" w:w="6520"/>
-          </w:tcPr>
-          <w:p>
-            <w:pPr>
-              <w:widowControl w:val="0"/>
-              <w:spacing w:line="240" w:lineRule="auto" w:after="0"/>
-              <w:ind w:firstLine="0"/>
-              <w:jc w:val="left"/>
-            </w:pPr>
-            <w:r/>
-            <w:r>
-              <w:rPr>
-                <w:rFonts w:ascii="Times New Roman" w:hAnsi="Times New Roman" w:cs="Times New Roman" w:eastAsia="Times New Roman"/>
-                <w:b w:val="0"/>
-                <w:i w:val="0"/>
-                <w:sz w:val="24"/>
-              </w:rPr>
-              <w:t>1. Федеральный закон № 149-ФЗ (ст. 10.1–10.6 — обязанности организаторов распространения информации, новостных агрегаторов; ст. 15.1–15.3 — ограничение доступа к запрещённой информации)</w:t>
-            </w:r>
-          </w:p>
-          <w:p>
-            <w:pPr>
-              <w:widowControl w:val="0"/>
-              <w:spacing w:line="240" w:lineRule="auto" w:after="0"/>
-              <w:ind w:firstLine="0"/>
-              <w:jc w:val="left"/>
-            </w:pPr>
-            <w:r>
-              <w:rPr>
-                <w:rFonts w:ascii="Times New Roman" w:hAnsi="Times New Roman" w:cs="Times New Roman" w:eastAsia="Times New Roman"/>
-                <w:b w:val="0"/>
-                <w:i w:val="0"/>
-                <w:sz w:val="24"/>
-              </w:rPr>
-              <w:t>2. Федеральный закон от 07.07.2003 № 126-ФЗ «О связи»</w:t>
-            </w:r>
-          </w:p>
-          <w:p>
-            <w:pPr>
-              <w:widowControl w:val="0"/>
-              <w:spacing w:line="240" w:lineRule="auto" w:after="0"/>
-              <w:ind w:firstLine="0"/>
-              <w:jc w:val="left"/>
-            </w:pPr>
-            <w:r>
-              <w:rPr>
-                <w:rFonts w:ascii="Times New Roman" w:hAnsi="Times New Roman" w:cs="Times New Roman" w:eastAsia="Times New Roman"/>
-                <w:b w:val="0"/>
-                <w:i w:val="0"/>
-                <w:sz w:val="24"/>
-              </w:rPr>
-              <w:t>3. Федеральный закон от 13.03.2006 № 38-ФЗ «О рекламе»</w:t>
-            </w:r>
-          </w:p>
-          <w:p>
-            <w:pPr>
-              <w:widowControl w:val="0"/>
-              <w:spacing w:line="240" w:lineRule="auto" w:after="0"/>
-              <w:ind w:firstLine="0"/>
-              <w:jc w:val="left"/>
-            </w:pPr>
-            <w:r>
-              <w:rPr>
-                <w:rFonts w:ascii="Times New Roman" w:hAnsi="Times New Roman" w:cs="Times New Roman" w:eastAsia="Times New Roman"/>
-                <w:b w:val="0"/>
-                <w:i w:val="0"/>
-                <w:sz w:val="24"/>
-              </w:rPr>
-              <w:t>4. Закон РФ от 07.02.1992 № 2300-1 «О защите прав потребителей» (ст. 26.1 — дистанционный способ продажи товара)</w:t>
-            </w:r>
-          </w:p>
-          <w:p>
-            <w:pPr>
-              <w:widowControl w:val="0"/>
-              <w:spacing w:line="240" w:lineRule="auto" w:after="0"/>
-              <w:ind w:firstLine="0"/>
-              <w:jc w:val="left"/>
-            </w:pPr>
-            <w:r>
-              <w:rPr>
-                <w:rFonts w:ascii="Times New Roman" w:hAnsi="Times New Roman" w:cs="Times New Roman" w:eastAsia="Times New Roman"/>
-                <w:b w:val="0"/>
-                <w:i w:val="0"/>
-                <w:sz w:val="24"/>
-              </w:rPr>
-              <w:t>5. Федеральный закон от 29.12.2010 № 436-ФЗ «О защите детей от информации, причиняющей вред их здоровью и развитию»</w:t>
-            </w:r>
-          </w:p>
-          <w:p>
-            <w:pPr>
-              <w:widowControl w:val="0"/>
-              <w:spacing w:line="240" w:lineRule="auto" w:after="0"/>
-              <w:ind w:firstLine="0"/>
-              <w:jc w:val="left"/>
-            </w:pPr>
-            <w:r>
-              <w:rPr>
-                <w:rFonts w:ascii="Times New Roman" w:hAnsi="Times New Roman" w:cs="Times New Roman" w:eastAsia="Times New Roman"/>
-                <w:b w:val="0"/>
-                <w:i w:val="0"/>
-                <w:sz w:val="24"/>
-              </w:rPr>
-              <w:t>6. Федеральный закон от 01.05.2019 № 90-ФЗ (об устойчивом функционировании сети Интернет)</w:t>
             </w:r>
           </w:p>
         </w:tc>
@@ -7247,7 +7739,7 @@
                 <w:i w:val="0"/>
                 <w:sz w:val="24"/>
               </w:rPr>
-              <w:t>3. Постановление Правительства РФ от 16.11.2015 № 1236 «Об установлении запрета на допуск программного обеспечения, происходящего из иностранных государств, для целей осуществления закупок для обеспечения государственных и муниципальных нужд»</w:t>
+              <w:t>3. Приказ ФСТЭК России от 18.02.2013 № 21 «Об утверждении Состава и содержания организационных и технических мер по обеспечению безопасности персональных данных при их обработке в информационных системах персональных данных»</w:t>
             </w:r>
           </w:p>
           <w:p>
@@ -7264,7 +7756,7 @@
                 <w:i w:val="0"/>
                 <w:sz w:val="24"/>
               </w:rPr>
-              <w:t>4. Приказ ФСТЭК России от 18.02.2013 № 21 «Об утверждении Состава и содержания организационных и технических мер по обеспечению безопасности персональных данных при их обработке в информационных системах персональных данных»</w:t>
+              <w:t>4. Приказ ФСТЭК России от 11.02.2013 № 17 (защита информации в государственных информационных системах)</w:t>
             </w:r>
           </w:p>
           <w:p>
@@ -7281,92 +7773,7 @@
                 <w:i w:val="0"/>
                 <w:sz w:val="24"/>
               </w:rPr>
-              <w:t>5. Приказ ФСТЭК России от 11.02.2013 № 17 (требования о защите информации в государственных информационных системах)</w:t>
-            </w:r>
-          </w:p>
-        </w:tc>
-      </w:tr>
-    </w:tbl>
-    <w:p>
-      <w:pPr>
-        <w:keepNext/>
-        <w:ind w:firstLine="0"/>
-        <w:jc w:val="right"/>
-      </w:pPr>
-      <w:r>
-        <w:rPr>
-          <w:rFonts w:ascii="Times New Roman" w:hAnsi="Times New Roman" w:cs="Times New Roman" w:eastAsia="Times New Roman"/>
-          <w:b w:val="0"/>
-          <w:i w:val="0"/>
-          <w:sz w:val="28"/>
-        </w:rPr>
-        <w:t>Продолжение таблицы 1.5</w:t>
-      </w:r>
-    </w:p>
-    <w:tbl>
-      <w:tblPr>
-        <w:tblStyle w:val="TableGrid"/>
-        <w:tblW w:type="auto" w:w="0"/>
-        <w:jc w:val="center"/>
-        <w:tblLayout w:type="fixed"/>
-        <w:tblLook w:firstColumn="1" w:firstRow="1" w:lastColumn="0" w:lastRow="0" w:noHBand="0" w:noVBand="1" w:val="04A0"/>
-        <w:tblLayout w:type="fixed"/>
-        <w:tblCaption w:val="1.5|4"/>
-      </w:tblPr>
-      <w:tblGrid>
-        <w:gridCol w:w="2835"/>
-        <w:gridCol w:w="6520"/>
-      </w:tblGrid>
-      <w:tr>
-        <w:trPr>
-          <w:cantSplit/>
-          <w:tblHeader/>
-        </w:trPr>
-        <w:tc>
-          <w:tcPr>
-            <w:tcW w:type="dxa" w:w="2835"/>
-          </w:tcPr>
-          <w:p>
-            <w:pPr>
-              <w:keepNext/>
-              <w:widowControl w:val="0"/>
-              <w:spacing w:line="240" w:lineRule="auto" w:after="0"/>
-              <w:ind w:firstLine="0"/>
-              <w:jc w:val="center"/>
-            </w:pPr>
-            <w:r/>
-            <w:r>
-              <w:rPr>
-                <w:rFonts w:ascii="Times New Roman" w:hAnsi="Times New Roman" w:cs="Times New Roman" w:eastAsia="Times New Roman"/>
-                <w:b w:val="0"/>
-                <w:i w:val="0"/>
-                <w:sz w:val="24"/>
-              </w:rPr>
-              <w:t>Раздел</w:t>
-            </w:r>
-          </w:p>
-        </w:tc>
-        <w:tc>
-          <w:tcPr>
-            <w:tcW w:type="dxa" w:w="6520"/>
-          </w:tcPr>
-          <w:p>
-            <w:pPr>
-              <w:keepNext/>
-              <w:widowControl w:val="0"/>
-              <w:spacing w:line="240" w:lineRule="auto" w:after="0"/>
-              <w:ind w:firstLine="0"/>
-              <w:jc w:val="center"/>
-            </w:pPr>
-            <w:r/>
-            <w:r>
-              <w:rPr>
-                <w:rFonts w:ascii="Times New Roman" w:hAnsi="Times New Roman" w:cs="Times New Roman" w:eastAsia="Times New Roman"/>
-                <w:b w:val="0"/>
-                <w:i w:val="0"/>
-                <w:sz w:val="24"/>
-              </w:rPr>
-              <w:t>Перечень документов</w:t>
+              <w:t>5. Постановление Правительства РФ от 16.11.2015 № 1236 (ограничение допуска иностранного программного обеспечения при государственных закупках)</w:t>
             </w:r>
           </w:p>
         </w:tc>
@@ -7546,7 +7953,7 @@
           <w:i w:val="0"/>
           <w:sz w:val="28"/>
         </w:rPr>
-        <w:t>Раздел VII «Права на результаты интеллектуальной деятельности и средства индивидуализации» части четвёртой Гражданского кодекса РФ (Федеральный закон от 18.12.2006 № 230-ФЗ, введена в действие с 01.01.2008) открывается главой 69 «Общие положения» (ст. 1225–1254). Глава устанавливает общие правила для всех объектов интеллектуальной собственности, а специальные правила для отдельных объектов содержатся в последующих главах: гл. 70 — авторское право, гл. 71 — смежные права, гл. 72 — патентное право, гл. 74 — топологии интегральных микросхем, гл. 75 — секреты производства, гл. 76 — средства индивидуализации. Тексты статей приводятся по СПС «КонсультантПлюс» в действующей редакции [8, 9].</w:t>
+        <w:t>Права на результаты интеллектуальной деятельности регулируются разделом VII части четвёртой ГК РФ, принятой Федеральным законом от 18.12.2006 № 230-ФЗ и действующей с 1 января 2008 года. Глава 69 «Общие положения» (ст. 1225–1254) содержит нормы, единые для всех видов интеллектуальной собственности. Особенности отдельных объектов раскрываются в специальных главах: авторскому праву посвящена гл. 70, смежным правам — гл. 71, патентному праву — гл. 72, топологиям интегральных микросхем — гл. 74, ноу-хау — гл. 75, средствам индивидуализации — гл. 76. Цитаты ниже даны по тексту кодекса в СПС «КонсультантПлюс» (действующая редакция).</w:t>
       </w:r>
     </w:p>
     <w:p>
@@ -7557,7 +7964,7 @@
           <w:i w:val="0"/>
           <w:sz w:val="28"/>
         </w:rPr>
-        <w:t>1. Перечень охраняемых объектов.</w:t>
+        <w:t>1. Какие объекты признаются интеллектуальной собственностью.</w:t>
       </w:r>
       <w:r>
         <w:rPr>
@@ -7566,7 +7973,7 @@
           <w:i w:val="0"/>
           <w:sz w:val="28"/>
         </w:rPr>
-        <w:t xml:space="preserve"> Центральной нормой главы 69 является статья 1225, содержащая исчерпывающий (закрытый) перечень охраняемых результатов интеллектуальной деятельности и средств индивидуализации:</w:t>
+        <w:t xml:space="preserve"> Ответ на этот вопрос даёт статья 1225, в которой перечислены все охраняемые результаты интеллектуальной деятельности и средства индивидуализации:</w:t>
       </w:r>
     </w:p>
     <w:p>
@@ -7625,7 +8032,7 @@
           <w:i w:val="0"/>
           <w:sz w:val="28"/>
         </w:rPr>
-        <w:t>Перечень является закрытым: объект, не названный в ст. 1225, не может быть признан интеллектуальной собственностью, даже если он обладает новизной и ценностью. Поэтому, например, нейросетевая модель, набор данных или алгоритм охраняются не как самостоятельные объекты, а через одну из перечисленных категорий — как программа для ЭВМ, база данных или секрет производства.</w:t>
+        <w:t>Расширительному толкованию этот перечень не подлежит. Если результат не укладывается ни в одну из семнадцати позиций, он не является интеллектуальной собственностью. Для ИТ это означает, что, например, скоринговая модель, обучающая выборка или методика оценки заёмщика получают охрану только как программа для ЭВМ, база данных или секрет производства.</w:t>
       </w:r>
     </w:p>
     <w:p>
@@ -7636,7 +8043,7 @@
           <w:i w:val="0"/>
           <w:sz w:val="28"/>
         </w:rPr>
-        <w:t>2. Объекты, относящиеся к области ИТ.</w:t>
+        <w:t>2. ИТ-объекты в перечне статьи 1225.</w:t>
       </w:r>
       <w:r>
         <w:rPr>
@@ -7645,7 +8052,7 @@
           <w:i w:val="0"/>
           <w:sz w:val="28"/>
         </w:rPr>
-        <w:t xml:space="preserve"> Из перечня статьи 1225 к сфере информационных технологий непосредственно относятся объекты, приведённые в таблице 1.6.</w:t>
+        <w:t xml:space="preserve"> Объекты, имеющие прямое отношение к информационным технологиям, и порядок их охраны сведены в таблицу 1.6.</w:t>
       </w:r>
     </w:p>
     <w:p>
@@ -7661,7 +8068,7 @@
           <w:i w:val="0"/>
           <w:sz w:val="28"/>
         </w:rPr>
-        <w:t>Таблица 1.6 – Объекты интеллектуальной собственности в сфере ИТ</w:t>
+        <w:t>Таблица 1.6 – Объекты интеллектуальной собственности, относящиеся к ИТ</w:t>
       </w:r>
     </w:p>
     <w:tbl>
@@ -7675,9 +8082,9 @@
         <w:tblCaption w:val="1.6|0"/>
       </w:tblPr>
       <w:tblGrid>
-        <w:gridCol w:w="2041"/>
+        <w:gridCol w:w="2154"/>
         <w:gridCol w:w="3175"/>
-        <w:gridCol w:w="4139"/>
+        <w:gridCol w:w="4025"/>
       </w:tblGrid>
       <w:tr>
         <w:trPr>
@@ -7686,7 +8093,7 @@
         </w:trPr>
         <w:tc>
           <w:tcPr>
-            <w:tcW w:type="dxa" w:w="2041"/>
+            <w:tcW w:type="dxa" w:w="2154"/>
           </w:tcPr>
           <w:p>
             <w:pPr>
@@ -7704,7 +8111,7 @@
                 <w:i w:val="0"/>
                 <w:sz w:val="24"/>
               </w:rPr>
-              <w:t>Объект (п. 1 ст. 1225)</w:t>
+              <w:t>Объект</w:t>
             </w:r>
           </w:p>
         </w:tc>
@@ -7728,13 +8135,13 @@
                 <w:i w:val="0"/>
                 <w:sz w:val="24"/>
               </w:rPr>
-              <w:t>Примеры в ИТ</w:t>
+              <w:t>Что охраняется в ИТ-проекте</w:t>
             </w:r>
           </w:p>
         </w:tc>
         <w:tc>
           <w:tcPr>
-            <w:tcW w:type="dxa" w:w="4139"/>
+            <w:tcW w:type="dxa" w:w="4025"/>
           </w:tcPr>
           <w:p>
             <w:pPr>
@@ -7752,7 +8159,7 @@
                 <w:i w:val="0"/>
                 <w:sz w:val="24"/>
               </w:rPr>
-              <w:t>Режим охраны и специальные нормы ГК РФ</w:t>
+              <w:t>Порядок охраны</w:t>
             </w:r>
           </w:p>
         </w:tc>
@@ -7763,7 +8170,7 @@
         </w:trPr>
         <w:tc>
           <w:tcPr>
-            <w:tcW w:type="dxa" w:w="2041"/>
+            <w:tcW w:type="dxa" w:w="2154"/>
           </w:tcPr>
           <w:p>
             <w:pPr>
@@ -7780,7 +8187,7 @@
                 <w:i w:val="0"/>
                 <w:sz w:val="24"/>
               </w:rPr>
-              <w:t>Программы для ЭВМ (подп. 2)</w:t>
+              <w:t>Программа для ЭВМ (подп. 2 п. 1 ст. 1225)</w:t>
             </w:r>
           </w:p>
         </w:tc>
@@ -7803,13 +8210,13 @@
                 <w:i w:val="0"/>
                 <w:sz w:val="24"/>
               </w:rPr>
-              <w:t>Прикладное и системное ПО, мобильные приложения, веб-сервисы, исходный и объектный код, модели машинного обучения в составе ПО</w:t>
+              <w:t>Исходный и объектный код серверных и клиентских приложений, сервисов, скоринговых моделей в виде программ</w:t>
             </w:r>
           </w:p>
         </w:tc>
         <w:tc>
           <w:tcPr>
-            <w:tcW w:type="dxa" w:w="4139"/>
+            <w:tcW w:type="dxa" w:w="4025"/>
           </w:tcPr>
           <w:p>
             <w:pPr>
@@ -7826,7 +8233,7 @@
                 <w:i w:val="0"/>
                 <w:sz w:val="24"/>
               </w:rPr>
-              <w:t>Авторское право; охраняются как литературные произведения (ст. 1259, 1261); право возникает без регистрации (п. 4 ст. 1259); добровольная регистрация в Роспатенте (ст. 1262); срок — жизнь автора и 70 лет (ст. 1281)</w:t>
+              <w:t>Охраняется авторским правом как литературное произведение (ст. 1259, 1261), без регистрации (п. 4 ст. 1259); по желанию правообладателя регистрируется в Роспатенте (ст. 1262); срок охраны — жизнь автора и ещё 70 лет (ст. 1281)</w:t>
             </w:r>
           </w:p>
         </w:tc>
@@ -7837,7 +8244,7 @@
         </w:trPr>
         <w:tc>
           <w:tcPr>
-            <w:tcW w:type="dxa" w:w="2041"/>
+            <w:tcW w:type="dxa" w:w="2154"/>
           </w:tcPr>
           <w:p>
             <w:pPr>
@@ -7854,7 +8261,7 @@
                 <w:i w:val="0"/>
                 <w:sz w:val="24"/>
               </w:rPr>
-              <w:t>Базы данных (подп. 3)</w:t>
+              <w:t>База данных (подп. 3)</w:t>
             </w:r>
           </w:p>
         </w:tc>
@@ -7877,13 +8284,13 @@
                 <w:i w:val="0"/>
                 <w:sz w:val="24"/>
               </w:rPr>
-              <w:t>Реляционные БД, справочники, наборы данных, каталоги, реестры</w:t>
+              <w:t>Базы данных информационных систем, справочники, наборы данных для обучения моделей</w:t>
             </w:r>
           </w:p>
         </w:tc>
         <w:tc>
           <w:tcPr>
-            <w:tcW w:type="dxa" w:w="4139"/>
+            <w:tcW w:type="dxa" w:w="4025"/>
           </w:tcPr>
           <w:p>
             <w:pPr>
@@ -7900,7 +8307,7 @@
                 <w:i w:val="0"/>
                 <w:sz w:val="24"/>
               </w:rPr>
-              <w:t>Двойная охрана: авторское право на подбор и расположение материалов (п. 2 ст. 1260) и смежное право изготовителя БД (ст. 1334–1344)</w:t>
+              <w:t>Авторское право составителя на подбор и расположение материалов (п. 2 ст. 1260) и самостоятельное смежное право изготовителя (ст. 1334–1344)</w:t>
             </w:r>
           </w:p>
         </w:tc>
@@ -7911,7 +8318,7 @@
         </w:trPr>
         <w:tc>
           <w:tcPr>
-            <w:tcW w:type="dxa" w:w="2041"/>
+            <w:tcW w:type="dxa" w:w="2154"/>
           </w:tcPr>
           <w:p>
             <w:pPr>
@@ -7928,7 +8335,7 @@
                 <w:i w:val="0"/>
                 <w:sz w:val="24"/>
               </w:rPr>
-              <w:t>Произведения науки, литературы и искусства (подп. 1)</w:t>
+              <w:t>Произведение науки, литературы и искусства (подп. 1)</w:t>
             </w:r>
           </w:p>
         </w:tc>
@@ -7951,13 +8358,13 @@
                 <w:i w:val="0"/>
                 <w:sz w:val="24"/>
               </w:rPr>
-              <w:t>Техническая документация, руководства, графический дизайн интерфейсов, иллюстрации, видеоуроки, тексты сайтов</w:t>
+              <w:t>Проектная и эксплуатационная документация, дизайн экранных форм, справочные материалы</w:t>
             </w:r>
           </w:p>
         </w:tc>
         <w:tc>
           <w:tcPr>
-            <w:tcW w:type="dxa" w:w="4139"/>
+            <w:tcW w:type="dxa" w:w="4025"/>
           </w:tcPr>
           <w:p>
             <w:pPr>
@@ -7974,7 +8381,7 @@
                 <w:i w:val="0"/>
                 <w:sz w:val="24"/>
               </w:rPr>
-              <w:t>Авторское право (гл. 70); сайт может охраняться как составное произведение (п. 2 ст. 1260)</w:t>
+              <w:t>Авторское право по гл. 70; веб-сайт рассматривается как составное произведение (п. 2 ст. 1260)</w:t>
             </w:r>
           </w:p>
         </w:tc>
@@ -7985,7 +8392,7 @@
         </w:trPr>
         <w:tc>
           <w:tcPr>
-            <w:tcW w:type="dxa" w:w="2041"/>
+            <w:tcW w:type="dxa" w:w="2154"/>
           </w:tcPr>
           <w:p>
             <w:pPr>
@@ -8002,7 +8409,7 @@
                 <w:i w:val="0"/>
                 <w:sz w:val="24"/>
               </w:rPr>
-              <w:t>Изобретения и полезные модели (подп. 7, 8)</w:t>
+              <w:t>Изобретение, полезная модель (подп. 7, 8)</w:t>
             </w:r>
           </w:p>
         </w:tc>
@@ -8025,13 +8432,13 @@
                 <w:i w:val="0"/>
                 <w:sz w:val="24"/>
               </w:rPr>
-              <w:t>Устройства обработки данных, программно-аппаратные комплексы, способы обработки сигналов</w:t>
+              <w:t>Технические решения в области обработки данных, программно-аппаратные устройства</w:t>
             </w:r>
           </w:p>
         </w:tc>
         <w:tc>
           <w:tcPr>
-            <w:tcW w:type="dxa" w:w="4139"/>
+            <w:tcW w:type="dxa" w:w="4025"/>
           </w:tcPr>
           <w:p>
             <w:pPr>
@@ -8048,7 +8455,7 @@
                 <w:i w:val="0"/>
                 <w:sz w:val="24"/>
               </w:rPr>
-              <w:t>Патентное право (гл. 72), охрана по патенту; программы для ЭВМ как таковые изобретениями не являются (п. 5 ст. 1350)</w:t>
+              <w:t>Патент по гл. 72; программа для ЭВМ сама по себе изобретением не признаётся (п. 5 ст. 1350)</w:t>
             </w:r>
           </w:p>
         </w:tc>
@@ -8059,7 +8466,7 @@
         </w:trPr>
         <w:tc>
           <w:tcPr>
-            <w:tcW w:type="dxa" w:w="2041"/>
+            <w:tcW w:type="dxa" w:w="2154"/>
           </w:tcPr>
           <w:p>
             <w:pPr>
@@ -8076,7 +8483,7 @@
                 <w:i w:val="0"/>
                 <w:sz w:val="24"/>
               </w:rPr>
-              <w:t>Топологии интегральных микросхем (подп. 11)</w:t>
+              <w:t>Топология интегральной микросхемы (подп. 11)</w:t>
             </w:r>
           </w:p>
         </w:tc>
@@ -8099,13 +8506,13 @@
                 <w:i w:val="0"/>
                 <w:sz w:val="24"/>
               </w:rPr>
-              <w:t>Топологии процессоров, контроллеров, специализированных микросхем</w:t>
+              <w:t>Расположение элементов микросхем</w:t>
             </w:r>
           </w:p>
         </w:tc>
         <w:tc>
           <w:tcPr>
-            <w:tcW w:type="dxa" w:w="4139"/>
+            <w:tcW w:type="dxa" w:w="4025"/>
           </w:tcPr>
           <w:p>
             <w:pPr>
@@ -8122,7 +8529,7 @@
                 <w:i w:val="0"/>
                 <w:sz w:val="24"/>
               </w:rPr>
-              <w:t>Гл. 74 (ст. 1448 и след.), возможна добровольная регистрация</w:t>
+              <w:t>Нормы гл. 74 (ст. 1448 и далее), регистрация по желанию правообладателя</w:t>
             </w:r>
           </w:p>
         </w:tc>
@@ -8133,7 +8540,7 @@
         </w:trPr>
         <w:tc>
           <w:tcPr>
-            <w:tcW w:type="dxa" w:w="2041"/>
+            <w:tcW w:type="dxa" w:w="2154"/>
           </w:tcPr>
           <w:p>
             <w:pPr>
@@ -8150,7 +8557,7 @@
                 <w:i w:val="0"/>
                 <w:sz w:val="24"/>
               </w:rPr>
-              <w:t>Секреты производства (ноу-хау) (подп. 12)</w:t>
+              <w:t>Секрет производства (подп. 12)</w:t>
             </w:r>
           </w:p>
         </w:tc>
@@ -8173,13 +8580,13 @@
                 <w:i w:val="0"/>
                 <w:sz w:val="24"/>
               </w:rPr>
-              <w:t>Алгоритмы, исходный код, архитектура системы, параметры обученных моделей, методики</w:t>
+              <w:t>Алгоритмы и методики, архитектурные решения, параметры моделей, не раскрываемые третьим лицам</w:t>
             </w:r>
           </w:p>
         </w:tc>
         <w:tc>
           <w:tcPr>
-            <w:tcW w:type="dxa" w:w="4139"/>
+            <w:tcW w:type="dxa" w:w="4025"/>
           </w:tcPr>
           <w:p>
             <w:pPr>
@@ -8196,7 +8603,7 @@
                 <w:i w:val="0"/>
                 <w:sz w:val="24"/>
               </w:rPr>
-              <w:t>Гл. 75 (ст. 1465 и след.); охрана действует, пока сохраняется конфиденциальность (режим коммерческой тайны по Закону № 98-ФЗ)</w:t>
+              <w:t>Гл. 75 (ст. 1465 и далее); охраняется до тех пор, пока обладатель обеспечивает конфиденциальность (режим коммерческой тайны, Закон № 98-ФЗ)</w:t>
             </w:r>
           </w:p>
         </w:tc>
@@ -8207,7 +8614,7 @@
         </w:trPr>
         <w:tc>
           <w:tcPr>
-            <w:tcW w:type="dxa" w:w="2041"/>
+            <w:tcW w:type="dxa" w:w="2154"/>
           </w:tcPr>
           <w:p>
             <w:pPr>
@@ -8247,13 +8654,13 @@
                 <w:i w:val="0"/>
                 <w:sz w:val="24"/>
               </w:rPr>
-              <w:t>Названия и логотипы программных продуктов и ИТ-компаний</w:t>
+              <w:t>Наименование разработчика, название и логотип программного продукта</w:t>
             </w:r>
           </w:p>
         </w:tc>
         <w:tc>
           <w:tcPr>
-            <w:tcW w:type="dxa" w:w="4139"/>
+            <w:tcW w:type="dxa" w:w="4025"/>
           </w:tcPr>
           <w:p>
             <w:pPr>
@@ -8270,7 +8677,7 @@
                 <w:i w:val="0"/>
                 <w:sz w:val="24"/>
               </w:rPr>
-              <w:t>Гл. 76: фирменные наименования, товарные знаки (регистрация в Роспатенте), коммерческие обозначения</w:t>
+              <w:t>Гл. 76: фирменное наименование, товарный знак (регистрируется в Роспатенте), коммерческое обозначение</w:t>
             </w:r>
           </w:p>
         </w:tc>
@@ -8289,7 +8696,7 @@
           <w:i w:val="0"/>
           <w:sz w:val="28"/>
         </w:rPr>
-        <w:t>Для двух основных ИТ-объектов — программ для ЭВМ и баз данных — общие нормы главы 69 конкретизируются в главе 70. Программы для ЭВМ отнесены к объектам авторского права:</w:t>
+        <w:t>Главные для ИТ объекты — программы и базы данных — подробнее урегулированы главой 70 «Авторское право». Программа для ЭВМ прямо названа объектом авторских прав:</w:t>
       </w:r>
     </w:p>
     <w:p>
@@ -8317,6 +8724,17 @@
       </w:r>
     </w:p>
     <w:p>
+      <w:r>
+        <w:rPr>
+          <w:rFonts w:ascii="Times New Roman" w:hAnsi="Times New Roman" w:cs="Times New Roman" w:eastAsia="Times New Roman"/>
+          <w:b w:val="0"/>
+          <w:i w:val="0"/>
+          <w:sz w:val="28"/>
+        </w:rPr>
+        <w:t>Легальное определение программы и объём её охраны даны в статье 1261:</w:t>
+      </w:r>
+    </w:p>
+    <w:p>
       <w:pPr>
         <w:spacing w:before="60" w:after="60"/>
         <w:ind w:left="709" w:firstLine="0"/>
@@ -8338,6 +8756,17 @@
           <w:sz w:val="28"/>
         </w:rPr>
         <w:t xml:space="preserve"> (ст. 1261 ГК РФ)</w:t>
+      </w:r>
+    </w:p>
+    <w:p>
+      <w:r>
+        <w:rPr>
+          <w:rFonts w:ascii="Times New Roman" w:hAnsi="Times New Roman" w:cs="Times New Roman" w:eastAsia="Times New Roman"/>
+          <w:b w:val="0"/>
+          <w:i w:val="0"/>
+          <w:sz w:val="28"/>
+        </w:rPr>
+        <w:t>Права автора возникают в момент создания программы, никаких формальностей для этого не требуется:</w:t>
       </w:r>
     </w:p>
     <w:p>
@@ -8372,7 +8801,7 @@
           <w:i w:val="0"/>
           <w:sz w:val="28"/>
         </w:rPr>
-        <w:t>База данных определяется в ст. 1260 ГК РФ как составное произведение:</w:t>
+        <w:t>Понятие базы данных раскрыто в статье 1260:</w:t>
       </w:r>
     </w:p>
     <w:p>
@@ -8407,7 +8836,7 @@
           <w:i w:val="0"/>
           <w:sz w:val="28"/>
         </w:rPr>
-        <w:t>Помимо авторского права на подбор и расположение материалов, лицо, вложившее существенные средства в создание базы данных, получает смежное право изготовителя:</w:t>
+        <w:t>Если создание базы данных потребовало значительных вложений, её изготовитель дополнительно получает исключительное право, не зависящее от авторского:</w:t>
       </w:r>
     </w:p>
     <w:p>
@@ -8442,7 +8871,7 @@
           <w:i w:val="0"/>
           <w:sz w:val="28"/>
         </w:rPr>
-        <w:t>При этом закон устанавливает презумпцию: при отсутствии доказательств иного базой данных, создание которой требует существенных затрат, признаётся база данных, содержащая не менее десяти тысяч самостоятельных информационных элементов (п. 1 ст. 1334 ГК РФ).</w:t>
+        <w:t>Пока не доказано обратное, существенными считаются затраты на базу данных, содержащую не менее 10 000 самостоятельных информационных элементов (п. 1 ст. 1334 ГК РФ).</w:t>
       </w:r>
     </w:p>
     <w:p>
@@ -8453,7 +8882,7 @@
           <w:i w:val="0"/>
           <w:sz w:val="28"/>
         </w:rPr>
-        <w:t>Важно ограничение охраны: авторское право защищает форму выражения, но не идею. Алгоритм или метод машинного обучения сам по себе авторским правом не охраняется — охраняется лишь конкретный программный код, его реализующий:</w:t>
+        <w:t>Следует учитывать, что авторское право охраняет только конкретную форму выражения. Сама математическая идея модели, метод расчёта или принцип работы системы охраны не получают:</w:t>
       </w:r>
     </w:p>
     <w:p>
@@ -8488,7 +8917,7 @@
           <w:i w:val="0"/>
           <w:sz w:val="28"/>
         </w:rPr>
-        <w:t>Поэтому алгоритмы и архитектурные решения целесообразно защищать в режиме секрета производства:</w:t>
+        <w:t>Для защиты именно алгоритмов и методик используется институт секрета производства:</w:t>
       </w:r>
     </w:p>
     <w:p>
@@ -8523,7 +8952,7 @@
           <w:i w:val="0"/>
           <w:sz w:val="28"/>
         </w:rPr>
-        <w:t>3. Общие положения главы 69, применимые к ИТ-объектам.</w:t>
+        <w:t>3. Общие нормы главы 69 и их значение для ИТ.</w:t>
       </w:r>
       <w:r>
         <w:rPr>
@@ -8532,7 +8961,7 @@
           <w:i w:val="0"/>
           <w:sz w:val="28"/>
         </w:rPr>
-        <w:t xml:space="preserve"> Глава 69 определяет содержание прав и правила их оборота для всех перечисленных объектов. Виды интеллектуальных прав установлены статьёй 1226:</w:t>
+        <w:t xml:space="preserve"> Состав прав на перечисленные объекты определяет статья 1226:</w:t>
       </w:r>
     </w:p>
     <w:p>
@@ -8567,7 +8996,7 @@
           <w:i w:val="0"/>
           <w:sz w:val="28"/>
         </w:rPr>
-        <w:t>Интеллектуальные права не зависят от прав на материальный носитель: покупка диска, компьютера или сервера с установленной программой не передаёт прав на саму программу:</w:t>
+        <w:t>Права на программу или базу данных существуют отдельно от права собственности на сервер, диск или иной носитель:</w:t>
       </w:r>
     </w:p>
     <w:p>
@@ -8602,7 +9031,7 @@
           <w:i w:val="0"/>
           <w:sz w:val="28"/>
         </w:rPr>
-        <w:t>Содержание исключительного права раскрывает статья 1229 — на этой норме основано лицензирование программного обеспечения:</w:t>
+        <w:t>Правообладатель сам решает, кому и на каких условиях разрешить использование результата; молчание правообладателя разрешением не является:</w:t>
       </w:r>
     </w:p>
     <w:p>
@@ -8637,7 +9066,7 @@
           <w:i w:val="0"/>
           <w:sz w:val="28"/>
         </w:rPr>
-        <w:t>Способы распоряжения исключительным правом установлены статьёй 1233. Это договоры об отчуждении и лицензионные договоры, по которым распространяется программное обеспечение, включая открытые лицензии (ст. 1286.1):</w:t>
+        <w:t>Передача прав третьим лицам оформляется договором об отчуждении исключительного права либо лицензионным договором, в том числе в форме открытой лицензии (ст. 1286.1):</w:t>
       </w:r>
     </w:p>
     <w:p>
@@ -8672,7 +9101,7 @@
           <w:i w:val="0"/>
           <w:sz w:val="28"/>
         </w:rPr>
-        <w:t>Для программ и баз данных регистрация является правом, а не обязанностью правообладателя:</w:t>
+        <w:t>Регистрация программ и баз данных носит добровольный характер:</w:t>
       </w:r>
     </w:p>
     <w:p>
@@ -8707,7 +9136,7 @@
           <w:i w:val="0"/>
           <w:sz w:val="28"/>
         </w:rPr>
-        <w:t>Кроме того, глава 69 регулирует государственную регистрацию результатов интеллектуальной деятельности (ст. 1232), действие прав на территории РФ (ст. 1231), переход исключительного права без договора, в том числе по наследству (ст. 1241), коллективное управление правами (ст. 1242–1244). Она также устанавливает защиту интеллектуальных прав (ст. 1250) и исключительных прав (ст. 1252): требования о признании права, пресечении нарушения, возмещении убытков или выплате компенсации, изъятии материального носителя, публикации решения суда. Разъяснения по применению этих норм даны в Постановлении Пленума Верховного Суда РФ от 23.04.2019 № 10 «О применении части четвертой Гражданского кодекса Российской Федерации» [10].</w:t>
+        <w:t>Помимо приведённых норм, глава 69 устанавливает порядок государственной регистрации (ст. 1232), территорию действия прав (ст. 1231), случаи перехода исключительного права без договора (ст. 1241), правила коллективного управления (ст. 1242–1244). Она же определяет способы защиты интеллектуальных прав (ст. 1250, 1252): признание права, пресечение нарушения, взыскание убытков или компенсации, изъятие материального носителя, публикация решения суда. Практика применения этих норм обобщена в Постановлении Пленума Верховного Суда РФ от 23.04.2019 № 10 «О применении части четвертой Гражданского кодекса Российской Федерации».</w:t>
       </w:r>
     </w:p>
     <w:p>
@@ -8718,7 +9147,7 @@
           <w:i w:val="0"/>
           <w:sz w:val="28"/>
         </w:rPr>
-        <w:t>Для ИТ-отрасли существенна и норма о служебных произведениях (ст. 1295 ГК РФ). Исключительное право на программу, созданную работником в пределах трудовых обязанностей, принадлежит работодателю, если договором не предусмотрено иное; за автором сохраняются личные неимущественные права.</w:t>
+        <w:t>Для разработчиков важна также статья 1295 о служебных произведениях: программа, написанная сотрудником в рамках должностных обязанностей, по общему правилу принадлежит работодателю, а за автором остаются личные неимущественные права.</w:t>
       </w:r>
     </w:p>
     <w:p>
@@ -8729,7 +9158,7 @@
           <w:i w:val="0"/>
           <w:sz w:val="28"/>
         </w:rPr>
-        <w:t>4. Применение к разрабатываемой системе.</w:t>
+        <w:t>4. Объекты интеллектуальной собственности в проекте «СППР оценки кредитоспособности».</w:t>
       </w:r>
       <w:r>
         <w:rPr>
@@ -8738,7 +9167,7 @@
           <w:i w:val="0"/>
           <w:sz w:val="28"/>
         </w:rPr>
-        <w:t xml:space="preserve"> В проекте «СППР оценки кредитоспособности» создаются следующие объекты интеллектуальной собственности:</w:t>
+        <w:t xml:space="preserve"> При создании системы появятся:</w:t>
       </w:r>
     </w:p>
     <w:p>
@@ -8749,7 +9178,7 @@
           <w:i w:val="0"/>
           <w:sz w:val="28"/>
         </w:rPr>
-        <w:t>– программный код серверной и клиентской частей и модели машинного обучения — программа для ЭВМ (ст. 1261);</w:t>
+        <w:t>– программа для ЭВМ — код серверной и клиентской частей и сервиса скоринга (ст. 1261);</w:t>
       </w:r>
     </w:p>
     <w:p>
@@ -8760,7 +9189,7 @@
           <w:i w:val="0"/>
           <w:sz w:val="28"/>
         </w:rPr>
-        <w:t>– база данных системы и обучающая выборка — база данных (ст. 1260, 1334);</w:t>
+        <w:t>– база данных — хранилище заявок, решений и обучающая выборка (ст. 1260, 1334);</w:t>
       </w:r>
     </w:p>
     <w:p>
@@ -8771,7 +9200,7 @@
           <w:i w:val="0"/>
           <w:sz w:val="28"/>
         </w:rPr>
-        <w:t>– техническая и пользовательская документация — произведения (ст. 1259);</w:t>
+        <w:t>– произведения — проектная и пользовательская документация (ст. 1259);</w:t>
       </w:r>
     </w:p>
     <w:p>
@@ -8782,7 +9211,7 @@
           <w:i w:val="0"/>
           <w:sz w:val="28"/>
         </w:rPr>
-        <w:t>– алгоритмы подготовки признаков и параметры модели — секрет производства (ст. 1465).</w:t>
+        <w:t>– секрет производства — методика оценки заёмщика, набор признаков и параметры модели (ст. 1465).</w:t>
       </w:r>
     </w:p>
     <w:p>
@@ -8793,7 +9222,7 @@
           <w:i w:val="0"/>
           <w:sz w:val="28"/>
         </w:rPr>
-        <w:t>Рекомендуется закрепить исключительные права за заказчиком (работодателем) договором (ст. 1295, 1296), зарегистрировать программу и базу данных в Роспатенте (ст. 1262) и установить режим коммерческой тайны для алгоритмов и обученных моделей.</w:t>
+        <w:t>Чтобы закрепить права за Банком, следует предусмотреть соответствующие условия в трудовых договорах и договоре на разработку (ст. 1295, 1296), зарегистрировать программу и базу данных (ст. 1262) и ввести режим коммерческой тайны в отношении методики скоринга.</w:t>
       </w:r>
     </w:p>
     <w:p>
@@ -8813,7 +9242,51 @@
           <w:i w:val="0"/>
           <w:sz w:val="28"/>
         </w:rPr>
-        <w:t xml:space="preserve"> Объектами правового регулирования главы 69 ГК РФ, касающимися области ИТ, являются прежде всего программы для ЭВМ и базы данных (подп. 2 и 3 п. 1 ст. 1225). К ним относятся также произведения (документация, дизайн), изобретения и полезные модели (программно-аппаратные решения), топологии интегральных микросхем, секреты производства (ноу-хау) и средства индивидуализации (товарные знаки, фирменные наименования, коммерческие обозначения). Глава 69 устанавливает для них единые правила: виды интеллектуальных прав, исключительное право и способы распоряжения им, независимость прав от носителя, государственную регистрацию и защиту прав.</w:t>
+        <w:t xml:space="preserve"> Глава 69 ГК РФ распространяется на все объекты, перечисленные в ст. 1225. В сфере ИТ ключевое значение имеют программы для ЭВМ и базы данных (подп. 2, 3 п. 1 ст. 1225). Кроме того, к ИТ относятся документация и дизайн как произведения, изобретения и полезные модели, топологии интегральных микросхем, ноу-хау, а также средства индивидуализации разработчиков и программных продуктов. Нормы главы 69 определяют для этих объектов:</w:t>
+      </w:r>
+    </w:p>
+    <w:p>
+      <w:r>
+        <w:rPr>
+          <w:rFonts w:ascii="Times New Roman" w:hAnsi="Times New Roman" w:cs="Times New Roman" w:eastAsia="Times New Roman"/>
+          <w:b w:val="0"/>
+          <w:i w:val="0"/>
+          <w:sz w:val="28"/>
+        </w:rPr>
+        <w:t>– состав интеллектуальных прав;</w:t>
+      </w:r>
+    </w:p>
+    <w:p>
+      <w:r>
+        <w:rPr>
+          <w:rFonts w:ascii="Times New Roman" w:hAnsi="Times New Roman" w:cs="Times New Roman" w:eastAsia="Times New Roman"/>
+          <w:b w:val="0"/>
+          <w:i w:val="0"/>
+          <w:sz w:val="28"/>
+        </w:rPr>
+        <w:t>– содержание исключительного права и договорные способы распоряжения им;</w:t>
+      </w:r>
+    </w:p>
+    <w:p>
+      <w:r>
+        <w:rPr>
+          <w:rFonts w:ascii="Times New Roman" w:hAnsi="Times New Roman" w:cs="Times New Roman" w:eastAsia="Times New Roman"/>
+          <w:b w:val="0"/>
+          <w:i w:val="0"/>
+          <w:sz w:val="28"/>
+        </w:rPr>
+        <w:t>– независимость прав от материального носителя;</w:t>
+      </w:r>
+    </w:p>
+    <w:p>
+      <w:r>
+        <w:rPr>
+          <w:rFonts w:ascii="Times New Roman" w:hAnsi="Times New Roman" w:cs="Times New Roman" w:eastAsia="Times New Roman"/>
+          <w:b w:val="0"/>
+          <w:i w:val="0"/>
+          <w:sz w:val="28"/>
+        </w:rPr>
+        <w:t>– порядок регистрации и способы защиты.</w:t>
       </w:r>
     </w:p>
     <w:p>
@@ -8849,7 +9322,7 @@
           <w:i w:val="0"/>
           <w:sz w:val="28"/>
         </w:rPr>
-        <w:t>Ответственности посвящена статья 17 «Ответственность за правонарушения в сфере информации, информационных технологий и защиты информации» Федерального закона от 27.07.2006 № 149-ФЗ «Об информации, информационных технологиях и о защите информации». Текст приводится по СПС «КонсультантПлюс» в действующей редакции [11, 12].</w:t>
+        <w:t>Вопрос ответственности решается в статье 17 Федерального закона от 27.07.2006 № 149-ФЗ «Об информации, информационных технологиях и о защите информации», которая так и называется: «Ответственность за правонарушения в сфере информации, информационных технологий и защиты информации». Цитаты приведены по тексту закона в СПС «КонсультантПлюс» (действующая редакция).</w:t>
       </w:r>
     </w:p>
     <w:p>
@@ -8860,7 +9333,7 @@
           <w:i w:val="0"/>
           <w:sz w:val="28"/>
         </w:rPr>
-        <w:t>1. Виды ответственности.</w:t>
+        <w:t>1. Перечень видов ответственности.</w:t>
       </w:r>
       <w:r>
         <w:rPr>
@@ -8869,7 +9342,7 @@
           <w:i w:val="0"/>
           <w:sz w:val="28"/>
         </w:rPr>
-        <w:t xml:space="preserve"> Часть 1 статьи 17 устанавливает четыре вида юридической ответственности:</w:t>
+        <w:t xml:space="preserve"> Его содержит первая часть статьи:</w:t>
       </w:r>
     </w:p>
     <w:p>
@@ -8904,7 +9377,7 @@
           <w:i w:val="0"/>
           <w:sz w:val="28"/>
         </w:rPr>
-        <w:t>Норма является отсылочной (бланкетной): сам закон № 149-ФЗ не содержит конкретных составов правонарушений и санкций. Они устанавливаются Трудовым кодексом, Гражданским кодексом, Кодексом об административных правонарушениях и Уголовным кодексом РФ. Части 1.1 и 1.2 статьи 17 утратили силу (Федеральный закон от 29.12.2022 № 572-ФЗ).</w:t>
+        <w:t>Таким образом, закон называет четыре вида ответственности — дисциплинарную, гражданско-правовую, административную и уголовную, — но сами составы нарушений и наказания за них в нём не прописаны. Статья отсылает к трудовому, гражданскому, административному и уголовному законодательству. Части 1.1 и 1.2 статьи 17 в настоящее время утратили силу (Федеральный закон от 29.12.2022 № 572-ФЗ).</w:t>
       </w:r>
     </w:p>
     <w:p>
@@ -8915,7 +9388,7 @@
           <w:i w:val="0"/>
           <w:sz w:val="28"/>
         </w:rPr>
-        <w:t>2. Гражданско-правовая защита.</w:t>
+        <w:t>2. Право на возмещение вреда и его ограничение.</w:t>
       </w:r>
       <w:r>
         <w:rPr>
@@ -8924,7 +9397,7 @@
           <w:i w:val="0"/>
           <w:sz w:val="28"/>
         </w:rPr>
-        <w:t xml:space="preserve"> Часть 2 статьи 17 конкретизирует гражданско-правовую ответственность и одновременно ограничивает право на возмещение убытков для лиц, не обеспечивших защиту собственной информации:</w:t>
+        <w:t xml:space="preserve"> Вторая часть статьи гарантирует пострадавшим судебную защиту, но только если они сами выполняли обязанности по защите информации:</w:t>
       </w:r>
     </w:p>
     <w:p>
@@ -8959,7 +9432,7 @@
           <w:i w:val="0"/>
           <w:sz w:val="28"/>
         </w:rPr>
-        <w:t>3. Освобождение информационных посредников от ответственности.</w:t>
+        <w:t>3. Положение посредников.</w:t>
       </w:r>
       <w:r>
         <w:rPr>
@@ -8968,7 +9441,7 @@
           <w:i w:val="0"/>
           <w:sz w:val="28"/>
         </w:rPr>
-        <w:t xml:space="preserve"> Часть 3 статьи 17 устанавливает правило «безопасной гавани» для операторов связи и хостинг-провайдеров:</w:t>
+        <w:t xml:space="preserve"> Третья часть статьи защищает тех, кто лишь передаёт или хранит чужую информацию:</w:t>
       </w:r>
     </w:p>
     <w:p>
@@ -9003,7 +9476,7 @@
           <w:i w:val="0"/>
           <w:sz w:val="28"/>
         </w:rPr>
-        <w:t>Часть 4 статьи 17 освобождает провайдера хостинга, оператора связи и владельца сайта в сети «Интернет» от ответственности за ограничение доступа к информации, выполненное в соответствии с требованиями закона. Часть 5 даёт лицам, права которых нарушены владельцем социальной сети в результате неисполнения требований статьи 10.6, право на судебную защиту, в том числе с исками о возмещении убытков и компенсации морального вреда.</w:t>
+        <w:t>В части 4 статьи 17 закреплено, что провайдер хостинга, оператор связи и владелец сайта не отвечают за ограничение доступа к информации, если действовали по требованиям закона. Часть 5 позволяет лицам, пострадавшим от неисполнения владельцем социальной сети обязанностей по статье 10.6, требовать в суде возмещения убытков и компенсации морального вреда.</w:t>
       </w:r>
     </w:p>
     <w:p>
@@ -9014,7 +9487,7 @@
           <w:i w:val="0"/>
           <w:sz w:val="28"/>
         </w:rPr>
-        <w:t>Ответственность неразрывно связана с обязанностью защищать информацию, установленной статьёй 16 закона:</w:t>
+        <w:t>Обязанность, за неисполнение которой наступает ответственность, сформулирована в статье 16:</w:t>
       </w:r>
     </w:p>
     <w:p>
@@ -9049,7 +9522,7 @@
           <w:i w:val="0"/>
           <w:sz w:val="28"/>
         </w:rPr>
-        <w:t>4. Конкретизация видов ответственности в кодексах.</w:t>
+        <w:t>4. Составы правонарушений в отраслевом законодательстве.</w:t>
       </w:r>
       <w:r>
         <w:rPr>
@@ -9058,7 +9531,7 @@
           <w:i w:val="0"/>
           <w:sz w:val="28"/>
         </w:rPr>
-        <w:t xml:space="preserve"> Нормы, к которым отсылает статья 17, систематизированы в таблице 1.7.</w:t>
+        <w:t xml:space="preserve"> Нормы, на которые ссылается статья 17, сведены в таблицу 1.7.</w:t>
       </w:r>
     </w:p>
     <w:p>
@@ -9074,7 +9547,7 @@
           <w:i w:val="0"/>
           <w:sz w:val="28"/>
         </w:rPr>
-        <w:t>Таблица 1.7 – Виды ответственности за правонарушения в сфере информации, ИТ и защиты информации</w:t>
+        <w:t>Таблица 1.7 – Ответственность за нарушения в сфере информации и её защиты по отраслям права</w:t>
       </w:r>
     </w:p>
     <w:tbl>
@@ -9089,8 +9562,8 @@
       </w:tblPr>
       <w:tblGrid>
         <w:gridCol w:w="1814"/>
-        <w:gridCol w:w="3005"/>
-        <w:gridCol w:w="4535"/>
+        <w:gridCol w:w="2835"/>
+        <w:gridCol w:w="4706"/>
       </w:tblGrid>
       <w:tr>
         <w:trPr>
@@ -9123,7 +9596,7 @@
         </w:tc>
         <w:tc>
           <w:tcPr>
-            <w:tcW w:type="dxa" w:w="3005"/>
+            <w:tcW w:type="dxa" w:w="2835"/>
           </w:tcPr>
           <w:p>
             <w:pPr>
@@ -9141,13 +9614,13 @@
                 <w:i w:val="0"/>
                 <w:sz w:val="24"/>
               </w:rPr>
-              <w:t>Нормативная основа</w:t>
+              <w:t>Где установлена</w:t>
             </w:r>
           </w:p>
         </w:tc>
         <w:tc>
           <w:tcPr>
-            <w:tcW w:type="dxa" w:w="4535"/>
+            <w:tcW w:type="dxa" w:w="4706"/>
           </w:tcPr>
           <w:p>
             <w:pPr>
@@ -9165,7 +9638,7 @@
                 <w:i w:val="0"/>
                 <w:sz w:val="24"/>
               </w:rPr>
-              <w:t>Типичные составы и меры ответственности</w:t>
+              <w:t>Примеры нарушений и санкций</w:t>
             </w:r>
           </w:p>
         </w:tc>
@@ -9199,7 +9672,7 @@
         </w:tc>
         <w:tc>
           <w:tcPr>
-            <w:tcW w:type="dxa" w:w="3005"/>
+            <w:tcW w:type="dxa" w:w="2835"/>
           </w:tcPr>
           <w:p>
             <w:pPr>
@@ -9216,13 +9689,13 @@
                 <w:i w:val="0"/>
                 <w:sz w:val="24"/>
               </w:rPr>
-              <w:t>Трудовой кодекс РФ: ст. 192 (дисциплинарные взыскания), подп. «в» п. 6 ч. 1 ст. 81, ст. 90</w:t>
+              <w:t>ТК РФ: ст. 192, подп. «в» п. 6 ч. 1 ст. 81, ст. 90</w:t>
             </w:r>
           </w:p>
         </w:tc>
         <w:tc>
           <w:tcPr>
-            <w:tcW w:type="dxa" w:w="4535"/>
+            <w:tcW w:type="dxa" w:w="4706"/>
           </w:tcPr>
           <w:p>
             <w:pPr>
@@ -9239,7 +9712,7 @@
                 <w:i w:val="0"/>
                 <w:sz w:val="24"/>
               </w:rPr>
-              <w:t>Замечание, выговор, увольнение работника за разглашение охраняемой законом тайны (государственной, коммерческой, служебной и иной), в том числе персональных данных другого работника, ставшей известной в связи с исполнением трудовых обязанностей</w:t>
+              <w:t>Работник, разгласивший охраняемую законом тайну (в том числе банковскую или персональные данные), ставшую известной ему по работе, может получить замечание, выговор или быть уволен</w:t>
             </w:r>
           </w:p>
         </w:tc>
@@ -9273,7 +9746,7 @@
         </w:tc>
         <w:tc>
           <w:tcPr>
-            <w:tcW w:type="dxa" w:w="3005"/>
+            <w:tcW w:type="dxa" w:w="2835"/>
           </w:tcPr>
           <w:p>
             <w:pPr>
@@ -9290,13 +9763,13 @@
                 <w:i w:val="0"/>
                 <w:sz w:val="24"/>
               </w:rPr>
-              <w:t>Ч. 2 ст. 17 Закона № 149-ФЗ; ГК РФ: ст. 15 (убытки), ст. 151 (моральный вред), ст. 152 (защита чести, достоинства и деловой репутации), ст. 1064; ст. 24 Закона № 152-ФЗ; ст. 14 Закона № 98-ФЗ</w:t>
+              <w:t>149-ФЗ, ч. 2 ст. 17; ГК РФ, ст. 15, 151, 152, 1064; 152-ФЗ, ст. 24; 98-ФЗ, ст. 14</w:t>
             </w:r>
           </w:p>
         </w:tc>
         <w:tc>
           <w:tcPr>
-            <w:tcW w:type="dxa" w:w="4535"/>
+            <w:tcW w:type="dxa" w:w="4706"/>
           </w:tcPr>
           <w:p>
             <w:pPr>
@@ -9313,7 +9786,7 @@
                 <w:i w:val="0"/>
                 <w:sz w:val="24"/>
               </w:rPr>
-              <w:t>Возмещение убытков, компенсация морального вреда, опровержение недостоверных сведений; возмещение вреда, причинённого разглашением коммерческой тайны или утечкой персональных данных</w:t>
+              <w:t>Взыскание убытков и компенсации морального вреда с лица, неправомерно использовавшего информацию; защита деловой репутации; возмещение вреда субъекту персональных данных</w:t>
             </w:r>
           </w:p>
         </w:tc>
@@ -9347,8 +9820,8 @@
       </w:tblPr>
       <w:tblGrid>
         <w:gridCol w:w="1814"/>
-        <w:gridCol w:w="3005"/>
-        <w:gridCol w:w="4535"/>
+        <w:gridCol w:w="2835"/>
+        <w:gridCol w:w="4706"/>
       </w:tblGrid>
       <w:tr>
         <w:trPr>
@@ -9381,7 +9854,7 @@
         </w:tc>
         <w:tc>
           <w:tcPr>
-            <w:tcW w:type="dxa" w:w="3005"/>
+            <w:tcW w:type="dxa" w:w="2835"/>
           </w:tcPr>
           <w:p>
             <w:pPr>
@@ -9399,13 +9872,13 @@
                 <w:i w:val="0"/>
                 <w:sz w:val="24"/>
               </w:rPr>
-              <w:t>Нормативная основа</w:t>
+              <w:t>Где установлена</w:t>
             </w:r>
           </w:p>
         </w:tc>
         <w:tc>
           <w:tcPr>
-            <w:tcW w:type="dxa" w:w="4535"/>
+            <w:tcW w:type="dxa" w:w="4706"/>
           </w:tcPr>
           <w:p>
             <w:pPr>
@@ -9423,7 +9896,7 @@
                 <w:i w:val="0"/>
                 <w:sz w:val="24"/>
               </w:rPr>
-              <w:t>Типичные составы и меры ответственности</w:t>
+              <w:t>Примеры нарушений и санкций</w:t>
             </w:r>
           </w:p>
         </w:tc>
@@ -9457,7 +9930,7 @@
         </w:tc>
         <w:tc>
           <w:tcPr>
-            <w:tcW w:type="dxa" w:w="3005"/>
+            <w:tcW w:type="dxa" w:w="2835"/>
           </w:tcPr>
           <w:p>
             <w:pPr>
@@ -9474,13 +9947,13 @@
                 <w:i w:val="0"/>
                 <w:sz w:val="24"/>
               </w:rPr>
-              <w:t>КоАП РФ: ст. 13.11, 13.12, 13.14, 13.31, 13.41 и др.</w:t>
+              <w:t>КоАП РФ, гл. 13: ст. 13.11, 13.12, 13.14, 13.31, 13.41</w:t>
             </w:r>
           </w:p>
         </w:tc>
         <w:tc>
           <w:tcPr>
-            <w:tcW w:type="dxa" w:w="4535"/>
+            <w:tcW w:type="dxa" w:w="4706"/>
           </w:tcPr>
           <w:p>
             <w:pPr>
@@ -9497,7 +9970,7 @@
                 <w:i w:val="0"/>
                 <w:sz w:val="24"/>
               </w:rPr>
-              <w:t>Штрафы за нарушение законодательства о персональных данных (ст. 13.11, в т. ч. ч. 12–18 об утечках, введённые Федеральным законом от 30.11.2024 № 420-ФЗ с 30.05.2025, вплоть до оборотных штрафов при повторной утечке); за нарушение правил защиты информации (ст. 13.12); за разглашение информации с ограниченным доступом (ст. 13.14); за неисполнение обязанностей организатором распространения информации (ст. 13.31); за нарушение порядка ограничения доступа к информации (ст. 13.41)</w:t>
+              <w:t>Штрафы за нарушения в области персональных данных (с 30.05.2025 ст. 13.11 дополнена ч. 12–18 об утечках — Федеральный закон от 30.11.2024 № 420-ФЗ; за повторную утечку — штраф, исчисляемый от выручки), за нарушение правил защиты информации, разглашение информации ограниченного доступа, неисполнение обязанностей организатора распространения информации, нарушение порядка ограничения доступа</w:t>
             </w:r>
           </w:p>
         </w:tc>
@@ -9531,7 +10004,7 @@
         </w:tc>
         <w:tc>
           <w:tcPr>
-            <w:tcW w:type="dxa" w:w="3005"/>
+            <w:tcW w:type="dxa" w:w="2835"/>
           </w:tcPr>
           <w:p>
             <w:pPr>
@@ -9548,13 +10021,13 @@
                 <w:i w:val="0"/>
                 <w:sz w:val="24"/>
               </w:rPr>
-              <w:t>УК РФ: ст. 137, 138, 183; гл. 28 — ст. 272, 272.1, 273, 274, 274.1</w:t>
+              <w:t>УК РФ: ст. 137, 138, 183 и гл. 28 (ст. 272–274.1)</w:t>
             </w:r>
           </w:p>
         </w:tc>
         <w:tc>
           <w:tcPr>
-            <w:tcW w:type="dxa" w:w="4535"/>
+            <w:tcW w:type="dxa" w:w="4706"/>
           </w:tcPr>
           <w:p>
             <w:pPr>
@@ -9571,7 +10044,7 @@
                 <w:i w:val="0"/>
                 <w:sz w:val="24"/>
               </w:rPr>
-              <w:t>Нарушение неприкосновенности частной жизни (ст. 137) и тайны переписки (ст. 138); незаконное получение и разглашение коммерческой, налоговой или банковской тайны (ст. 183); неправомерный доступ к компьютерной информации (ст. 272); незаконные использование, передача, сбор и хранение компьютерной информации, содержащей персональные данные (ст. 272.1, введена Федеральным законом от 30.11.2024 № 421-ФЗ); создание и распространение вредоносных программ (ст. 273); нарушение правил эксплуатации средств обработки информации (ст. 274); неправомерное воздействие на критическую информационную инфраструктуру (ст. 274.1)</w:t>
+              <w:t>Неправомерный доступ к компьютерной информации (ст. 272); незаконный оборот компьютерной информации с персональными данными (ст. 272.1, Федеральный закон от 30.11.2024 № 421-ФЗ); вредоносные программы (ст. 273); нарушение правил эксплуатации средств обработки информации (ст. 274); атаки на КИИ (ст. 274.1); разглашение банковской или коммерческой тайны (ст. 183); нарушение неприкосновенности частной жизни и тайны переписки (ст. 137, 138)</w:t>
             </w:r>
           </w:p>
         </w:tc>
@@ -9590,7 +10063,7 @@
           <w:i w:val="0"/>
           <w:sz w:val="28"/>
         </w:rPr>
-        <w:t>5. Применение к разрабатываемой системе.</w:t>
+        <w:t>5. Значение для проекта «СППР оценки кредитоспособности».</w:t>
       </w:r>
       <w:r>
         <w:rPr>
@@ -9599,7 +10072,7 @@
           <w:i w:val="0"/>
           <w:sz w:val="28"/>
         </w:rPr>
-        <w:t xml:space="preserve"> Система «СППР оценки кредитоспособности» обрабатывает информацию ограниченного доступа: персональные данные, а также сведения, составляющие банковскую тайну, и данные кредитных историй заёмщиков. Следовательно, оператор системы обязан принимать меры защиты информации (ст. 16 Закона № 149-ФЗ, ст. 19 Закона № 152-ФЗ).</w:t>
+        <w:t xml:space="preserve"> Система работает с персональными данными заёмщиков, а также обрабатывает сведения, составляющие банковскую тайну, и данные кредитных историй заёмщиков. Банк как оператор обязан обеспечить их защиту по ст. 16 Закона № 149-ФЗ и ст. 19 Закона № 152-ФЗ.</w:t>
       </w:r>
     </w:p>
     <w:p>
@@ -9610,7 +10083,7 @@
           <w:i w:val="0"/>
           <w:sz w:val="28"/>
         </w:rPr>
-        <w:t>Невыполнение этих мер создаёт риск административной ответственности (ст. 13.11, 13.12 КоАП РФ). При утечке возникает гражданско-правовая ответственность перед субъектами данных и уголовная ответственность виновных лиц (ст. 272, 272.1 УК РФ). Кроме того, по ч. 2 ст. 17 Закона № 149-ФЗ организация, не обеспечившая конфиденциальность, лишается права требовать возмещения убытков от нарушителя.</w:t>
+        <w:t>Если эти меры не приняты, Банку грозят штрафы по ст. 13.11 и 13.12 КоАП РФ, иски клиентов о возмещении вреда, а виновным сотрудникам или злоумышленникам — уголовное преследование по ст. 183, 272 и 272.1 УК РФ. При этом согласно ч. 2 ст. 17 Закона № 149-ФЗ Банк, не обеспечивший конфиденциальность, не сможет взыскать убытки с нарушителя.</w:t>
       </w:r>
     </w:p>
     <w:p>
@@ -9621,7 +10094,7 @@
           <w:i w:val="0"/>
           <w:sz w:val="28"/>
         </w:rPr>
-        <w:t>Отсюда следуют требования к системе: разграничение доступа по ролям, журнал аудита, шифрование каналов связи и обезличивание данных при обучении моделей.</w:t>
+        <w:t>Поэтому в требованиях к системе предусмотрены ролевой доступ, протоколирование действий пользователей, шифрование при передаче данных и обезличивание сведений, используемых для обучения моделей.</w:t>
       </w:r>
     </w:p>
     <w:p>
@@ -9641,7 +10114,7 @@
           <w:i w:val="0"/>
           <w:sz w:val="28"/>
         </w:rPr>
-        <w:t xml:space="preserve"> Федеральный закон № 149-ФЗ (ч. 1 ст. 17) предусматривает четыре вида ответственности за правонарушения в сфере информации, информационных технологий и защиты информации: дисциплинарную, гражданско-правовую, административную и уголовную. Конкретные составы и санкции устанавливаются ТК РФ, ГК РФ, КоАП РФ и УК РФ. Сам закон дополнительно:</w:t>
+        <w:t xml:space="preserve"> Закон № 149-ФЗ устанавливает, что за нарушение его требований наступает дисциплинарная, гражданско-правовая, административная или уголовная ответственность (ч. 1 ст. 17), конкретизируемая ТК РФ, ГК РФ, КоАП РФ и УК РФ. Кроме того, статья 17:</w:t>
       </w:r>
     </w:p>
     <w:p>
@@ -9652,7 +10125,7 @@
           <w:i w:val="0"/>
           <w:sz w:val="28"/>
         </w:rPr>
-        <w:t>– закрепляет право потерпевших на судебную защиту с исками о возмещении убытков и компенсации морального вреда (ч. 2);</w:t>
+        <w:t>– даёт пострадавшим право требовать в суде возмещения убытков и морального вреда (ч. 2);</w:t>
       </w:r>
     </w:p>
     <w:p>
@@ -9663,7 +10136,7 @@
           <w:i w:val="0"/>
           <w:sz w:val="28"/>
         </w:rPr>
-        <w:t>– лишает права на возмещение убытков лиц, не исполнивших обязанность по защите информации (ч. 2);</w:t>
+        <w:t>– отказывает в возмещении убытков тому, кто сам не защитил информацию (ч. 2);</w:t>
       </w:r>
     </w:p>
     <w:p>
@@ -9674,7 +10147,7 @@
           <w:i w:val="0"/>
           <w:sz w:val="28"/>
         </w:rPr>
-        <w:t>– освобождает информационных посредников от ответственности при соблюдении установленных условий (ч. 3, 4).</w:t>
+        <w:t>– освобождает от ответственности операторов связи, хостинг-провайдеров и владельцев сайтов при соблюдении условий закона (ч. 3, 4).</w:t>
       </w:r>
     </w:p>
     <w:p>
@@ -9699,7 +10172,7 @@
           <w:i w:val="0"/>
           <w:sz w:val="28"/>
         </w:rPr>
-        <w:t>В ходе выполнения работы были изучены и систематизированы российские и международные стандарты, регламентирующие создание, эксплуатацию и аудит информационных систем: комплекс стандартов на автоматизированные системы (ГОСТ 34), Единая система программной документации (ГОСТ 19), стандарты, гармонизированные с ISO/IEC, а также международные методологии IDEF, ITIL, COBIT, CMMI и др. Изучены виды и назначение документов по ГОСТ 34.201-89, стадии и этапы создания АС по ГОСТ 34.601-90, проведена классификация нормативно-правовых актов в сфере информационных технологий.</w:t>
+        <w:t>По итогам работы систематизированы нормативные документы, определяющие порядок создания и сопровождения информационных систем. Рассмотрены стандарты комплекса ГОСТ 34 и Единой системы программной документации (ГОСТ 19), национальные стандарты, идентичные ISO/IEC, а также международные методологии и своды знаний (IDEF, ITIL, COBIT, CMMI, PMBOK и др.). По ГОСТ 34.201-89 определены виды и назначение документов, по ГОСТ 34.601-90 — стадии и этапы создания АС. Законодательные акты в сфере информационных технологий распределены по группам.</w:t>
       </w:r>
     </w:p>
     <w:p>
@@ -9710,273 +10183,7 @@
           <w:i w:val="0"/>
           <w:sz w:val="28"/>
         </w:rPr>
-        <w:t>Применительно к разрабатываемой системе поддержки принятия решений для оценки кредитоспособности физических лиц установлено, что её создание следует вести по стадиям ГОСТ 34.601-90 (ГОСТ Р 59793-2021) с оформлением технического задания по ГОСТ 34.602, процессы жизненного цикла организовать по ГОСТ Р ИСО/МЭК 12207, требования к качеству формулировать на основе модели ISO/IEC 25010, а при обработке данных заёмщиков обеспечить выполнение требований 152-ФЗ «О персональных данных», 218-ФЗ «О кредитных историях» и 353-ФЗ «О потребительском кредите (займе)».</w:t>
-      </w:r>
-    </w:p>
-    <w:p>
-      <w:pPr>
-        <w:pStyle w:val="Heading1"/>
-      </w:pPr>
-      <w:r>
-        <w:rPr>
-          <w:rFonts w:ascii="Times New Roman" w:hAnsi="Times New Roman" w:cs="Times New Roman" w:eastAsia="Times New Roman"/>
-          <w:b/>
-          <w:i w:val="0"/>
-          <w:sz w:val="28"/>
-        </w:rPr>
-        <w:t>Список использованных источников</w:t>
-      </w:r>
-    </w:p>
-    <w:p>
-      <w:pPr>
-        <w:jc w:val="left"/>
-      </w:pPr>
-      <w:r>
-        <w:rPr>
-          <w:rFonts w:ascii="Times New Roman" w:hAnsi="Times New Roman" w:cs="Times New Roman" w:eastAsia="Times New Roman"/>
-          <w:b w:val="0"/>
-          <w:i w:val="0"/>
-          <w:sz w:val="28"/>
-        </w:rPr>
-        <w:t>1. ГОСТ 34.201-89. Информационная технология. Комплекс стандартов на автоматизированные системы. Виды, комплектность и обозначение документов при создании автоматизированных систем. — М.: Стандартинформ, 2009.</w:t>
-      </w:r>
-    </w:p>
-    <w:p>
-      <w:pPr>
-        <w:jc w:val="left"/>
-      </w:pPr>
-      <w:r>
-        <w:rPr>
-          <w:rFonts w:ascii="Times New Roman" w:hAnsi="Times New Roman" w:cs="Times New Roman" w:eastAsia="Times New Roman"/>
-          <w:b w:val="0"/>
-          <w:i w:val="0"/>
-          <w:sz w:val="28"/>
-        </w:rPr>
-        <w:t>2. ГОСТ 34.601-90. Информационная технология. Комплекс стандартов на автоматизированные системы. Автоматизированные системы. Стадии создания. — М.: Стандартинформ, 2009.</w:t>
-      </w:r>
-    </w:p>
-    <w:p>
-      <w:pPr>
-        <w:jc w:val="left"/>
-      </w:pPr>
-      <w:r>
-        <w:rPr>
-          <w:rFonts w:ascii="Times New Roman" w:hAnsi="Times New Roman" w:cs="Times New Roman" w:eastAsia="Times New Roman"/>
-          <w:b w:val="0"/>
-          <w:i w:val="0"/>
-          <w:sz w:val="28"/>
-        </w:rPr>
-        <w:t>3. ГОСТ 34.602-2020. Информационные технологии. Комплекс стандартов на автоматизированные системы. Техническое задание на создание автоматизированной системы. — М.: Стандартинформ, 2021.</w:t>
-      </w:r>
-    </w:p>
-    <w:p>
-      <w:pPr>
-        <w:jc w:val="left"/>
-      </w:pPr>
-      <w:r>
-        <w:rPr>
-          <w:rFonts w:ascii="Times New Roman" w:hAnsi="Times New Roman" w:cs="Times New Roman" w:eastAsia="Times New Roman"/>
-          <w:b w:val="0"/>
-          <w:i w:val="0"/>
-          <w:sz w:val="28"/>
-        </w:rPr>
-        <w:t>4. ГОСТ Р 59793-2021. Информационные технологии. Комплекс стандартов на автоматизированные системы. Автоматизированные системы. Стадии создания. — М.: Российский институт стандартизации, 2021.</w:t>
-      </w:r>
-    </w:p>
-    <w:p>
-      <w:pPr>
-        <w:jc w:val="left"/>
-      </w:pPr>
-      <w:r>
-        <w:rPr>
-          <w:rFonts w:ascii="Times New Roman" w:hAnsi="Times New Roman" w:cs="Times New Roman" w:eastAsia="Times New Roman"/>
-          <w:b w:val="0"/>
-          <w:i w:val="0"/>
-          <w:sz w:val="28"/>
-        </w:rPr>
-        <w:t>5. ГОСТ Р ИСО/МЭК 12207-2010. Информационная технология. Системная и программная инженерия. Процессы жизненного цикла программных средств. — М.: Стандартинформ, 2011.</w:t>
-      </w:r>
-    </w:p>
-    <w:p>
-      <w:pPr>
-        <w:jc w:val="left"/>
-      </w:pPr>
-      <w:r>
-        <w:rPr>
-          <w:rFonts w:ascii="Times New Roman" w:hAnsi="Times New Roman" w:cs="Times New Roman" w:eastAsia="Times New Roman"/>
-          <w:b w:val="0"/>
-          <w:i w:val="0"/>
-          <w:sz w:val="28"/>
-        </w:rPr>
-        <w:t>6. ISO/IEC 25010:2023. Systems and software engineering — Systems and software Quality Requirements and Evaluation (SQuaRE) — Product quality model. — Geneva: ISO, 2023.</w:t>
-      </w:r>
-    </w:p>
-    <w:p>
-      <w:pPr>
-        <w:jc w:val="left"/>
-      </w:pPr>
-      <w:r>
-        <w:rPr>
-          <w:rFonts w:ascii="Times New Roman" w:hAnsi="Times New Roman" w:cs="Times New Roman" w:eastAsia="Times New Roman"/>
-          <w:b w:val="0"/>
-          <w:i w:val="0"/>
-          <w:sz w:val="28"/>
-        </w:rPr>
-        <w:t>7. Конституция Российской Федерации (принята всенародным голосованием 12.12.1993 с изменениями, одобренными в ходе общероссийского голосования 01.07.2020) // Официальный интернет-портал правовой информации. — URL: http://pravo.gov.ru (дата обращения: 02.10.2026).</w:t>
-      </w:r>
-    </w:p>
-    <w:p>
-      <w:pPr>
-        <w:jc w:val="left"/>
-      </w:pPr>
-      <w:r>
-        <w:rPr>
-          <w:rFonts w:ascii="Times New Roman" w:hAnsi="Times New Roman" w:cs="Times New Roman" w:eastAsia="Times New Roman"/>
-          <w:b w:val="0"/>
-          <w:i w:val="0"/>
-          <w:sz w:val="28"/>
-        </w:rPr>
-        <w:t>8. Гражданский кодекс Российской Федерации (часть четвёртая) от 18.12.2006 № 230-ФЗ. Глава 69 «Общие положения» // СПС «КонсультантПлюс». — URL: https://www.consultant.ru/document/cons_doc_LAW_64629/ (дата обращения: 02.10.2026).</w:t>
-      </w:r>
-    </w:p>
-    <w:p>
-      <w:pPr>
-        <w:jc w:val="left"/>
-      </w:pPr>
-      <w:r>
-        <w:rPr>
-          <w:rFonts w:ascii="Times New Roman" w:hAnsi="Times New Roman" w:cs="Times New Roman" w:eastAsia="Times New Roman"/>
-          <w:b w:val="0"/>
-          <w:i w:val="0"/>
-          <w:sz w:val="28"/>
-        </w:rPr>
-        <w:t>9. Гражданский кодекс Российской Федерации (часть четвёртая). Статья 1225 «Охраняемые результаты интеллектуальной деятельности и средства индивидуализации» // СПС «КонсультантПлюс». — URL: https://www.consultant.ru/document/cons_doc_LAW_64629/2a4870fda21fdffc70bade7ef80135143050f0b1/ (дата обращения: 02.10.2026).</w:t>
-      </w:r>
-    </w:p>
-    <w:p>
-      <w:pPr>
-        <w:jc w:val="left"/>
-      </w:pPr>
-      <w:r>
-        <w:rPr>
-          <w:rFonts w:ascii="Times New Roman" w:hAnsi="Times New Roman" w:cs="Times New Roman" w:eastAsia="Times New Roman"/>
-          <w:b w:val="0"/>
-          <w:i w:val="0"/>
-          <w:sz w:val="28"/>
-        </w:rPr>
-        <w:t>10. Постановление Пленума Верховного Суда РФ от 23.04.2019 № 10 «О применении части четвертой Гражданского кодекса Российской Федерации» // СПС «КонсультантПлюс». — URL: https://www.consultant.ru/document/cons_doc_LAW_323470/ (дата обращения: 02.10.2026).</w:t>
-      </w:r>
-    </w:p>
-    <w:p>
-      <w:pPr>
-        <w:jc w:val="left"/>
-      </w:pPr>
-      <w:r>
-        <w:rPr>
-          <w:rFonts w:ascii="Times New Roman" w:hAnsi="Times New Roman" w:cs="Times New Roman" w:eastAsia="Times New Roman"/>
-          <w:b w:val="0"/>
-          <w:i w:val="0"/>
-          <w:sz w:val="28"/>
-        </w:rPr>
-        <w:t>11. Федеральный закон от 27.07.2006 № 149-ФЗ «Об информации, информационных технологиях и о защите информации» // СПС «КонсультантПлюс». — URL: https://www.consultant.ru/document/cons_doc_LAW_61798/ (дата обращения: 02.10.2026).</w:t>
-      </w:r>
-    </w:p>
-    <w:p>
-      <w:pPr>
-        <w:jc w:val="left"/>
-      </w:pPr>
-      <w:r>
-        <w:rPr>
-          <w:rFonts w:ascii="Times New Roman" w:hAnsi="Times New Roman" w:cs="Times New Roman" w:eastAsia="Times New Roman"/>
-          <w:b w:val="0"/>
-          <w:i w:val="0"/>
-          <w:sz w:val="28"/>
-        </w:rPr>
-        <w:t>12. Федеральный закон от 27.07.2006 № 149-ФЗ. Статья 17 «Ответственность за правонарушения в сфере информации, информационных технологий и защиты информации» // СПС «КонсультантПлюс». — URL: https://www.consultant.ru/document/cons_doc_LAW_61798/ec553b250323ad210f4c9adc8c6b237b2c20f85a/ (дата обращения: 02.10.2026).</w:t>
-      </w:r>
-    </w:p>
-    <w:p>
-      <w:pPr>
-        <w:jc w:val="left"/>
-      </w:pPr>
-      <w:r>
-        <w:rPr>
-          <w:rFonts w:ascii="Times New Roman" w:hAnsi="Times New Roman" w:cs="Times New Roman" w:eastAsia="Times New Roman"/>
-          <w:b w:val="0"/>
-          <w:i w:val="0"/>
-          <w:sz w:val="28"/>
-        </w:rPr>
-        <w:t>13. Федеральный закон от 27.07.2006 № 152-ФЗ «О персональных данных» // СПС «КонсультантПлюс». — URL: https://www.consultant.ru/document/cons_doc_LAW_61801/ (дата обращения: 02.10.2026).</w:t>
-      </w:r>
-    </w:p>
-    <w:p>
-      <w:pPr>
-        <w:jc w:val="left"/>
-      </w:pPr>
-      <w:r>
-        <w:rPr>
-          <w:rFonts w:ascii="Times New Roman" w:hAnsi="Times New Roman" w:cs="Times New Roman" w:eastAsia="Times New Roman"/>
-          <w:b w:val="0"/>
-          <w:i w:val="0"/>
-          <w:sz w:val="28"/>
-        </w:rPr>
-        <w:t>14. Федеральный закон от 29.07.2004 № 98-ФЗ «О коммерческой тайне» // СПС «КонсультантПлюс». — URL: https://www.consultant.ru/document/cons_doc_LAW_48699/ (дата обращения: 02.10.2026).</w:t>
-      </w:r>
-    </w:p>
-    <w:p>
-      <w:pPr>
-        <w:jc w:val="left"/>
-      </w:pPr>
-      <w:r>
-        <w:rPr>
-          <w:rFonts w:ascii="Times New Roman" w:hAnsi="Times New Roman" w:cs="Times New Roman" w:eastAsia="Times New Roman"/>
-          <w:b w:val="0"/>
-          <w:i w:val="0"/>
-          <w:sz w:val="28"/>
-        </w:rPr>
-        <w:t>15. Кодекс Российской Федерации об административных правонарушениях от 30.12.2001 № 195-ФЗ. Статья 13.11 «Нарушение законодательства Российской Федерации в области персональных данных» // СПС «КонсультантПлюс». — URL: https://www.consultant.ru/document/cons_doc_LAW_34661/1f421640c6775ff67079ebde06a7d2f6d17b96db/ (дата обращения: 02.10.2026).</w:t>
-      </w:r>
-    </w:p>
-    <w:p>
-      <w:pPr>
-        <w:jc w:val="left"/>
-      </w:pPr>
-      <w:r>
-        <w:rPr>
-          <w:rFonts w:ascii="Times New Roman" w:hAnsi="Times New Roman" w:cs="Times New Roman" w:eastAsia="Times New Roman"/>
-          <w:b w:val="0"/>
-          <w:i w:val="0"/>
-          <w:sz w:val="28"/>
-        </w:rPr>
-        <w:t>16. Уголовный кодекс Российской Федерации от 13.06.1996 № 63-ФЗ. Глава 28 «Преступления в сфере компьютерной информации» // СПС «КонсультантПлюс». — URL: https://www.consultant.ru/document/cons_doc_LAW_10699/ (дата обращения: 02.10.2026).</w:t>
-      </w:r>
-    </w:p>
-    <w:p>
-      <w:pPr>
-        <w:jc w:val="left"/>
-      </w:pPr>
-      <w:r>
-        <w:rPr>
-          <w:rFonts w:ascii="Times New Roman" w:hAnsi="Times New Roman" w:cs="Times New Roman" w:eastAsia="Times New Roman"/>
-          <w:b w:val="0"/>
-          <w:i w:val="0"/>
-          <w:sz w:val="28"/>
-        </w:rPr>
-        <w:t>17. Трудовой кодекс Российской Федерации от 30.12.2001 № 197-ФЗ // СПС «КонсультантПлюс». — URL: https://www.consultant.ru/document/cons_doc_LAW_34683/ (дата обращения: 02.10.2026).</w:t>
-      </w:r>
-    </w:p>
-    <w:p>
-      <w:pPr>
-        <w:jc w:val="left"/>
-      </w:pPr>
-      <w:r>
-        <w:rPr>
-          <w:rFonts w:ascii="Times New Roman" w:hAnsi="Times New Roman" w:cs="Times New Roman" w:eastAsia="Times New Roman"/>
-          <w:b w:val="0"/>
-          <w:i w:val="0"/>
-          <w:sz w:val="28"/>
-        </w:rPr>
-        <w:t>18. Официальный интернет-портал правовой информации. — URL: http://pravo.gov.ru (дата обращения: 02.10.2026).</w:t>
+        <w:t>Для системы поддержки принятия решений по оценке кредитоспособности физических лиц из рассмотренного комплекса будут использованы: ГОСТ 34.601-90 (ГОСТ Р 59793-2021) — для организации стадий работ, ГОСТ 34.602 — для оформления технического задания, ГОСТ Р ИСО/МЭК 12207 — для построения процессов разработки и сопровождения, ISO/IEC 25010 — для задания требований к качеству. Поскольку система обрабатывает сведения о заёмщиках, её разработка и эксплуатация должны соответствовать 152-ФЗ «О персональных данных», 218-ФЗ «О кредитных историях» и 353-ФЗ «О потребительском кредите (займе)».</w:t>
       </w:r>
     </w:p>
     <w:sectPr>

--- a/reports/ПР_1-2_Стандарты_и_методологии.docx
+++ b/reports/ПР_1-2_Стандарты_и_методологии.docx
@@ -8284,7 +8284,7 @@
                 <w:i w:val="0"/>
                 <w:sz w:val="24"/>
               </w:rPr>
-              <w:t>Базы данных информационных систем, справочники, наборы данных для обучения моделей</w:t>
+              <w:t>Базы данных информационных систем, справочники, наборы данных для проверки методики оценки</w:t>
             </w:r>
           </w:p>
         </w:tc>
@@ -8580,7 +8580,7 @@
                 <w:i w:val="0"/>
                 <w:sz w:val="24"/>
               </w:rPr>
-              <w:t>Алгоритмы и методики, архитектурные решения, параметры моделей, не раскрываемые третьим лицам</w:t>
+              <w:t>Алгоритмы и методики, архитектурные решения, параметры методик оценки, не раскрываемые третьим лицам</w:t>
             </w:r>
           </w:p>
         </w:tc>
@@ -9211,7 +9211,7 @@
           <w:i w:val="0"/>
           <w:sz w:val="28"/>
         </w:rPr>
-        <w:t>– секрет производства — методика оценки заёмщика, набор признаков и параметры модели (ст. 1465).</w:t>
+        <w:t>– секрет производства — методика оценки заёмщика, набор признаков и баллы скоринговой карты (ст. 1465).</w:t>
       </w:r>
     </w:p>
     <w:p>
@@ -10094,7 +10094,7 @@
           <w:i w:val="0"/>
           <w:sz w:val="28"/>
         </w:rPr>
-        <w:t>Поэтому в требованиях к системе предусмотрены ролевой доступ, протоколирование действий пользователей, шифрование при передаче данных и обезличивание сведений, используемых для обучения моделей.</w:t>
+        <w:t>Поэтому в требованиях к системе предусмотрены ролевой доступ, протоколирование действий пользователей, шифрование при передаче данных и обезличенный показ сведений при анализе качества методики оценки.</w:t>
       </w:r>
     </w:p>
     <w:p>

--- a/reports/ПР_1-2_Стандарты_и_методологии.docx
+++ b/reports/ПР_1-2_Стандарты_и_методологии.docx
@@ -7858,7 +7858,7 @@
                 <w:i w:val="0"/>
                 <w:sz w:val="24"/>
               </w:rPr>
-              <w:t>3. Федеральный закон от 02.12.1990 № 395-1 «О банках и банковской деятельности» (ст. 26 — банковская тайна)</w:t>
+              <w:t>3. Федеральный закон от 02.07.2010 № 151-ФЗ «О микрофинансовой деятельности и микрофинансовых организациях»</w:t>
             </w:r>
           </w:p>
           <w:p>
@@ -7875,7 +7875,7 @@
                 <w:i w:val="0"/>
                 <w:sz w:val="24"/>
               </w:rPr>
-              <w:t>4. Федеральный закон от 07.08.2001 № 115-ФЗ «О противодействии легализации (отмыванию) доходов, полученных преступным путём, и финансированию терроризма»</w:t>
+              <w:t>4. Федеральный закон от 18.07.2009 № 190-ФЗ «О кредитной кооперации»</w:t>
             </w:r>
           </w:p>
           <w:p>
@@ -7892,7 +7892,7 @@
                 <w:i w:val="0"/>
                 <w:sz w:val="24"/>
               </w:rPr>
-              <w:t>5. Положение Банка России от 28.06.2017 № 590-П «О порядке формирования кредитными организациями резервов на возможные потери по ссудам, ссудной и приравненной к ней задолженности»</w:t>
+              <w:t>5. Федеральный закон от 07.08.2001 № 115-ФЗ «О противодействии легализации (отмыванию) доходов, полученных преступным путём, и финансированию терроризма»</w:t>
             </w:r>
           </w:p>
           <w:p>
@@ -8284,7 +8284,7 @@
                 <w:i w:val="0"/>
                 <w:sz w:val="24"/>
               </w:rPr>
-              <w:t>Базы данных информационных систем, справочники, наборы данных для обучения моделей</w:t>
+              <w:t>Базы данных информационных систем, справочники, наборы данных для проверки методики оценки</w:t>
             </w:r>
           </w:p>
         </w:tc>
@@ -8580,7 +8580,7 @@
                 <w:i w:val="0"/>
                 <w:sz w:val="24"/>
               </w:rPr>
-              <w:t>Алгоритмы и методики, архитектурные решения, параметры моделей, не раскрываемые третьим лицам</w:t>
+              <w:t>Алгоритмы и методики, архитектурные решения, параметры методик оценки, не раскрываемые третьим лицам</w:t>
             </w:r>
           </w:p>
         </w:tc>
@@ -9211,7 +9211,7 @@
           <w:i w:val="0"/>
           <w:sz w:val="28"/>
         </w:rPr>
-        <w:t>– секрет производства — методика оценки заёмщика, набор признаков и параметры модели (ст. 1465).</w:t>
+        <w:t>– секрет производства — методика оценки заёмщика, набор признаков и баллы скоринговой карты (ст. 1465).</w:t>
       </w:r>
     </w:p>
     <w:p>
@@ -10072,7 +10072,7 @@
           <w:i w:val="0"/>
           <w:sz w:val="28"/>
         </w:rPr>
-        <w:t xml:space="preserve"> Система работает с персональными данными заёмщиков, а также обрабатывает сведения, составляющие банковскую тайну, и данные кредитных историй заёмщиков. Банк как оператор обязан обеспечить их защиту по ст. 16 Закона № 149-ФЗ и ст. 19 Закона № 152-ФЗ.</w:t>
+        <w:t xml:space="preserve"> Система работает с персональными данными заёмщиков, а также обрабатывает персональные данные заёмщиков и сведения из их кредитных историй. Банк как оператор обязан обеспечить их защиту по ст. 16 Закона № 149-ФЗ и ст. 19 Закона № 152-ФЗ.</w:t>
       </w:r>
     </w:p>
     <w:p>
@@ -10094,7 +10094,7 @@
           <w:i w:val="0"/>
           <w:sz w:val="28"/>
         </w:rPr>
-        <w:t>Поэтому в требованиях к системе предусмотрены ролевой доступ, протоколирование действий пользователей, шифрование при передаче данных и обезличивание сведений, используемых для обучения моделей.</w:t>
+        <w:t>Поэтому в требованиях к системе предусмотрены ролевой доступ, протоколирование действий пользователей, шифрование при передаче данных и обезличенный показ сведений при анализе качества методики оценки.</w:t>
       </w:r>
     </w:p>
     <w:p>
@@ -10183,7 +10183,7 @@
           <w:i w:val="0"/>
           <w:sz w:val="28"/>
         </w:rPr>
-        <w:t>Для системы поддержки принятия решений по оценке кредитоспособности физических лиц из рассмотренного комплекса будут использованы: ГОСТ 34.601-90 (ГОСТ Р 59793-2021) — для организации стадий работ, ГОСТ 34.602 — для оформления технического задания, ГОСТ Р ИСО/МЭК 12207 — для построения процессов разработки и сопровождения, ISO/IEC 25010 — для задания требований к качеству. Поскольку система обрабатывает сведения о заёмщиках, её разработка и эксплуатация должны соответствовать 152-ФЗ «О персональных данных», 218-ФЗ «О кредитных историях» и 353-ФЗ «О потребительском кредите (займе)».</w:t>
+        <w:t>Для системы поддержки принятия решений по оценке кредитоспособности физических лиц (базовая редакция для небольшой микрофинансовой организации или кредитного кооператива) из рассмотренного комплекса будут использованы: ГОСТ 34.601-90 (ГОСТ Р 59793-2021) — для организации стадий работ, ГОСТ 34.602 — для оформления технического задания, ГОСТ Р ИСО/МЭК 12207 — для построения процессов разработки и сопровождения, ISO/IEC 25010 — для задания требований к качеству. Поскольку система обрабатывает сведения о заёмщиках, её разработка и эксплуатация должны соответствовать 152-ФЗ «О персональных данных», 218-ФЗ «О кредитных историях», 353-ФЗ «О потребительском кредите (займе)», а также 151-ФЗ и 190-ФЗ, регулирующим деятельность микрофинансовых организаций и кредитных кооперативов.</w:t>
       </w:r>
     </w:p>
     <w:sectPr>

--- a/reports/ПР_1-2_Стандарты_и_методологии.docx
+++ b/reports/ПР_1-2_Стандарты_и_методологии.docx
@@ -9222,7 +9222,7 @@
           <w:i w:val="0"/>
           <w:sz w:val="28"/>
         </w:rPr>
-        <w:t>Чтобы закрепить права за Банком, следует предусмотреть соответствующие условия в трудовых договорах и договоре на разработку (ст. 1295, 1296), зарегистрировать программу и базу данных (ст. 1262) и ввести режим коммерческой тайны в отношении методики скоринга.</w:t>
+        <w:t>Чтобы закрепить права за Организацией, следует предусмотреть соответствующие условия в трудовых договорах и договоре на разработку (ст. 1295, 1296), зарегистрировать программу и базу данных (ст. 1262) и ввести режим коммерческой тайны в отношении методики скоринга.</w:t>
       </w:r>
     </w:p>
     <w:p>
@@ -10072,7 +10072,7 @@
           <w:i w:val="0"/>
           <w:sz w:val="28"/>
         </w:rPr>
-        <w:t xml:space="preserve"> Система работает с персональными данными заёмщиков, а также обрабатывает персональные данные заёмщиков и сведения из их кредитных историй. Банк как оператор обязан обеспечить их защиту по ст. 16 Закона № 149-ФЗ и ст. 19 Закона № 152-ФЗ.</w:t>
+        <w:t xml:space="preserve"> Система работает с персональными данными заёмщиков, а также обрабатывает персональные данные заёмщиков и сведения из их кредитных историй. Организация как оператор обязана обеспечить их защиту по ст. 16 Закона № 149-ФЗ и ст. 19 Закона № 152-ФЗ.</w:t>
       </w:r>
     </w:p>
     <w:p>
@@ -10083,7 +10083,7 @@
           <w:i w:val="0"/>
           <w:sz w:val="28"/>
         </w:rPr>
-        <w:t>Если эти меры не приняты, Банку грозят штрафы по ст. 13.11 и 13.12 КоАП РФ, иски клиентов о возмещении вреда, а виновным сотрудникам или злоумышленникам — уголовное преследование по ст. 183, 272 и 272.1 УК РФ. При этом согласно ч. 2 ст. 17 Закона № 149-ФЗ Банк, не обеспечивший конфиденциальность, не сможет взыскать убытки с нарушителя.</w:t>
+        <w:t>Если эти меры не приняты, Организации грозят штрафы по ст. 13.11 и 13.12 КоАП РФ, иски клиентов о возмещении вреда, а виновным сотрудникам или злоумышленникам — уголовное преследование по ст. 183, 272 и 272.1 УК РФ. При этом согласно ч. 2 ст. 17 Закона № 149-ФЗ Организация, не обеспечившая конфиденциальность, не сможет взыскать убытки с нарушителя.</w:t>
       </w:r>
     </w:p>
     <w:p>
